--- a/assets/Постановка задачи.docx
+++ b/assets/Постановка задачи.docx
@@ -1,6 +1,6 @@
 
 <file path=word/document.xml><?xml version="1.0" encoding="utf-8"?>
-<w:document xmlns:wpc="http://schemas.microsoft.com/office/word/2010/wordprocessingCanvas" xmlns:mc="http://schemas.openxmlformats.org/markup-compatibility/2006" xmlns:o="urn:schemas-microsoft-com:office:office" xmlns:r="http://schemas.openxmlformats.org/officeDocument/2006/relationships" xmlns:m="http://schemas.openxmlformats.org/officeDocument/2006/math" xmlns:v="urn:schemas-microsoft-com:vml" xmlns:wp14="http://schemas.microsoft.com/office/word/2010/wordprocessingDrawing" xmlns:wp="http://schemas.openxmlformats.org/drawingml/2006/wordprocessingDrawing" xmlns:w10="urn:schemas-microsoft-com:office:word" xmlns:w="http://schemas.openxmlformats.org/wordprocessingml/2006/main" xmlns:w14="http://schemas.microsoft.com/office/word/2010/wordml" xmlns:wpg="http://schemas.microsoft.com/office/word/2010/wordprocessingGroup" xmlns:wpi="http://schemas.microsoft.com/office/word/2010/wordprocessingInk" xmlns:wne="http://schemas.microsoft.com/office/word/2006/wordml" xmlns:wps="http://schemas.microsoft.com/office/word/2010/wordprocessingShape" mc:Ignorable="w14 wp14">
+<w:document xmlns:wpc="http://schemas.microsoft.com/office/word/2010/wordprocessingCanvas" xmlns:cx="http://schemas.microsoft.com/office/drawing/2014/chartex" xmlns:cx1="http://schemas.microsoft.com/office/drawing/2015/9/8/chartex" xmlns:mc="http://schemas.openxmlformats.org/markup-compatibility/2006" xmlns:o="urn:schemas-microsoft-com:office:office" xmlns:r="http://schemas.openxmlformats.org/officeDocument/2006/relationships" xmlns:m="http://schemas.openxmlformats.org/officeDocument/2006/math" xmlns:v="urn:schemas-microsoft-com:vml" xmlns:wp14="http://schemas.microsoft.com/office/word/2010/wordprocessingDrawing" xmlns:wp="http://schemas.openxmlformats.org/drawingml/2006/wordprocessingDrawing" xmlns:w10="urn:schemas-microsoft-com:office:word" xmlns:w="http://schemas.openxmlformats.org/wordprocessingml/2006/main" xmlns:w14="http://schemas.microsoft.com/office/word/2010/wordml" xmlns:w15="http://schemas.microsoft.com/office/word/2012/wordml" xmlns:w16se="http://schemas.microsoft.com/office/word/2015/wordml/symex" xmlns:wpg="http://schemas.microsoft.com/office/word/2010/wordprocessingGroup" xmlns:wpi="http://schemas.microsoft.com/office/word/2010/wordprocessingInk" xmlns:wne="http://schemas.microsoft.com/office/word/2006/wordml" xmlns:wps="http://schemas.microsoft.com/office/word/2010/wordprocessingShape" mc:Ignorable="w14 w15 w16se wp14">
   <w:body>
     <w:p>
       <w:pPr>
@@ -232,7 +232,7 @@
           <w:sz w:val="20"/>
           <w:szCs w:val="20"/>
         </w:rPr>
-        <w:t>ВЫБИРАТЬ</w:t>
+        <w:t>SELECT</w:t>
       </w:r>
     </w:p>
     <w:p>
@@ -258,7 +258,7 @@
           <w:sz w:val="20"/>
           <w:szCs w:val="20"/>
         </w:rPr>
-        <w:t>ПРИСОЕДИНИТЬСЯ</w:t>
+        <w:t>JOIN</w:t>
       </w:r>
     </w:p>
     <w:p>
@@ -284,7 +284,7 @@
           <w:sz w:val="20"/>
           <w:szCs w:val="20"/>
         </w:rPr>
-        <w:t>ГРУППИРОВАТЬ ПО</w:t>
+        <w:t>GROUP BY</w:t>
       </w:r>
     </w:p>
     <w:p>
@@ -301,7 +301,6 @@
           <w:color w:val="1F2328"/>
           <w:sz w:val="20"/>
           <w:szCs w:val="20"/>
-          <w:lang w:val="ru-RU"/>
         </w:rPr>
       </w:pPr>
       <w:r>
@@ -310,9 +309,8 @@
           <w:color w:val="1F2328"/>
           <w:sz w:val="20"/>
           <w:szCs w:val="20"/>
-          <w:lang w:val="ru-RU"/>
-        </w:rPr>
-        <w:t>Агрегированные данные (например, среднее значение, сумма)</w:t>
+        </w:rPr>
+        <w:t>Aggregations (e.g., average, sum)</w:t>
       </w:r>
     </w:p>
     <w:p>
@@ -331,7 +329,6 @@
           <w:szCs w:val="20"/>
         </w:rPr>
       </w:pPr>
-      <w:proofErr w:type="spellStart"/>
       <w:r>
         <w:rPr>
           <w:rFonts w:eastAsia="Times New Roman" w:cs="Segoe UI"/>
@@ -339,29 +336,8 @@
           <w:sz w:val="20"/>
           <w:szCs w:val="20"/>
         </w:rPr>
-        <w:t>Расширенные</w:t>
-      </w:r>
-      <w:proofErr w:type="spellEnd"/>
-      <w:r>
-        <w:rPr>
-          <w:rFonts w:eastAsia="Times New Roman" w:cs="Segoe UI"/>
-          <w:color w:val="1F2328"/>
-          <w:sz w:val="20"/>
-          <w:szCs w:val="20"/>
-        </w:rPr>
-        <w:t xml:space="preserve"> </w:t>
-      </w:r>
-      <w:proofErr w:type="spellStart"/>
-      <w:r>
-        <w:rPr>
-          <w:rFonts w:eastAsia="Times New Roman" w:cs="Segoe UI"/>
-          <w:color w:val="1F2328"/>
-          <w:sz w:val="20"/>
-          <w:szCs w:val="20"/>
-        </w:rPr>
-        <w:t>запросы</w:t>
-      </w:r>
-      <w:proofErr w:type="spellEnd"/>
+        <w:t>Advanced queries</w:t>
+      </w:r>
     </w:p>
     <w:p>
       <w:pPr>
@@ -544,29 +520,7 @@
           <w:szCs w:val="20"/>
           <w:lang w:val="ru-RU"/>
         </w:rPr>
-        <w:t xml:space="preserve">Извлечение и визуализация аналитических данных из </w:t>
-      </w:r>
-      <w:proofErr w:type="gramStart"/>
-      <w:r>
-        <w:rPr>
-          <w:rFonts w:eastAsia="Times New Roman" w:cs="Segoe UI"/>
-          <w:color w:val="1F2328"/>
-          <w:sz w:val="20"/>
-          <w:szCs w:val="20"/>
-          <w:lang w:val="ru-RU"/>
-        </w:rPr>
-        <w:t>наборов</w:t>
-      </w:r>
-      <w:proofErr w:type="gramEnd"/>
-      <w:r>
-        <w:rPr>
-          <w:rFonts w:eastAsia="Times New Roman" w:cs="Segoe UI"/>
-          <w:color w:val="1F2328"/>
-          <w:sz w:val="20"/>
-          <w:szCs w:val="20"/>
-          <w:lang w:val="ru-RU"/>
-        </w:rPr>
-        <w:t xml:space="preserve"> данных о доставке еды.</w:t>
+        <w:t>Извлечение и визуализация аналитических данных из наборов данных о доставке еды.</w:t>
       </w:r>
     </w:p>
     <w:p>
@@ -1033,7 +987,6 @@
         </w:rPr>
         <w:t>базы данных служб доставки еды на вынос</w:t>
       </w:r>
-      <w:proofErr w:type="gramStart"/>
       <w:r>
         <w:rPr>
           <w:rFonts w:eastAsia="Times New Roman" w:cs="Segoe UI"/>
@@ -1051,18 +1004,7 @@
           <w:szCs w:val="20"/>
           <w:lang w:val="ru-RU"/>
         </w:rPr>
-        <w:t>,</w:t>
-      </w:r>
-      <w:proofErr w:type="gramEnd"/>
-      <w:r>
-        <w:rPr>
-          <w:rFonts w:eastAsia="Times New Roman" w:cs="Segoe UI"/>
-          <w:color w:val="1F2328"/>
-          <w:sz w:val="20"/>
-          <w:szCs w:val="20"/>
-          <w:lang w:val="ru-RU"/>
-        </w:rPr>
-        <w:t xml:space="preserve"> при желании вы также можете использовать</w:t>
+        <w:t>, при желании вы также можете использовать</w:t>
       </w:r>
       <w:r>
         <w:rPr>
@@ -1347,7 +1289,6 @@
           <w:lang w:val="ru-RU"/>
         </w:rPr>
       </w:pPr>
-      <w:proofErr w:type="gramStart"/>
       <w:r>
         <w:rPr>
           <w:rFonts w:eastAsia="Times New Roman" w:cs="Segoe UI"/>
@@ -1358,7 +1299,6 @@
         </w:rPr>
         <w:t>Установить диапазоны, сделать разбивку на категории (напитки/еда, те в свою очередь еще детальнее: например, напитки: алкогольные, безалькогольные,... Еда: вегатарианская/веганская/обычная...</w:t>
       </w:r>
-      <w:proofErr w:type="gramEnd"/>
     </w:p>
     <w:p>
       <w:pPr>
@@ -1405,7 +1345,6 @@
           <w:lang w:val="ru-RU"/>
         </w:rPr>
       </w:pPr>
-      <w:proofErr w:type="gramStart"/>
       <w:r>
         <w:rPr>
           <w:rFonts w:eastAsia="Times New Roman" w:cs="Segoe UI"/>
@@ -1414,18 +1353,7 @@
           <w:szCs w:val="20"/>
           <w:lang w:val="ru-RU"/>
         </w:rPr>
-        <w:t>Какие</w:t>
-      </w:r>
-      <w:proofErr w:type="gramEnd"/>
-      <w:r>
-        <w:rPr>
-          <w:rFonts w:eastAsia="Times New Roman" w:cs="Segoe UI"/>
-          <w:color w:val="1F2328"/>
-          <w:sz w:val="20"/>
-          <w:szCs w:val="20"/>
-          <w:lang w:val="ru-RU"/>
-        </w:rPr>
-        <w:t xml:space="preserve"> 10 пиццерий входят в топ-10 по рейтингу?</w:t>
+        <w:t>Какие 10 пиццерий входят в топ-10 по рейтингу?</w:t>
       </w:r>
     </w:p>
     <w:p>
@@ -1477,29 +1405,7 @@
           <w:szCs w:val="20"/>
           <w:lang w:val="ru-RU"/>
         </w:rPr>
-        <w:t xml:space="preserve">Также ответьте на следующие вопросы </w:t>
-      </w:r>
-      <w:proofErr w:type="gramStart"/>
-      <w:r>
-        <w:rPr>
-          <w:rFonts w:eastAsia="Times New Roman" w:cs="Segoe UI"/>
-          <w:color w:val="1F2328"/>
-          <w:sz w:val="20"/>
-          <w:szCs w:val="20"/>
-          <w:lang w:val="ru-RU"/>
-        </w:rPr>
-        <w:t>более развернутого</w:t>
-      </w:r>
-      <w:proofErr w:type="gramEnd"/>
-      <w:r>
-        <w:rPr>
-          <w:rFonts w:eastAsia="Times New Roman" w:cs="Segoe UI"/>
-          <w:color w:val="1F2328"/>
-          <w:sz w:val="20"/>
-          <w:szCs w:val="20"/>
-          <w:lang w:val="ru-RU"/>
-        </w:rPr>
-        <w:t xml:space="preserve"> ответа:</w:t>
+        <w:t>Также ответьте на следующие вопросы более развернутого ответа:</w:t>
       </w:r>
     </w:p>
     <w:p>
@@ -1651,10 +1557,14 @@
           <w:szCs w:val="20"/>
           <w:lang w:val="ru-RU"/>
         </w:rPr>
-        <w:t xml:space="preserve">и 3 </w:t>
-      </w:r>
-      <w:proofErr w:type="gramStart"/>
-      <w:r>
+        <w:t>и 3 лучших ресторана, где подают хумус.</w:t>
+      </w:r>
+    </w:p>
+    <w:p>
+      <w:pPr>
+        <w:shd w:val="clear" w:color="auto" w:fill="FFFFFF"/>
+        <w:spacing w:after="60" w:line="240" w:lineRule="auto"/>
+        <w:contextualSpacing/>
         <w:rPr>
           <w:rFonts w:eastAsia="Times New Roman" w:cs="Segoe UI"/>
           <w:color w:val="1F2328"/>
@@ -1662,9 +1572,7 @@
           <w:szCs w:val="20"/>
           <w:lang w:val="ru-RU"/>
         </w:rPr>
-        <w:t>лучших</w:t>
-      </w:r>
-      <w:proofErr w:type="gramEnd"/>
+      </w:pPr>
       <w:r>
         <w:rPr>
           <w:rFonts w:eastAsia="Times New Roman" w:cs="Segoe UI"/>
@@ -1673,53 +1581,7 @@
           <w:szCs w:val="20"/>
           <w:lang w:val="ru-RU"/>
         </w:rPr>
-        <w:t xml:space="preserve"> ресторана, где подают хумус.</w:t>
-      </w:r>
-    </w:p>
-    <w:p>
-      <w:pPr>
-        <w:shd w:val="clear" w:color="auto" w:fill="FFFFFF"/>
-        <w:spacing w:after="60" w:line="240" w:lineRule="auto"/>
-        <w:contextualSpacing/>
-        <w:rPr>
-          <w:rFonts w:eastAsia="Times New Roman" w:cs="Segoe UI"/>
-          <w:color w:val="1F2328"/>
-          <w:sz w:val="20"/>
-          <w:szCs w:val="20"/>
-          <w:lang w:val="ru-RU"/>
-        </w:rPr>
-      </w:pPr>
-      <w:r>
-        <w:rPr>
-          <w:rFonts w:eastAsia="Times New Roman" w:cs="Segoe UI"/>
-          <w:color w:val="1F2328"/>
-          <w:sz w:val="20"/>
-          <w:szCs w:val="20"/>
-          <w:lang w:val="ru-RU"/>
-        </w:rPr>
-        <w:t xml:space="preserve">Придумайте как минимум 2 </w:t>
-      </w:r>
-      <w:proofErr w:type="gramStart"/>
-      <w:r>
-        <w:rPr>
-          <w:rFonts w:eastAsia="Times New Roman" w:cs="Segoe UI"/>
-          <w:color w:val="1F2328"/>
-          <w:sz w:val="20"/>
-          <w:szCs w:val="20"/>
-          <w:lang w:val="ru-RU"/>
-        </w:rPr>
-        <w:t>оригинальных</w:t>
-      </w:r>
-      <w:proofErr w:type="gramEnd"/>
-      <w:r>
-        <w:rPr>
-          <w:rFonts w:eastAsia="Times New Roman" w:cs="Segoe UI"/>
-          <w:color w:val="1F2328"/>
-          <w:sz w:val="20"/>
-          <w:szCs w:val="20"/>
-          <w:lang w:val="ru-RU"/>
-        </w:rPr>
-        <w:t xml:space="preserve"> вопроса!</w:t>
+        <w:t>Придумайте как минимум 2 оригинальных вопроса!</w:t>
       </w:r>
     </w:p>
     <w:p>
@@ -2373,7 +2235,7 @@
           <w:lang w:val="ru-RU"/>
         </w:rPr>
         <w:lastRenderedPageBreak/>
-        <w:t>В пятницу мы представим 5-6 проектов! Каждый докладчик ответит на вопрос «Расскажите о проекте, над которым вы работали», как если бы он рассказывал о нем на собеседовании, используя</w:t>
+        <w:t>Расскажите о проекте, над которым вы работали, как если бы он рассказывал о нем на собеседовании, используя</w:t>
       </w:r>
       <w:r>
         <w:rPr>
@@ -2384,7 +2246,7 @@
         </w:rPr>
         <w:t> </w:t>
       </w:r>
-      <w:hyperlink r:id="rId6" w:history="1">
+      <w:hyperlink r:id="rId5" w:history="1">
         <w:r>
           <w:rPr>
             <w:rFonts w:eastAsia="Times New Roman" w:cs="Segoe UI"/>
@@ -2863,7 +2725,7 @@
                     <pic:cNvPicPr/>
                   </pic:nvPicPr>
                   <pic:blipFill>
-                    <a:blip r:embed="rId7">
+                    <a:blip r:embed="rId6">
                       <a:extLst>
                         <a:ext uri="{28A0092B-C50C-407E-A947-70E740481C1C}">
                           <a14:useLocalDpi xmlns:a14="http://schemas.microsoft.com/office/drawing/2010/main" val="0"/>
@@ -2889,6 +2751,1279 @@
           </wp:inline>
         </w:drawing>
       </w:r>
+    </w:p>
+    <w:p>
+      <w:pPr>
+        <w:spacing w:after="60" w:line="240" w:lineRule="auto"/>
+        <w:contextualSpacing/>
+        <w:rPr>
+          <w:rFonts w:ascii="Arial" w:hAnsi="Arial" w:cs="Arial"/>
+          <w:color w:val="222222"/>
+          <w:shd w:val="clear" w:color="auto" w:fill="FFFFFF"/>
+        </w:rPr>
+      </w:pPr>
+    </w:p>
+    <w:p>
+      <w:pPr>
+        <w:spacing w:after="60" w:line="288" w:lineRule="auto"/>
+        <w:contextualSpacing/>
+        <w:rPr>
+          <w:rFonts w:cstheme="minorHAnsi"/>
+          <w:b/>
+          <w:sz w:val="20"/>
+          <w:szCs w:val="20"/>
+        </w:rPr>
+      </w:pPr>
+      <w:proofErr w:type="spellStart"/>
+      <w:r>
+        <w:rPr>
+          <w:rFonts w:cstheme="minorHAnsi"/>
+          <w:color w:val="222222"/>
+          <w:sz w:val="20"/>
+          <w:szCs w:val="20"/>
+          <w:shd w:val="clear" w:color="auto" w:fill="FFFFFF"/>
+        </w:rPr>
+        <w:t>restaurants.primarySlug</w:t>
+      </w:r>
+      <w:proofErr w:type="spellEnd"/>
+      <w:r>
+        <w:rPr>
+          <w:rFonts w:cstheme="minorHAnsi"/>
+          <w:color w:val="222222"/>
+          <w:sz w:val="20"/>
+          <w:szCs w:val="20"/>
+          <w:shd w:val="clear" w:color="auto" w:fill="FFFFFF"/>
+        </w:rPr>
+        <w:t xml:space="preserve"> (PK) </w:t>
+      </w:r>
+      <w:r>
+        <w:rPr>
+          <w:rFonts w:cstheme="minorHAnsi"/>
+          <w:color w:val="222222"/>
+          <w:sz w:val="20"/>
+          <w:szCs w:val="20"/>
+          <w:shd w:val="clear" w:color="auto" w:fill="FFFFFF"/>
+        </w:rPr>
+        <w:tab/>
+      </w:r>
+      <w:r>
+        <w:rPr>
+          <w:rFonts w:cstheme="minorHAnsi"/>
+          <w:color w:val="222222"/>
+          <w:sz w:val="20"/>
+          <w:szCs w:val="20"/>
+          <w:shd w:val="clear" w:color="auto" w:fill="FFFFFF"/>
+        </w:rPr>
+        <w:tab/>
+      </w:r>
+      <w:r>
+        <w:rPr>
+          <w:rFonts w:cstheme="minorHAnsi"/>
+          <w:color w:val="222222"/>
+          <w:sz w:val="20"/>
+          <w:szCs w:val="20"/>
+          <w:shd w:val="clear" w:color="auto" w:fill="FFFFFF"/>
+        </w:rPr>
+        <w:t xml:space="preserve">= </w:t>
+      </w:r>
+      <w:proofErr w:type="spellStart"/>
+      <w:r>
+        <w:rPr>
+          <w:rFonts w:cstheme="minorHAnsi"/>
+          <w:color w:val="222222"/>
+          <w:sz w:val="20"/>
+          <w:szCs w:val="20"/>
+          <w:shd w:val="clear" w:color="auto" w:fill="FFFFFF"/>
+        </w:rPr>
+        <w:t>locations_to_restaurants.restaurant_id</w:t>
+      </w:r>
+      <w:proofErr w:type="spellEnd"/>
+      <w:r>
+        <w:rPr>
+          <w:rFonts w:cstheme="minorHAnsi"/>
+          <w:color w:val="222222"/>
+          <w:sz w:val="20"/>
+          <w:szCs w:val="20"/>
+          <w:shd w:val="clear" w:color="auto" w:fill="FFFFFF"/>
+        </w:rPr>
+        <w:t xml:space="preserve"> (FK</w:t>
+      </w:r>
+      <w:proofErr w:type="gramStart"/>
+      <w:r>
+        <w:rPr>
+          <w:rFonts w:cstheme="minorHAnsi"/>
+          <w:color w:val="222222"/>
+          <w:sz w:val="20"/>
+          <w:szCs w:val="20"/>
+          <w:shd w:val="clear" w:color="auto" w:fill="FFFFFF"/>
+        </w:rPr>
+        <w:t>)</w:t>
+      </w:r>
+      <w:proofErr w:type="gramEnd"/>
+      <w:r>
+        <w:rPr>
+          <w:rFonts w:cstheme="minorHAnsi"/>
+          <w:color w:val="222222"/>
+          <w:sz w:val="20"/>
+          <w:szCs w:val="20"/>
+        </w:rPr>
+        <w:br/>
+      </w:r>
+      <w:r>
+        <w:rPr>
+          <w:rFonts w:cstheme="minorHAnsi"/>
+          <w:color w:val="222222"/>
+          <w:sz w:val="20"/>
+          <w:szCs w:val="20"/>
+          <w:shd w:val="clear" w:color="auto" w:fill="FFFFFF"/>
+        </w:rPr>
+        <w:t xml:space="preserve">locations.ID (PK) </w:t>
+      </w:r>
+      <w:r>
+        <w:rPr>
+          <w:rFonts w:cstheme="minorHAnsi"/>
+          <w:color w:val="222222"/>
+          <w:sz w:val="20"/>
+          <w:szCs w:val="20"/>
+          <w:shd w:val="clear" w:color="auto" w:fill="FFFFFF"/>
+        </w:rPr>
+        <w:tab/>
+      </w:r>
+      <w:r>
+        <w:rPr>
+          <w:rFonts w:cstheme="minorHAnsi"/>
+          <w:color w:val="222222"/>
+          <w:sz w:val="20"/>
+          <w:szCs w:val="20"/>
+          <w:shd w:val="clear" w:color="auto" w:fill="FFFFFF"/>
+        </w:rPr>
+        <w:tab/>
+      </w:r>
+      <w:r>
+        <w:rPr>
+          <w:rFonts w:cstheme="minorHAnsi"/>
+          <w:color w:val="222222"/>
+          <w:sz w:val="20"/>
+          <w:szCs w:val="20"/>
+          <w:shd w:val="clear" w:color="auto" w:fill="FFFFFF"/>
+        </w:rPr>
+        <w:tab/>
+      </w:r>
+      <w:r>
+        <w:rPr>
+          <w:rFonts w:cstheme="minorHAnsi"/>
+          <w:color w:val="222222"/>
+          <w:sz w:val="20"/>
+          <w:szCs w:val="20"/>
+          <w:shd w:val="clear" w:color="auto" w:fill="FFFFFF"/>
+        </w:rPr>
+        <w:tab/>
+      </w:r>
+      <w:r>
+        <w:rPr>
+          <w:rFonts w:cstheme="minorHAnsi"/>
+          <w:color w:val="222222"/>
+          <w:sz w:val="20"/>
+          <w:szCs w:val="20"/>
+          <w:shd w:val="clear" w:color="auto" w:fill="FFFFFF"/>
+        </w:rPr>
+        <w:t xml:space="preserve">= </w:t>
+      </w:r>
+      <w:proofErr w:type="spellStart"/>
+      <w:r>
+        <w:rPr>
+          <w:rFonts w:cstheme="minorHAnsi"/>
+          <w:color w:val="222222"/>
+          <w:sz w:val="20"/>
+          <w:szCs w:val="20"/>
+          <w:shd w:val="clear" w:color="auto" w:fill="FFFFFF"/>
+        </w:rPr>
+        <w:t>locations_to_restaurants.location_id</w:t>
+      </w:r>
+      <w:proofErr w:type="spellEnd"/>
+      <w:r>
+        <w:rPr>
+          <w:rFonts w:cstheme="minorHAnsi"/>
+          <w:color w:val="222222"/>
+          <w:sz w:val="20"/>
+          <w:szCs w:val="20"/>
+          <w:shd w:val="clear" w:color="auto" w:fill="FFFFFF"/>
+        </w:rPr>
+        <w:t xml:space="preserve"> (FK)</w:t>
+      </w:r>
+      <w:r>
+        <w:rPr>
+          <w:rFonts w:cstheme="minorHAnsi"/>
+          <w:color w:val="222222"/>
+          <w:sz w:val="20"/>
+          <w:szCs w:val="20"/>
+        </w:rPr>
+        <w:br/>
+      </w:r>
+      <w:proofErr w:type="spellStart"/>
+      <w:r>
+        <w:rPr>
+          <w:rFonts w:cstheme="minorHAnsi"/>
+          <w:color w:val="222222"/>
+          <w:sz w:val="20"/>
+          <w:szCs w:val="20"/>
+          <w:shd w:val="clear" w:color="auto" w:fill="FFFFFF"/>
+        </w:rPr>
+        <w:t>restaurants.primarySlug</w:t>
+      </w:r>
+      <w:proofErr w:type="spellEnd"/>
+      <w:r>
+        <w:rPr>
+          <w:rFonts w:cstheme="minorHAnsi"/>
+          <w:color w:val="222222"/>
+          <w:sz w:val="20"/>
+          <w:szCs w:val="20"/>
+          <w:shd w:val="clear" w:color="auto" w:fill="FFFFFF"/>
+        </w:rPr>
+        <w:t xml:space="preserve"> (PK) </w:t>
+      </w:r>
+      <w:r>
+        <w:rPr>
+          <w:rFonts w:cstheme="minorHAnsi"/>
+          <w:color w:val="222222"/>
+          <w:sz w:val="20"/>
+          <w:szCs w:val="20"/>
+          <w:shd w:val="clear" w:color="auto" w:fill="FFFFFF"/>
+        </w:rPr>
+        <w:tab/>
+      </w:r>
+      <w:r>
+        <w:rPr>
+          <w:rFonts w:cstheme="minorHAnsi"/>
+          <w:color w:val="222222"/>
+          <w:sz w:val="20"/>
+          <w:szCs w:val="20"/>
+          <w:shd w:val="clear" w:color="auto" w:fill="FFFFFF"/>
+        </w:rPr>
+        <w:tab/>
+      </w:r>
+      <w:r>
+        <w:rPr>
+          <w:rFonts w:cstheme="minorHAnsi"/>
+          <w:color w:val="222222"/>
+          <w:sz w:val="20"/>
+          <w:szCs w:val="20"/>
+          <w:shd w:val="clear" w:color="auto" w:fill="FFFFFF"/>
+        </w:rPr>
+        <w:t xml:space="preserve">= </w:t>
+      </w:r>
+      <w:proofErr w:type="spellStart"/>
+      <w:r>
+        <w:rPr>
+          <w:rFonts w:cstheme="minorHAnsi"/>
+          <w:color w:val="222222"/>
+          <w:sz w:val="20"/>
+          <w:szCs w:val="20"/>
+          <w:shd w:val="clear" w:color="auto" w:fill="FFFFFF"/>
+        </w:rPr>
+        <w:t>menuItems.primarySlug</w:t>
+      </w:r>
+      <w:proofErr w:type="spellEnd"/>
+      <w:r>
+        <w:rPr>
+          <w:rFonts w:cstheme="minorHAnsi"/>
+          <w:color w:val="222222"/>
+          <w:sz w:val="20"/>
+          <w:szCs w:val="20"/>
+          <w:shd w:val="clear" w:color="auto" w:fill="FFFFFF"/>
+        </w:rPr>
+        <w:t xml:space="preserve"> (PK)</w:t>
+      </w:r>
+      <w:r>
+        <w:rPr>
+          <w:rFonts w:cstheme="minorHAnsi"/>
+          <w:color w:val="222222"/>
+          <w:sz w:val="20"/>
+          <w:szCs w:val="20"/>
+        </w:rPr>
+        <w:br/>
+      </w:r>
+      <w:proofErr w:type="spellStart"/>
+      <w:r>
+        <w:rPr>
+          <w:rFonts w:cstheme="minorHAnsi"/>
+          <w:color w:val="222222"/>
+          <w:sz w:val="20"/>
+          <w:szCs w:val="20"/>
+          <w:shd w:val="clear" w:color="auto" w:fill="FFFFFF"/>
+        </w:rPr>
+        <w:t>cate</w:t>
+      </w:r>
+      <w:r>
+        <w:rPr>
+          <w:rFonts w:cstheme="minorHAnsi"/>
+          <w:color w:val="222222"/>
+          <w:sz w:val="20"/>
+          <w:szCs w:val="20"/>
+          <w:shd w:val="clear" w:color="auto" w:fill="FFFFFF"/>
+        </w:rPr>
+        <w:t>gories_restaurants.</w:t>
+      </w:r>
+      <w:r>
+        <w:rPr>
+          <w:rFonts w:cstheme="minorHAnsi"/>
+          <w:color w:val="222222"/>
+          <w:sz w:val="20"/>
+          <w:szCs w:val="20"/>
+          <w:shd w:val="clear" w:color="auto" w:fill="FFFFFF"/>
+        </w:rPr>
+        <w:t>restaurant_id</w:t>
+      </w:r>
+      <w:proofErr w:type="spellEnd"/>
+      <w:r>
+        <w:rPr>
+          <w:rFonts w:cstheme="minorHAnsi"/>
+          <w:color w:val="222222"/>
+          <w:sz w:val="20"/>
+          <w:szCs w:val="20"/>
+          <w:shd w:val="clear" w:color="auto" w:fill="FFFFFF"/>
+        </w:rPr>
+        <w:t>(PK)</w:t>
+      </w:r>
+      <w:r>
+        <w:rPr>
+          <w:rFonts w:cstheme="minorHAnsi"/>
+          <w:color w:val="222222"/>
+          <w:sz w:val="20"/>
+          <w:szCs w:val="20"/>
+          <w:shd w:val="clear" w:color="auto" w:fill="FFFFFF"/>
+        </w:rPr>
+        <w:tab/>
+      </w:r>
+      <w:r>
+        <w:rPr>
+          <w:rFonts w:cstheme="minorHAnsi"/>
+          <w:color w:val="222222"/>
+          <w:sz w:val="20"/>
+          <w:szCs w:val="20"/>
+          <w:shd w:val="clear" w:color="auto" w:fill="FFFFFF"/>
+        </w:rPr>
+        <w:t xml:space="preserve">= </w:t>
+      </w:r>
+      <w:proofErr w:type="spellStart"/>
+      <w:r>
+        <w:rPr>
+          <w:rFonts w:cstheme="minorHAnsi"/>
+          <w:color w:val="222222"/>
+          <w:sz w:val="20"/>
+          <w:szCs w:val="20"/>
+          <w:shd w:val="clear" w:color="auto" w:fill="FFFFFF"/>
+        </w:rPr>
+        <w:t>categories.restaurant_id</w:t>
+      </w:r>
+      <w:proofErr w:type="spellEnd"/>
+      <w:r>
+        <w:rPr>
+          <w:rFonts w:cstheme="minorHAnsi"/>
+          <w:color w:val="222222"/>
+          <w:sz w:val="20"/>
+          <w:szCs w:val="20"/>
+          <w:shd w:val="clear" w:color="auto" w:fill="FFFFFF"/>
+        </w:rPr>
+        <w:t xml:space="preserve"> (FK)</w:t>
+      </w:r>
+      <w:r>
+        <w:rPr>
+          <w:rFonts w:cstheme="minorHAnsi"/>
+          <w:color w:val="222222"/>
+          <w:sz w:val="20"/>
+          <w:szCs w:val="20"/>
+        </w:rPr>
+        <w:br/>
+      </w:r>
+      <w:proofErr w:type="spellStart"/>
+      <w:r>
+        <w:rPr>
+          <w:rFonts w:cstheme="minorHAnsi"/>
+          <w:color w:val="222222"/>
+          <w:sz w:val="20"/>
+          <w:szCs w:val="20"/>
+          <w:shd w:val="clear" w:color="auto" w:fill="FFFFFF"/>
+        </w:rPr>
+        <w:t>categories_restaurants.</w:t>
+      </w:r>
+      <w:r>
+        <w:rPr>
+          <w:rFonts w:cstheme="minorHAnsi"/>
+          <w:color w:val="222222"/>
+          <w:sz w:val="20"/>
+          <w:szCs w:val="20"/>
+          <w:shd w:val="clear" w:color="auto" w:fill="FFFFFF"/>
+        </w:rPr>
+        <w:t>restaurant_id</w:t>
+      </w:r>
+      <w:proofErr w:type="spellEnd"/>
+      <w:r>
+        <w:rPr>
+          <w:rFonts w:cstheme="minorHAnsi"/>
+          <w:color w:val="222222"/>
+          <w:sz w:val="20"/>
+          <w:szCs w:val="20"/>
+          <w:shd w:val="clear" w:color="auto" w:fill="FFFFFF"/>
+        </w:rPr>
+        <w:t xml:space="preserve">(PK) </w:t>
+      </w:r>
+      <w:r>
+        <w:rPr>
+          <w:rFonts w:cstheme="minorHAnsi"/>
+          <w:color w:val="222222"/>
+          <w:sz w:val="20"/>
+          <w:szCs w:val="20"/>
+          <w:shd w:val="clear" w:color="auto" w:fill="FFFFFF"/>
+        </w:rPr>
+        <w:tab/>
+      </w:r>
+      <w:r>
+        <w:rPr>
+          <w:rFonts w:cstheme="minorHAnsi"/>
+          <w:color w:val="222222"/>
+          <w:sz w:val="20"/>
+          <w:szCs w:val="20"/>
+          <w:shd w:val="clear" w:color="auto" w:fill="FFFFFF"/>
+        </w:rPr>
+        <w:t xml:space="preserve">= </w:t>
+      </w:r>
+      <w:proofErr w:type="spellStart"/>
+      <w:r>
+        <w:rPr>
+          <w:rFonts w:cstheme="minorHAnsi"/>
+          <w:color w:val="222222"/>
+          <w:sz w:val="20"/>
+          <w:szCs w:val="20"/>
+          <w:shd w:val="clear" w:color="auto" w:fill="FFFFFF"/>
+        </w:rPr>
+        <w:t>menuItems.primarySlug</w:t>
+      </w:r>
+      <w:proofErr w:type="spellEnd"/>
+      <w:r>
+        <w:rPr>
+          <w:rFonts w:cstheme="minorHAnsi"/>
+          <w:color w:val="222222"/>
+          <w:sz w:val="20"/>
+          <w:szCs w:val="20"/>
+          <w:shd w:val="clear" w:color="auto" w:fill="FFFFFF"/>
+        </w:rPr>
+        <w:t xml:space="preserve"> (PK)</w:t>
+      </w:r>
+      <w:r>
+        <w:rPr>
+          <w:rFonts w:cstheme="minorHAnsi"/>
+          <w:color w:val="222222"/>
+          <w:sz w:val="20"/>
+          <w:szCs w:val="20"/>
+        </w:rPr>
+        <w:br/>
+      </w:r>
+      <w:r>
+        <w:rPr>
+          <w:rFonts w:cstheme="minorHAnsi"/>
+          <w:color w:val="222222"/>
+          <w:sz w:val="20"/>
+          <w:szCs w:val="20"/>
+          <w:shd w:val="clear" w:color="auto" w:fill="FFFFFF"/>
+        </w:rPr>
+        <w:t>menuItems.id (PK) </w:t>
+      </w:r>
+      <w:r>
+        <w:rPr>
+          <w:rFonts w:cstheme="minorHAnsi"/>
+          <w:color w:val="222222"/>
+          <w:sz w:val="20"/>
+          <w:szCs w:val="20"/>
+          <w:shd w:val="clear" w:color="auto" w:fill="FFFFFF"/>
+        </w:rPr>
+        <w:tab/>
+      </w:r>
+      <w:r>
+        <w:rPr>
+          <w:rFonts w:cstheme="minorHAnsi"/>
+          <w:color w:val="222222"/>
+          <w:sz w:val="20"/>
+          <w:szCs w:val="20"/>
+          <w:shd w:val="clear" w:color="auto" w:fill="FFFFFF"/>
+        </w:rPr>
+        <w:tab/>
+      </w:r>
+      <w:r>
+        <w:rPr>
+          <w:rFonts w:cstheme="minorHAnsi"/>
+          <w:color w:val="222222"/>
+          <w:sz w:val="20"/>
+          <w:szCs w:val="20"/>
+          <w:shd w:val="clear" w:color="auto" w:fill="FFFFFF"/>
+        </w:rPr>
+        <w:tab/>
+      </w:r>
+      <w:r>
+        <w:rPr>
+          <w:rFonts w:cstheme="minorHAnsi"/>
+          <w:color w:val="222222"/>
+          <w:sz w:val="20"/>
+          <w:szCs w:val="20"/>
+          <w:shd w:val="clear" w:color="auto" w:fill="FFFFFF"/>
+        </w:rPr>
+        <w:t xml:space="preserve">= </w:t>
+      </w:r>
+      <w:proofErr w:type="spellStart"/>
+      <w:r>
+        <w:rPr>
+          <w:rFonts w:cstheme="minorHAnsi"/>
+          <w:color w:val="222222"/>
+          <w:sz w:val="20"/>
+          <w:szCs w:val="20"/>
+          <w:shd w:val="clear" w:color="auto" w:fill="FFFFFF"/>
+        </w:rPr>
+        <w:t>categories.item_id</w:t>
+      </w:r>
+      <w:proofErr w:type="spellEnd"/>
+      <w:r>
+        <w:rPr>
+          <w:rFonts w:cstheme="minorHAnsi"/>
+          <w:color w:val="222222"/>
+          <w:sz w:val="20"/>
+          <w:szCs w:val="20"/>
+          <w:shd w:val="clear" w:color="auto" w:fill="FFFFFF"/>
+        </w:rPr>
+        <w:t xml:space="preserve"> (FK)</w:t>
+      </w:r>
+    </w:p>
+    <w:tbl>
+      <w:tblPr>
+        <w:tblW w:w="0" w:type="dxa"/>
+        <w:tblBorders>
+          <w:top w:val="single" w:sz="6" w:space="0" w:color="CCCCCC"/>
+          <w:left w:val="single" w:sz="6" w:space="0" w:color="CCCCCC"/>
+          <w:bottom w:val="single" w:sz="6" w:space="0" w:color="CCCCCC"/>
+          <w:right w:val="single" w:sz="6" w:space="0" w:color="CCCCCC"/>
+          <w:insideH w:val="single" w:sz="6" w:space="0" w:color="CCCCCC"/>
+          <w:insideV w:val="single" w:sz="6" w:space="0" w:color="CCCCCC"/>
+        </w:tblBorders>
+        <w:tblCellMar>
+          <w:left w:w="0" w:type="dxa"/>
+          <w:right w:w="0" w:type="dxa"/>
+        </w:tblCellMar>
+        <w:tblLook w:val="04A0" w:firstRow="1" w:lastRow="0" w:firstColumn="1" w:lastColumn="0" w:noHBand="0" w:noVBand="1"/>
+      </w:tblPr>
+      <w:tblGrid>
+        <w:gridCol w:w="1536"/>
+        <w:gridCol w:w="3402"/>
+        <w:gridCol w:w="4646"/>
+      </w:tblGrid>
+      <w:tr>
+        <w:trPr>
+          <w:trHeight w:val="20"/>
+        </w:trPr>
+        <w:tc>
+          <w:tcPr>
+            <w:tcW w:w="0" w:type="auto"/>
+            <w:shd w:val="clear" w:color="auto" w:fill="BDD6EE" w:themeFill="accent1" w:themeFillTint="66"/>
+            <w:tcMar>
+              <w:top w:w="30" w:type="dxa"/>
+              <w:left w:w="45" w:type="dxa"/>
+              <w:bottom w:w="30" w:type="dxa"/>
+              <w:right w:w="45" w:type="dxa"/>
+            </w:tcMar>
+            <w:vAlign w:val="center"/>
+            <w:hideMark/>
+          </w:tcPr>
+          <w:p>
+            <w:pPr>
+              <w:spacing w:after="0" w:line="240" w:lineRule="auto"/>
+              <w:jc w:val="center"/>
+              <w:rPr>
+                <w:rFonts w:eastAsia="Times New Roman" w:cstheme="minorHAnsi"/>
+                <w:sz w:val="20"/>
+                <w:szCs w:val="20"/>
+              </w:rPr>
+            </w:pPr>
+            <w:proofErr w:type="spellStart"/>
+            <w:r>
+              <w:rPr>
+                <w:rFonts w:eastAsia="Times New Roman" w:cstheme="minorHAnsi"/>
+                <w:sz w:val="20"/>
+                <w:szCs w:val="20"/>
+              </w:rPr>
+              <w:t>Характеристика</w:t>
+            </w:r>
+            <w:proofErr w:type="spellEnd"/>
+          </w:p>
+        </w:tc>
+        <w:tc>
+          <w:tcPr>
+            <w:tcW w:w="0" w:type="auto"/>
+            <w:shd w:val="clear" w:color="auto" w:fill="BDD6EE" w:themeFill="accent1" w:themeFillTint="66"/>
+            <w:tcMar>
+              <w:top w:w="30" w:type="dxa"/>
+              <w:left w:w="45" w:type="dxa"/>
+              <w:bottom w:w="30" w:type="dxa"/>
+              <w:right w:w="45" w:type="dxa"/>
+            </w:tcMar>
+            <w:vAlign w:val="center"/>
+            <w:hideMark/>
+          </w:tcPr>
+          <w:p>
+            <w:pPr>
+              <w:spacing w:after="0" w:line="240" w:lineRule="auto"/>
+              <w:jc w:val="center"/>
+              <w:rPr>
+                <w:rFonts w:eastAsia="Times New Roman" w:cstheme="minorHAnsi"/>
+                <w:sz w:val="20"/>
+                <w:szCs w:val="20"/>
+              </w:rPr>
+            </w:pPr>
+            <w:r>
+              <w:rPr>
+                <w:rFonts w:eastAsia="Times New Roman" w:cstheme="minorHAnsi"/>
+                <w:sz w:val="20"/>
+                <w:szCs w:val="20"/>
+              </w:rPr>
+              <w:t>PK (Pr</w:t>
+            </w:r>
+            <w:bookmarkStart w:id="0" w:name="_GoBack"/>
+            <w:bookmarkEnd w:id="0"/>
+            <w:r>
+              <w:rPr>
+                <w:rFonts w:eastAsia="Times New Roman" w:cstheme="minorHAnsi"/>
+                <w:sz w:val="20"/>
+                <w:szCs w:val="20"/>
+              </w:rPr>
+              <w:t>imary Key)</w:t>
+            </w:r>
+          </w:p>
+        </w:tc>
+        <w:tc>
+          <w:tcPr>
+            <w:tcW w:w="0" w:type="auto"/>
+            <w:shd w:val="clear" w:color="auto" w:fill="BDD6EE" w:themeFill="accent1" w:themeFillTint="66"/>
+            <w:tcMar>
+              <w:top w:w="30" w:type="dxa"/>
+              <w:left w:w="0" w:type="dxa"/>
+              <w:bottom w:w="30" w:type="dxa"/>
+              <w:right w:w="0" w:type="dxa"/>
+            </w:tcMar>
+            <w:vAlign w:val="center"/>
+            <w:hideMark/>
+          </w:tcPr>
+          <w:p>
+            <w:pPr>
+              <w:spacing w:after="0" w:line="240" w:lineRule="auto"/>
+              <w:jc w:val="center"/>
+              <w:rPr>
+                <w:rFonts w:eastAsia="Times New Roman" w:cstheme="minorHAnsi"/>
+                <w:sz w:val="20"/>
+                <w:szCs w:val="20"/>
+              </w:rPr>
+            </w:pPr>
+            <w:r>
+              <w:rPr>
+                <w:rFonts w:eastAsia="Times New Roman" w:cstheme="minorHAnsi"/>
+                <w:sz w:val="20"/>
+                <w:szCs w:val="20"/>
+              </w:rPr>
+              <w:t>FK (Foreign Key)</w:t>
+            </w:r>
+          </w:p>
+        </w:tc>
+      </w:tr>
+      <w:tr>
+        <w:trPr>
+          <w:trHeight w:val="20"/>
+        </w:trPr>
+        <w:tc>
+          <w:tcPr>
+            <w:tcW w:w="0" w:type="auto"/>
+            <w:tcMar>
+              <w:top w:w="30" w:type="dxa"/>
+              <w:left w:w="45" w:type="dxa"/>
+              <w:bottom w:w="30" w:type="dxa"/>
+              <w:right w:w="45" w:type="dxa"/>
+            </w:tcMar>
+            <w:vAlign w:val="center"/>
+            <w:hideMark/>
+          </w:tcPr>
+          <w:p>
+            <w:pPr>
+              <w:spacing w:after="0" w:line="240" w:lineRule="auto"/>
+              <w:rPr>
+                <w:rFonts w:eastAsia="Times New Roman" w:cstheme="minorHAnsi"/>
+                <w:sz w:val="20"/>
+                <w:szCs w:val="20"/>
+              </w:rPr>
+            </w:pPr>
+            <w:proofErr w:type="spellStart"/>
+            <w:r>
+              <w:rPr>
+                <w:rFonts w:eastAsia="Times New Roman" w:cstheme="minorHAnsi"/>
+                <w:sz w:val="20"/>
+                <w:szCs w:val="20"/>
+              </w:rPr>
+              <w:t>Уникальность</w:t>
+            </w:r>
+            <w:proofErr w:type="spellEnd"/>
+          </w:p>
+        </w:tc>
+        <w:tc>
+          <w:tcPr>
+            <w:tcW w:w="0" w:type="auto"/>
+            <w:tcMar>
+              <w:top w:w="30" w:type="dxa"/>
+              <w:left w:w="45" w:type="dxa"/>
+              <w:bottom w:w="30" w:type="dxa"/>
+              <w:right w:w="45" w:type="dxa"/>
+            </w:tcMar>
+            <w:vAlign w:val="center"/>
+            <w:hideMark/>
+          </w:tcPr>
+          <w:p>
+            <w:pPr>
+              <w:spacing w:after="0" w:line="240" w:lineRule="auto"/>
+              <w:rPr>
+                <w:rFonts w:eastAsia="Times New Roman" w:cstheme="minorHAnsi"/>
+                <w:sz w:val="20"/>
+                <w:szCs w:val="20"/>
+                <w:lang w:val="ru-RU"/>
+              </w:rPr>
+            </w:pPr>
+            <w:r>
+              <w:rPr>
+                <w:rFonts w:eastAsia="Times New Roman" w:cstheme="minorHAnsi"/>
+                <w:sz w:val="20"/>
+                <w:szCs w:val="20"/>
+                <w:lang w:val="ru-RU"/>
+              </w:rPr>
+              <w:t>Строго уникален для каждой строки.</w:t>
+            </w:r>
+          </w:p>
+        </w:tc>
+        <w:tc>
+          <w:tcPr>
+            <w:tcW w:w="0" w:type="auto"/>
+            <w:tcMar>
+              <w:top w:w="30" w:type="dxa"/>
+              <w:left w:w="0" w:type="dxa"/>
+              <w:bottom w:w="30" w:type="dxa"/>
+              <w:right w:w="0" w:type="dxa"/>
+            </w:tcMar>
+            <w:vAlign w:val="center"/>
+            <w:hideMark/>
+          </w:tcPr>
+          <w:p>
+            <w:pPr>
+              <w:spacing w:after="0" w:line="240" w:lineRule="auto"/>
+              <w:rPr>
+                <w:rFonts w:eastAsia="Times New Roman" w:cstheme="minorHAnsi"/>
+                <w:sz w:val="20"/>
+                <w:szCs w:val="20"/>
+                <w:lang w:val="ru-RU"/>
+              </w:rPr>
+            </w:pPr>
+            <w:r>
+              <w:rPr>
+                <w:rFonts w:eastAsia="Times New Roman" w:cstheme="minorHAnsi"/>
+                <w:sz w:val="20"/>
+                <w:szCs w:val="20"/>
+                <w:lang w:val="ru-RU"/>
+              </w:rPr>
+              <w:t>Может повторяться (много блюд у одного ресторана).</w:t>
+            </w:r>
+          </w:p>
+        </w:tc>
+      </w:tr>
+      <w:tr>
+        <w:trPr>
+          <w:trHeight w:val="20"/>
+        </w:trPr>
+        <w:tc>
+          <w:tcPr>
+            <w:tcW w:w="0" w:type="auto"/>
+            <w:tcMar>
+              <w:top w:w="30" w:type="dxa"/>
+              <w:left w:w="45" w:type="dxa"/>
+              <w:bottom w:w="30" w:type="dxa"/>
+              <w:right w:w="45" w:type="dxa"/>
+            </w:tcMar>
+            <w:vAlign w:val="center"/>
+            <w:hideMark/>
+          </w:tcPr>
+          <w:p>
+            <w:pPr>
+              <w:spacing w:after="0" w:line="240" w:lineRule="auto"/>
+              <w:rPr>
+                <w:rFonts w:eastAsia="Times New Roman" w:cstheme="minorHAnsi"/>
+                <w:sz w:val="20"/>
+                <w:szCs w:val="20"/>
+              </w:rPr>
+            </w:pPr>
+            <w:proofErr w:type="spellStart"/>
+            <w:r>
+              <w:rPr>
+                <w:rFonts w:eastAsia="Times New Roman" w:cstheme="minorHAnsi"/>
+                <w:sz w:val="20"/>
+                <w:szCs w:val="20"/>
+              </w:rPr>
+              <w:t>Пустые</w:t>
+            </w:r>
+            <w:proofErr w:type="spellEnd"/>
+            <w:r>
+              <w:rPr>
+                <w:rFonts w:eastAsia="Times New Roman" w:cstheme="minorHAnsi"/>
+                <w:sz w:val="20"/>
+                <w:szCs w:val="20"/>
+              </w:rPr>
+              <w:t xml:space="preserve"> </w:t>
+            </w:r>
+            <w:proofErr w:type="spellStart"/>
+            <w:r>
+              <w:rPr>
+                <w:rFonts w:eastAsia="Times New Roman" w:cstheme="minorHAnsi"/>
+                <w:sz w:val="20"/>
+                <w:szCs w:val="20"/>
+              </w:rPr>
+              <w:t>значения</w:t>
+            </w:r>
+            <w:proofErr w:type="spellEnd"/>
+          </w:p>
+        </w:tc>
+        <w:tc>
+          <w:tcPr>
+            <w:tcW w:w="0" w:type="auto"/>
+            <w:tcMar>
+              <w:top w:w="30" w:type="dxa"/>
+              <w:left w:w="45" w:type="dxa"/>
+              <w:bottom w:w="30" w:type="dxa"/>
+              <w:right w:w="45" w:type="dxa"/>
+            </w:tcMar>
+            <w:vAlign w:val="center"/>
+            <w:hideMark/>
+          </w:tcPr>
+          <w:p>
+            <w:pPr>
+              <w:spacing w:after="0" w:line="240" w:lineRule="auto"/>
+              <w:rPr>
+                <w:rFonts w:eastAsia="Times New Roman" w:cstheme="minorHAnsi"/>
+                <w:sz w:val="20"/>
+                <w:szCs w:val="20"/>
+              </w:rPr>
+            </w:pPr>
+            <w:proofErr w:type="spellStart"/>
+            <w:r>
+              <w:rPr>
+                <w:rFonts w:eastAsia="Times New Roman" w:cstheme="minorHAnsi"/>
+                <w:sz w:val="20"/>
+                <w:szCs w:val="20"/>
+              </w:rPr>
+              <w:t>Не</w:t>
+            </w:r>
+            <w:proofErr w:type="spellEnd"/>
+            <w:r>
+              <w:rPr>
+                <w:rFonts w:eastAsia="Times New Roman" w:cstheme="minorHAnsi"/>
+                <w:sz w:val="20"/>
+                <w:szCs w:val="20"/>
+              </w:rPr>
+              <w:t xml:space="preserve"> </w:t>
+            </w:r>
+            <w:proofErr w:type="spellStart"/>
+            <w:r>
+              <w:rPr>
+                <w:rFonts w:eastAsia="Times New Roman" w:cstheme="minorHAnsi"/>
+                <w:sz w:val="20"/>
+                <w:szCs w:val="20"/>
+              </w:rPr>
+              <w:t>допускаются</w:t>
+            </w:r>
+            <w:proofErr w:type="spellEnd"/>
+            <w:r>
+              <w:rPr>
+                <w:rFonts w:eastAsia="Times New Roman" w:cstheme="minorHAnsi"/>
+                <w:sz w:val="20"/>
+                <w:szCs w:val="20"/>
+              </w:rPr>
+              <w:t xml:space="preserve"> (NOT NULL).</w:t>
+            </w:r>
+          </w:p>
+        </w:tc>
+        <w:tc>
+          <w:tcPr>
+            <w:tcW w:w="0" w:type="auto"/>
+            <w:tcMar>
+              <w:top w:w="30" w:type="dxa"/>
+              <w:left w:w="0" w:type="dxa"/>
+              <w:bottom w:w="30" w:type="dxa"/>
+              <w:right w:w="0" w:type="dxa"/>
+            </w:tcMar>
+            <w:vAlign w:val="center"/>
+            <w:hideMark/>
+          </w:tcPr>
+          <w:p>
+            <w:pPr>
+              <w:spacing w:after="0" w:line="240" w:lineRule="auto"/>
+              <w:rPr>
+                <w:rFonts w:eastAsia="Times New Roman" w:cstheme="minorHAnsi"/>
+                <w:sz w:val="20"/>
+                <w:szCs w:val="20"/>
+                <w:lang w:val="ru-RU"/>
+              </w:rPr>
+            </w:pPr>
+            <w:r>
+              <w:rPr>
+                <w:rFonts w:eastAsia="Times New Roman" w:cstheme="minorHAnsi"/>
+                <w:sz w:val="20"/>
+                <w:szCs w:val="20"/>
+                <w:lang w:val="ru-RU"/>
+              </w:rPr>
+              <w:t>Могут допускаться (зависит от настроек базы).</w:t>
+            </w:r>
+          </w:p>
+        </w:tc>
+      </w:tr>
+      <w:tr>
+        <w:trPr>
+          <w:trHeight w:val="20"/>
+        </w:trPr>
+        <w:tc>
+          <w:tcPr>
+            <w:tcW w:w="0" w:type="auto"/>
+            <w:tcMar>
+              <w:top w:w="30" w:type="dxa"/>
+              <w:left w:w="45" w:type="dxa"/>
+              <w:bottom w:w="30" w:type="dxa"/>
+              <w:right w:w="45" w:type="dxa"/>
+            </w:tcMar>
+            <w:vAlign w:val="center"/>
+            <w:hideMark/>
+          </w:tcPr>
+          <w:p>
+            <w:pPr>
+              <w:spacing w:after="0" w:line="240" w:lineRule="auto"/>
+              <w:rPr>
+                <w:rFonts w:eastAsia="Times New Roman" w:cstheme="minorHAnsi"/>
+                <w:sz w:val="20"/>
+                <w:szCs w:val="20"/>
+              </w:rPr>
+            </w:pPr>
+            <w:proofErr w:type="spellStart"/>
+            <w:r>
+              <w:rPr>
+                <w:rFonts w:eastAsia="Times New Roman" w:cstheme="minorHAnsi"/>
+                <w:sz w:val="20"/>
+                <w:szCs w:val="20"/>
+              </w:rPr>
+              <w:t>Количество</w:t>
+            </w:r>
+            <w:proofErr w:type="spellEnd"/>
+          </w:p>
+        </w:tc>
+        <w:tc>
+          <w:tcPr>
+            <w:tcW w:w="0" w:type="auto"/>
+            <w:tcMar>
+              <w:top w:w="30" w:type="dxa"/>
+              <w:left w:w="45" w:type="dxa"/>
+              <w:bottom w:w="30" w:type="dxa"/>
+              <w:right w:w="45" w:type="dxa"/>
+            </w:tcMar>
+            <w:vAlign w:val="center"/>
+            <w:hideMark/>
+          </w:tcPr>
+          <w:p>
+            <w:pPr>
+              <w:spacing w:after="0" w:line="240" w:lineRule="auto"/>
+              <w:rPr>
+                <w:rFonts w:eastAsia="Times New Roman" w:cstheme="minorHAnsi"/>
+                <w:sz w:val="20"/>
+                <w:szCs w:val="20"/>
+                <w:lang w:val="ru-RU"/>
+              </w:rPr>
+            </w:pPr>
+            <w:r>
+              <w:rPr>
+                <w:rFonts w:eastAsia="Times New Roman" w:cstheme="minorHAnsi"/>
+                <w:sz w:val="20"/>
+                <w:szCs w:val="20"/>
+                <w:lang w:val="ru-RU"/>
+              </w:rPr>
+              <w:t xml:space="preserve">В таблице может быть только один </w:t>
+            </w:r>
+            <w:r>
+              <w:rPr>
+                <w:rFonts w:eastAsia="Times New Roman" w:cstheme="minorHAnsi"/>
+                <w:sz w:val="20"/>
+                <w:szCs w:val="20"/>
+              </w:rPr>
+              <w:t>PK</w:t>
+            </w:r>
+            <w:r>
+              <w:rPr>
+                <w:rFonts w:eastAsia="Times New Roman" w:cstheme="minorHAnsi"/>
+                <w:sz w:val="20"/>
+                <w:szCs w:val="20"/>
+                <w:lang w:val="ru-RU"/>
+              </w:rPr>
+              <w:t>.</w:t>
+            </w:r>
+          </w:p>
+        </w:tc>
+        <w:tc>
+          <w:tcPr>
+            <w:tcW w:w="0" w:type="auto"/>
+            <w:tcMar>
+              <w:top w:w="30" w:type="dxa"/>
+              <w:left w:w="0" w:type="dxa"/>
+              <w:bottom w:w="30" w:type="dxa"/>
+              <w:right w:w="0" w:type="dxa"/>
+            </w:tcMar>
+            <w:vAlign w:val="center"/>
+            <w:hideMark/>
+          </w:tcPr>
+          <w:p>
+            <w:pPr>
+              <w:spacing w:after="0" w:line="240" w:lineRule="auto"/>
+              <w:rPr>
+                <w:rFonts w:eastAsia="Times New Roman" w:cstheme="minorHAnsi"/>
+                <w:sz w:val="20"/>
+                <w:szCs w:val="20"/>
+                <w:lang w:val="ru-RU"/>
+              </w:rPr>
+            </w:pPr>
+            <w:r>
+              <w:rPr>
+                <w:rFonts w:eastAsia="Times New Roman" w:cstheme="minorHAnsi"/>
+                <w:sz w:val="20"/>
+                <w:szCs w:val="20"/>
+                <w:lang w:val="ru-RU"/>
+              </w:rPr>
+              <w:t xml:space="preserve">В таблице может быть много разных </w:t>
+            </w:r>
+            <w:r>
+              <w:rPr>
+                <w:rFonts w:eastAsia="Times New Roman" w:cstheme="minorHAnsi"/>
+                <w:sz w:val="20"/>
+                <w:szCs w:val="20"/>
+              </w:rPr>
+              <w:t>FK</w:t>
+            </w:r>
+            <w:r>
+              <w:rPr>
+                <w:rFonts w:eastAsia="Times New Roman" w:cstheme="minorHAnsi"/>
+                <w:sz w:val="20"/>
+                <w:szCs w:val="20"/>
+                <w:lang w:val="ru-RU"/>
+              </w:rPr>
+              <w:t>.</w:t>
+            </w:r>
+          </w:p>
+        </w:tc>
+      </w:tr>
+      <w:tr>
+        <w:trPr>
+          <w:trHeight w:val="20"/>
+        </w:trPr>
+        <w:tc>
+          <w:tcPr>
+            <w:tcW w:w="0" w:type="auto"/>
+            <w:tcMar>
+              <w:top w:w="30" w:type="dxa"/>
+              <w:left w:w="45" w:type="dxa"/>
+              <w:bottom w:w="30" w:type="dxa"/>
+              <w:right w:w="45" w:type="dxa"/>
+            </w:tcMar>
+            <w:vAlign w:val="center"/>
+            <w:hideMark/>
+          </w:tcPr>
+          <w:p>
+            <w:pPr>
+              <w:spacing w:after="0" w:line="240" w:lineRule="auto"/>
+              <w:rPr>
+                <w:rFonts w:eastAsia="Times New Roman" w:cstheme="minorHAnsi"/>
+                <w:sz w:val="20"/>
+                <w:szCs w:val="20"/>
+              </w:rPr>
+            </w:pPr>
+            <w:proofErr w:type="spellStart"/>
+            <w:r>
+              <w:rPr>
+                <w:rFonts w:eastAsia="Times New Roman" w:cstheme="minorHAnsi"/>
+                <w:sz w:val="20"/>
+                <w:szCs w:val="20"/>
+              </w:rPr>
+              <w:t>Цель</w:t>
+            </w:r>
+            <w:proofErr w:type="spellEnd"/>
+          </w:p>
+        </w:tc>
+        <w:tc>
+          <w:tcPr>
+            <w:tcW w:w="0" w:type="auto"/>
+            <w:tcMar>
+              <w:top w:w="30" w:type="dxa"/>
+              <w:left w:w="45" w:type="dxa"/>
+              <w:bottom w:w="30" w:type="dxa"/>
+              <w:right w:w="45" w:type="dxa"/>
+            </w:tcMar>
+            <w:vAlign w:val="center"/>
+            <w:hideMark/>
+          </w:tcPr>
+          <w:p>
+            <w:pPr>
+              <w:spacing w:after="0" w:line="240" w:lineRule="auto"/>
+              <w:rPr>
+                <w:rFonts w:eastAsia="Times New Roman" w:cstheme="minorHAnsi"/>
+                <w:sz w:val="20"/>
+                <w:szCs w:val="20"/>
+              </w:rPr>
+            </w:pPr>
+            <w:proofErr w:type="spellStart"/>
+            <w:r>
+              <w:rPr>
+                <w:rFonts w:eastAsia="Times New Roman" w:cstheme="minorHAnsi"/>
+                <w:sz w:val="20"/>
+                <w:szCs w:val="20"/>
+              </w:rPr>
+              <w:t>Идентификация</w:t>
+            </w:r>
+            <w:proofErr w:type="spellEnd"/>
+            <w:r>
+              <w:rPr>
+                <w:rFonts w:eastAsia="Times New Roman" w:cstheme="minorHAnsi"/>
+                <w:sz w:val="20"/>
+                <w:szCs w:val="20"/>
+              </w:rPr>
+              <w:t xml:space="preserve"> </w:t>
+            </w:r>
+            <w:proofErr w:type="spellStart"/>
+            <w:r>
+              <w:rPr>
+                <w:rFonts w:eastAsia="Times New Roman" w:cstheme="minorHAnsi"/>
+                <w:sz w:val="20"/>
+                <w:szCs w:val="20"/>
+              </w:rPr>
+              <w:t>записи</w:t>
+            </w:r>
+            <w:proofErr w:type="spellEnd"/>
+            <w:r>
+              <w:rPr>
+                <w:rFonts w:eastAsia="Times New Roman" w:cstheme="minorHAnsi"/>
+                <w:sz w:val="20"/>
+                <w:szCs w:val="20"/>
+              </w:rPr>
+              <w:t>.</w:t>
+            </w:r>
+          </w:p>
+        </w:tc>
+        <w:tc>
+          <w:tcPr>
+            <w:tcW w:w="0" w:type="auto"/>
+            <w:tcMar>
+              <w:top w:w="30" w:type="dxa"/>
+              <w:left w:w="0" w:type="dxa"/>
+              <w:bottom w:w="30" w:type="dxa"/>
+              <w:right w:w="0" w:type="dxa"/>
+            </w:tcMar>
+            <w:vAlign w:val="center"/>
+            <w:hideMark/>
+          </w:tcPr>
+          <w:p>
+            <w:pPr>
+              <w:spacing w:after="0" w:line="240" w:lineRule="auto"/>
+              <w:rPr>
+                <w:rFonts w:eastAsia="Times New Roman" w:cstheme="minorHAnsi"/>
+                <w:sz w:val="20"/>
+                <w:szCs w:val="20"/>
+              </w:rPr>
+            </w:pPr>
+            <w:proofErr w:type="spellStart"/>
+            <w:r>
+              <w:rPr>
+                <w:rFonts w:eastAsia="Times New Roman" w:cstheme="minorHAnsi"/>
+                <w:sz w:val="20"/>
+                <w:szCs w:val="20"/>
+              </w:rPr>
+              <w:t>Связывание</w:t>
+            </w:r>
+            <w:proofErr w:type="spellEnd"/>
+            <w:r>
+              <w:rPr>
+                <w:rFonts w:eastAsia="Times New Roman" w:cstheme="minorHAnsi"/>
+                <w:sz w:val="20"/>
+                <w:szCs w:val="20"/>
+              </w:rPr>
+              <w:t xml:space="preserve"> </w:t>
+            </w:r>
+            <w:proofErr w:type="spellStart"/>
+            <w:r>
+              <w:rPr>
+                <w:rFonts w:eastAsia="Times New Roman" w:cstheme="minorHAnsi"/>
+                <w:sz w:val="20"/>
+                <w:szCs w:val="20"/>
+              </w:rPr>
+              <w:t>таблиц</w:t>
+            </w:r>
+            <w:proofErr w:type="spellEnd"/>
+            <w:r>
+              <w:rPr>
+                <w:rFonts w:eastAsia="Times New Roman" w:cstheme="minorHAnsi"/>
+                <w:sz w:val="20"/>
+                <w:szCs w:val="20"/>
+              </w:rPr>
+              <w:t xml:space="preserve"> </w:t>
+            </w:r>
+            <w:proofErr w:type="spellStart"/>
+            <w:r>
+              <w:rPr>
+                <w:rFonts w:eastAsia="Times New Roman" w:cstheme="minorHAnsi"/>
+                <w:sz w:val="20"/>
+                <w:szCs w:val="20"/>
+              </w:rPr>
+              <w:t>между</w:t>
+            </w:r>
+            <w:proofErr w:type="spellEnd"/>
+            <w:r>
+              <w:rPr>
+                <w:rFonts w:eastAsia="Times New Roman" w:cstheme="minorHAnsi"/>
+                <w:sz w:val="20"/>
+                <w:szCs w:val="20"/>
+              </w:rPr>
+              <w:t xml:space="preserve"> </w:t>
+            </w:r>
+            <w:proofErr w:type="spellStart"/>
+            <w:r>
+              <w:rPr>
+                <w:rFonts w:eastAsia="Times New Roman" w:cstheme="minorHAnsi"/>
+                <w:sz w:val="20"/>
+                <w:szCs w:val="20"/>
+              </w:rPr>
+              <w:t>собой</w:t>
+            </w:r>
+            <w:proofErr w:type="spellEnd"/>
+            <w:r>
+              <w:rPr>
+                <w:rFonts w:eastAsia="Times New Roman" w:cstheme="minorHAnsi"/>
+                <w:sz w:val="20"/>
+                <w:szCs w:val="20"/>
+              </w:rPr>
+              <w:t>.</w:t>
+            </w:r>
+          </w:p>
+        </w:tc>
+      </w:tr>
+    </w:tbl>
+    <w:p>
+      <w:pPr>
+        <w:spacing w:after="60" w:line="240" w:lineRule="auto"/>
+        <w:contextualSpacing/>
+        <w:rPr>
+          <w:b/>
+          <w:sz w:val="28"/>
+          <w:szCs w:val="20"/>
+          <w:lang w:val="ru-RU"/>
+        </w:rPr>
+      </w:pPr>
     </w:p>
     <w:tbl>
       <w:tblPr>
@@ -4616,6 +5751,7 @@
                 <w:sz w:val="18"/>
                 <w:szCs w:val="18"/>
               </w:rPr>
+              <w:lastRenderedPageBreak/>
               <w:t>restaurants</w:t>
             </w:r>
           </w:p>
@@ -8784,7 +9920,6 @@
                 <w:sz w:val="18"/>
                 <w:szCs w:val="18"/>
               </w:rPr>
-              <w:lastRenderedPageBreak/>
               <w:t>locations</w:t>
             </w:r>
           </w:p>
@@ -12284,7 +13419,7 @@
     </w:p>
     <w:p>
       <w:pPr>
-        <w:pStyle w:val="a6"/>
+        <w:pStyle w:val="ListParagraph"/>
         <w:numPr>
           <w:ilvl w:val="0"/>
           <w:numId w:val="16"/>
@@ -12303,7 +13438,7 @@
     </w:p>
     <w:p>
       <w:pPr>
-        <w:pStyle w:val="a6"/>
+        <w:pStyle w:val="ListParagraph"/>
         <w:numPr>
           <w:ilvl w:val="0"/>
           <w:numId w:val="16"/>
@@ -12322,7 +13457,7 @@
     </w:p>
     <w:p>
       <w:pPr>
-        <w:pStyle w:val="a6"/>
+        <w:pStyle w:val="ListParagraph"/>
         <w:numPr>
           <w:ilvl w:val="0"/>
           <w:numId w:val="16"/>
@@ -12341,7 +13476,7 @@
     </w:p>
     <w:p>
       <w:pPr>
-        <w:pStyle w:val="a6"/>
+        <w:pStyle w:val="ListParagraph"/>
         <w:numPr>
           <w:ilvl w:val="0"/>
           <w:numId w:val="16"/>
@@ -12417,7 +13552,7 @@
     </w:p>
     <w:p>
       <w:pPr>
-        <w:pStyle w:val="a6"/>
+        <w:pStyle w:val="ListParagraph"/>
         <w:numPr>
           <w:ilvl w:val="0"/>
           <w:numId w:val="17"/>
@@ -12458,7 +13593,7 @@
     </w:p>
     <w:p>
       <w:pPr>
-        <w:pStyle w:val="a6"/>
+        <w:pStyle w:val="ListParagraph"/>
         <w:numPr>
           <w:ilvl w:val="0"/>
           <w:numId w:val="17"/>
@@ -12499,7 +13634,7 @@
     </w:p>
     <w:p>
       <w:pPr>
-        <w:pStyle w:val="a6"/>
+        <w:pStyle w:val="ListParagraph"/>
         <w:numPr>
           <w:ilvl w:val="0"/>
           <w:numId w:val="17"/>
@@ -12554,7 +13689,7 @@
     </w:p>
     <w:p>
       <w:pPr>
-        <w:pStyle w:val="a6"/>
+        <w:pStyle w:val="ListParagraph"/>
         <w:numPr>
           <w:ilvl w:val="0"/>
           <w:numId w:val="17"/>
@@ -12605,7 +13740,7 @@
     </w:p>
     <w:p>
       <w:pPr>
-        <w:pStyle w:val="a6"/>
+        <w:pStyle w:val="ListParagraph"/>
         <w:numPr>
           <w:ilvl w:val="0"/>
           <w:numId w:val="17"/>
@@ -12687,7 +13822,7 @@
     </w:p>
     <w:p>
       <w:pPr>
-        <w:pStyle w:val="a6"/>
+        <w:pStyle w:val="ListParagraph"/>
         <w:numPr>
           <w:ilvl w:val="0"/>
           <w:numId w:val="18"/>
@@ -12712,7 +13847,7 @@
     </w:p>
     <w:p>
       <w:pPr>
-        <w:pStyle w:val="a6"/>
+        <w:pStyle w:val="ListParagraph"/>
         <w:numPr>
           <w:ilvl w:val="0"/>
           <w:numId w:val="18"/>
@@ -12772,7 +13907,7 @@
     </w:p>
     <w:p>
       <w:pPr>
-        <w:pStyle w:val="a6"/>
+        <w:pStyle w:val="ListParagraph"/>
         <w:numPr>
           <w:ilvl w:val="0"/>
           <w:numId w:val="18"/>
@@ -12793,7 +13928,7 @@
     </w:p>
     <w:p>
       <w:pPr>
-        <w:pStyle w:val="a6"/>
+        <w:pStyle w:val="ListParagraph"/>
         <w:numPr>
           <w:ilvl w:val="0"/>
           <w:numId w:val="18"/>
@@ -12905,7 +14040,6 @@
         </w:rPr>
       </w:pPr>
       <w:proofErr w:type="spellStart"/>
-      <w:proofErr w:type="gramStart"/>
       <w:r>
         <w:rPr>
           <w:rFonts w:eastAsia="Times New Roman" w:cs="Times New Roman"/>
@@ -12961,7 +14095,6 @@
         </w:rPr>
         <w:t>.</w:t>
       </w:r>
-      <w:proofErr w:type="gramEnd"/>
     </w:p>
     <w:p>
       <w:pPr>
@@ -13087,7 +14220,6 @@
         <w:contextualSpacing/>
         <w:rPr>
           <w:rFonts w:eastAsia="Times New Roman" w:cs="Times New Roman"/>
-          <w:lang w:val="ru-RU"/>
         </w:rPr>
       </w:pPr>
       <w:r>
@@ -13097,12 +14229,20 @@
           <w:bCs/>
           <w:lang w:val="ru-RU"/>
         </w:rPr>
-        <w:t>Атрибуты:</w:t>
+        <w:lastRenderedPageBreak/>
+        <w:t>Атрибуты</w:t>
       </w:r>
       <w:r>
         <w:rPr>
           <w:rFonts w:eastAsia="Times New Roman" w:cs="Times New Roman"/>
-          <w:lang w:val="ru-RU"/>
+          <w:b/>
+          <w:bCs/>
+        </w:rPr>
+        <w:t>:</w:t>
+      </w:r>
+      <w:r>
+        <w:rPr>
+          <w:rFonts w:eastAsia="Times New Roman" w:cs="Times New Roman"/>
         </w:rPr>
         <w:t xml:space="preserve"> </w:t>
       </w:r>
@@ -13115,7 +14255,6 @@
       <w:r>
         <w:rPr>
           <w:rFonts w:eastAsia="Times New Roman" w:cs="Times New Roman"/>
-          <w:lang w:val="ru-RU"/>
         </w:rPr>
         <w:t xml:space="preserve">, </w:t>
       </w:r>
@@ -13128,7 +14267,6 @@
       <w:r>
         <w:rPr>
           <w:rFonts w:eastAsia="Times New Roman" w:cs="Times New Roman"/>
-          <w:lang w:val="ru-RU"/>
         </w:rPr>
         <w:t xml:space="preserve">, </w:t>
       </w:r>
@@ -13141,9 +14279,21 @@
       <w:r>
         <w:rPr>
           <w:rFonts w:eastAsia="Times New Roman" w:cs="Times New Roman"/>
-          <w:lang w:val="ru-RU"/>
-        </w:rPr>
-        <w:t xml:space="preserve"> (цена), </w:t>
+        </w:rPr>
+        <w:t xml:space="preserve"> (</w:t>
+      </w:r>
+      <w:r>
+        <w:rPr>
+          <w:rFonts w:eastAsia="Times New Roman" w:cs="Times New Roman"/>
+          <w:lang w:val="ru-RU"/>
+        </w:rPr>
+        <w:t>цена</w:t>
+      </w:r>
+      <w:r>
+        <w:rPr>
+          <w:rFonts w:eastAsia="Times New Roman" w:cs="Times New Roman"/>
+        </w:rPr>
+        <w:t xml:space="preserve">), </w:t>
       </w:r>
       <w:proofErr w:type="spellStart"/>
       <w:r>
@@ -13156,9 +14306,21 @@
       <w:r>
         <w:rPr>
           <w:rFonts w:eastAsia="Times New Roman" w:cs="Times New Roman"/>
-          <w:lang w:val="ru-RU"/>
-        </w:rPr>
-        <w:t xml:space="preserve"> (алкоголь), </w:t>
+        </w:rPr>
+        <w:t xml:space="preserve"> (</w:t>
+      </w:r>
+      <w:r>
+        <w:rPr>
+          <w:rFonts w:eastAsia="Times New Roman" w:cs="Times New Roman"/>
+          <w:lang w:val="ru-RU"/>
+        </w:rPr>
+        <w:t>алкоголь</w:t>
+      </w:r>
+      <w:r>
+        <w:rPr>
+          <w:rFonts w:eastAsia="Times New Roman" w:cs="Times New Roman"/>
+        </w:rPr>
+        <w:t xml:space="preserve">), </w:t>
       </w:r>
       <w:proofErr w:type="spellStart"/>
       <w:r>
@@ -13171,9 +14333,21 @@
       <w:r>
         <w:rPr>
           <w:rFonts w:eastAsia="Times New Roman" w:cs="Times New Roman"/>
-          <w:lang w:val="ru-RU"/>
-        </w:rPr>
-        <w:t xml:space="preserve"> (кофеин).</w:t>
+        </w:rPr>
+        <w:t xml:space="preserve"> (</w:t>
+      </w:r>
+      <w:r>
+        <w:rPr>
+          <w:rFonts w:eastAsia="Times New Roman" w:cs="Times New Roman"/>
+          <w:lang w:val="ru-RU"/>
+        </w:rPr>
+        <w:t>кофеин</w:t>
+      </w:r>
+      <w:r>
+        <w:rPr>
+          <w:rFonts w:eastAsia="Times New Roman" w:cs="Times New Roman"/>
+        </w:rPr>
+        <w:t>).</w:t>
       </w:r>
     </w:p>
     <w:p>
@@ -13769,7 +14943,6 @@
           <w:b/>
           <w:bCs/>
         </w:rPr>
-        <w:lastRenderedPageBreak/>
         <w:t>locations</w:t>
       </w:r>
       <w:r>
@@ -14513,7 +15686,7 @@
                     <pic:cNvPicPr/>
                   </pic:nvPicPr>
                   <pic:blipFill>
-                    <a:blip r:embed="rId8">
+                    <a:blip r:embed="rId7">
                       <a:extLst>
                         <a:ext uri="{28A0092B-C50C-407E-A947-70E740481C1C}">
                           <a14:useLocalDpi xmlns:a14="http://schemas.microsoft.com/office/drawing/2010/main" val="0"/>
@@ -14931,25 +16104,7 @@
           <w:szCs w:val="20"/>
           <w:lang w:val="ru-RU"/>
         </w:rPr>
-        <w:t xml:space="preserve">На </w:t>
-      </w:r>
-      <w:proofErr w:type="gramStart"/>
-      <w:r>
-        <w:rPr>
-          <w:sz w:val="20"/>
-          <w:szCs w:val="20"/>
-          <w:lang w:val="ru-RU"/>
-        </w:rPr>
-        <w:t>вашем</w:t>
-      </w:r>
-      <w:proofErr w:type="gramEnd"/>
-      <w:r>
-        <w:rPr>
-          <w:sz w:val="20"/>
-          <w:szCs w:val="20"/>
-          <w:lang w:val="ru-RU"/>
-        </w:rPr>
-        <w:t xml:space="preserve"> скриншоте справа есть кнопка Query Dependencies.</w:t>
+        <w:t>На вашем скриншоте справа есть кнопка Query Dependencies.</w:t>
       </w:r>
     </w:p>
     <w:p>
@@ -15023,6 +16178,52 @@
             <wp:extent cx="7100570" cy="741002"/>
             <wp:effectExtent l="0" t="0" r="0" b="2540"/>
             <wp:docPr id="8" name="Picture 8"/>
+            <wp:cNvGraphicFramePr>
+              <a:graphicFrameLocks xmlns:a="http://schemas.openxmlformats.org/drawingml/2006/main" noChangeAspect="1"/>
+            </wp:cNvGraphicFramePr>
+            <a:graphic xmlns:a="http://schemas.openxmlformats.org/drawingml/2006/main">
+              <a:graphicData uri="http://schemas.openxmlformats.org/drawingml/2006/picture">
+                <pic:pic xmlns:pic="http://schemas.openxmlformats.org/drawingml/2006/picture">
+                  <pic:nvPicPr>
+                    <pic:cNvPr id="1" name=""/>
+                    <pic:cNvPicPr/>
+                  </pic:nvPicPr>
+                  <pic:blipFill>
+                    <a:blip r:embed="rId8"/>
+                    <a:stretch>
+                      <a:fillRect/>
+                    </a:stretch>
+                  </pic:blipFill>
+                  <pic:spPr>
+                    <a:xfrm>
+                      <a:off x="0" y="0"/>
+                      <a:ext cx="7223975" cy="753880"/>
+                    </a:xfrm>
+                    <a:prstGeom prst="rect">
+                      <a:avLst/>
+                    </a:prstGeom>
+                  </pic:spPr>
+                </pic:pic>
+              </a:graphicData>
+            </a:graphic>
+          </wp:inline>
+        </w:drawing>
+      </w:r>
+    </w:p>
+    <w:p>
+      <w:pPr>
+        <w:spacing w:after="60" w:line="240" w:lineRule="auto"/>
+        <w:contextualSpacing/>
+      </w:pPr>
+      <w:r>
+        <w:rPr>
+          <w:noProof/>
+        </w:rPr>
+        <w:drawing>
+          <wp:inline distT="0" distB="0" distL="0" distR="0" wp14:anchorId="68540E76" wp14:editId="5FE6854F">
+            <wp:extent cx="7101069" cy="737856"/>
+            <wp:effectExtent l="0" t="0" r="0" b="5715"/>
+            <wp:docPr id="9" name="Picture 9"/>
             <wp:cNvGraphicFramePr>
               <a:graphicFrameLocks xmlns:a="http://schemas.openxmlformats.org/drawingml/2006/main" noChangeAspect="1"/>
             </wp:cNvGraphicFramePr>
@@ -15042,7 +16243,7 @@
                   <pic:spPr>
                     <a:xfrm>
                       <a:off x="0" y="0"/>
-                      <a:ext cx="7223975" cy="753880"/>
+                      <a:ext cx="7226025" cy="750840"/>
                     </a:xfrm>
                     <a:prstGeom prst="rect">
                       <a:avLst/>
@@ -15065,10 +16266,10 @@
           <w:noProof/>
         </w:rPr>
         <w:drawing>
-          <wp:inline distT="0" distB="0" distL="0" distR="0" wp14:anchorId="68540E76" wp14:editId="5FE6854F">
-            <wp:extent cx="7101069" cy="737856"/>
-            <wp:effectExtent l="0" t="0" r="0" b="5715"/>
-            <wp:docPr id="9" name="Picture 9"/>
+          <wp:inline distT="0" distB="0" distL="0" distR="0" wp14:anchorId="68C03BE2" wp14:editId="1E3D4A45">
+            <wp:extent cx="3159889" cy="699722"/>
+            <wp:effectExtent l="0" t="0" r="2540" b="5715"/>
+            <wp:docPr id="10" name="Picture 10"/>
             <wp:cNvGraphicFramePr>
               <a:graphicFrameLocks xmlns:a="http://schemas.openxmlformats.org/drawingml/2006/main" noChangeAspect="1"/>
             </wp:cNvGraphicFramePr>
@@ -15088,7 +16289,7 @@
                   <pic:spPr>
                     <a:xfrm>
                       <a:off x="0" y="0"/>
-                      <a:ext cx="7226025" cy="750840"/>
+                      <a:ext cx="3211106" cy="711064"/>
                     </a:xfrm>
                     <a:prstGeom prst="rect">
                       <a:avLst/>
@@ -15105,17 +16306,37 @@
       <w:pPr>
         <w:spacing w:after="60" w:line="240" w:lineRule="auto"/>
         <w:contextualSpacing/>
+        <w:rPr>
+          <w:b/>
+          <w:sz w:val="24"/>
+        </w:rPr>
+      </w:pPr>
+      <w:proofErr w:type="spellStart"/>
+      <w:proofErr w:type="gramStart"/>
+      <w:r>
+        <w:rPr>
+          <w:b/>
+          <w:sz w:val="24"/>
+        </w:rPr>
+        <w:t>menuItems</w:t>
+      </w:r>
+      <w:proofErr w:type="spellEnd"/>
+      <w:proofErr w:type="gramEnd"/>
+    </w:p>
+    <w:p>
+      <w:pPr>
+        <w:spacing w:after="60" w:line="240" w:lineRule="auto"/>
+        <w:contextualSpacing/>
       </w:pPr>
       <w:r>
         <w:rPr>
           <w:noProof/>
         </w:rPr>
-        <w:lastRenderedPageBreak/>
         <w:drawing>
-          <wp:inline distT="0" distB="0" distL="0" distR="0" wp14:anchorId="68C03BE2" wp14:editId="1E3D4A45">
-            <wp:extent cx="3159889" cy="699722"/>
-            <wp:effectExtent l="0" t="0" r="2540" b="5715"/>
-            <wp:docPr id="10" name="Picture 10"/>
+          <wp:inline distT="0" distB="0" distL="0" distR="0" wp14:anchorId="18C4B358" wp14:editId="5509036C">
+            <wp:extent cx="5748597" cy="544010"/>
+            <wp:effectExtent l="0" t="0" r="5080" b="8890"/>
+            <wp:docPr id="6" name="Picture 6"/>
             <wp:cNvGraphicFramePr>
               <a:graphicFrameLocks xmlns:a="http://schemas.openxmlformats.org/drawingml/2006/main" noChangeAspect="1"/>
             </wp:cNvGraphicFramePr>
@@ -15135,7 +16356,7 @@
                   <pic:spPr>
                     <a:xfrm>
                       <a:off x="0" y="0"/>
-                      <a:ext cx="3211106" cy="711064"/>
+                      <a:ext cx="5776549" cy="546655"/>
                     </a:xfrm>
                     <a:prstGeom prst="rect">
                       <a:avLst/>
@@ -15147,42 +16368,15 @@
           </wp:inline>
         </w:drawing>
       </w:r>
-    </w:p>
-    <w:p>
-      <w:pPr>
-        <w:spacing w:after="60" w:line="240" w:lineRule="auto"/>
-        <w:contextualSpacing/>
-        <w:rPr>
-          <w:b/>
-          <w:sz w:val="24"/>
-        </w:rPr>
-      </w:pPr>
-      <w:proofErr w:type="spellStart"/>
-      <w:proofErr w:type="gramStart"/>
-      <w:r>
-        <w:rPr>
-          <w:b/>
-          <w:sz w:val="24"/>
-        </w:rPr>
-        <w:t>menuItems</w:t>
-      </w:r>
-      <w:proofErr w:type="spellEnd"/>
-      <w:proofErr w:type="gramEnd"/>
-    </w:p>
-    <w:p>
-      <w:pPr>
-        <w:spacing w:after="60" w:line="240" w:lineRule="auto"/>
-        <w:contextualSpacing/>
-      </w:pPr>
       <w:r>
         <w:rPr>
           <w:noProof/>
         </w:rPr>
         <w:drawing>
-          <wp:inline distT="0" distB="0" distL="0" distR="0" wp14:anchorId="18C4B358" wp14:editId="5509036C">
-            <wp:extent cx="5748597" cy="544010"/>
-            <wp:effectExtent l="0" t="0" r="5080" b="8890"/>
-            <wp:docPr id="6" name="Picture 6"/>
+          <wp:inline distT="0" distB="0" distL="0" distR="0" wp14:anchorId="4701BA36" wp14:editId="5B6C02D2">
+            <wp:extent cx="1268307" cy="543560"/>
+            <wp:effectExtent l="0" t="0" r="8255" b="8890"/>
+            <wp:docPr id="7" name="Picture 7"/>
             <wp:cNvGraphicFramePr>
               <a:graphicFrameLocks xmlns:a="http://schemas.openxmlformats.org/drawingml/2006/main" noChangeAspect="1"/>
             </wp:cNvGraphicFramePr>
@@ -15202,7 +16396,7 @@
                   <pic:spPr>
                     <a:xfrm>
                       <a:off x="0" y="0"/>
-                      <a:ext cx="5776549" cy="546655"/>
+                      <a:ext cx="1308665" cy="560856"/>
                     </a:xfrm>
                     <a:prstGeom prst="rect">
                       <a:avLst/>
@@ -15214,15 +16408,43 @@
           </wp:inline>
         </w:drawing>
       </w:r>
+    </w:p>
+    <w:p>
+      <w:pPr>
+        <w:spacing w:after="60" w:line="240" w:lineRule="auto"/>
+        <w:contextualSpacing/>
+        <w:rPr>
+          <w:b/>
+          <w:sz w:val="24"/>
+        </w:rPr>
+      </w:pPr>
+      <w:proofErr w:type="gramStart"/>
+      <w:r>
+        <w:rPr>
+          <w:b/>
+          <w:sz w:val="24"/>
+        </w:rPr>
+        <w:t>locations</w:t>
+      </w:r>
+      <w:proofErr w:type="gramEnd"/>
+    </w:p>
+    <w:p>
+      <w:pPr>
+        <w:spacing w:after="60" w:line="240" w:lineRule="auto"/>
+        <w:contextualSpacing/>
+        <w:rPr>
+          <w:lang w:val="ru-RU"/>
+        </w:rPr>
+      </w:pPr>
       <w:r>
         <w:rPr>
           <w:noProof/>
         </w:rPr>
         <w:drawing>
-          <wp:inline distT="0" distB="0" distL="0" distR="0" wp14:anchorId="4701BA36" wp14:editId="5B6C02D2">
-            <wp:extent cx="1268307" cy="543560"/>
-            <wp:effectExtent l="0" t="0" r="8255" b="8890"/>
-            <wp:docPr id="7" name="Picture 7"/>
+          <wp:inline distT="0" distB="0" distL="0" distR="0" wp14:anchorId="47232718" wp14:editId="7A90A07A">
+            <wp:extent cx="7052310" cy="815340"/>
+            <wp:effectExtent l="0" t="0" r="0" b="3810"/>
+            <wp:docPr id="4" name="Picture 4"/>
             <wp:cNvGraphicFramePr>
               <a:graphicFrameLocks xmlns:a="http://schemas.openxmlformats.org/drawingml/2006/main" noChangeAspect="1"/>
             </wp:cNvGraphicFramePr>
@@ -15242,7 +16464,7 @@
                   <pic:spPr>
                     <a:xfrm>
                       <a:off x="0" y="0"/>
-                      <a:ext cx="1308665" cy="560856"/>
+                      <a:ext cx="7052310" cy="815340"/>
                     </a:xfrm>
                     <a:prstGeom prst="rect">
                       <a:avLst/>
@@ -15262,17 +16484,17 @@
         <w:rPr>
           <w:b/>
           <w:sz w:val="24"/>
-        </w:rPr>
-      </w:pPr>
-      <w:proofErr w:type="gramStart"/>
+          <w:lang w:val="ru-RU"/>
+        </w:rPr>
+      </w:pPr>
       <w:r>
         <w:rPr>
           <w:b/>
           <w:sz w:val="24"/>
-        </w:rPr>
-        <w:t>locations</w:t>
-      </w:r>
-      <w:proofErr w:type="gramEnd"/>
+          <w:lang w:val="ru-RU"/>
+        </w:rPr>
+        <w:t>categories</w:t>
+      </w:r>
     </w:p>
     <w:p>
       <w:pPr>
@@ -15287,10 +16509,10 @@
           <w:noProof/>
         </w:rPr>
         <w:drawing>
-          <wp:inline distT="0" distB="0" distL="0" distR="0" wp14:anchorId="47232718" wp14:editId="7A90A07A">
-            <wp:extent cx="7052310" cy="815340"/>
-            <wp:effectExtent l="0" t="0" r="0" b="3810"/>
-            <wp:docPr id="4" name="Picture 4"/>
+          <wp:inline distT="0" distB="0" distL="0" distR="0" wp14:anchorId="5C196D65" wp14:editId="568695FB">
+            <wp:extent cx="5139160" cy="858315"/>
+            <wp:effectExtent l="0" t="0" r="4445" b="0"/>
+            <wp:docPr id="2" name="Picture 2"/>
             <wp:cNvGraphicFramePr>
               <a:graphicFrameLocks xmlns:a="http://schemas.openxmlformats.org/drawingml/2006/main" noChangeAspect="1"/>
             </wp:cNvGraphicFramePr>
@@ -15310,7 +16532,7 @@
                   <pic:spPr>
                     <a:xfrm>
                       <a:off x="0" y="0"/>
-                      <a:ext cx="7052310" cy="815340"/>
+                      <a:ext cx="5175379" cy="864364"/>
                     </a:xfrm>
                     <a:prstGeom prst="rect">
                       <a:avLst/>
@@ -15339,7 +16561,7 @@
           <w:sz w:val="24"/>
           <w:lang w:val="ru-RU"/>
         </w:rPr>
-        <w:t>categories</w:t>
+        <w:t>locations_to_restaurants</w:t>
       </w:r>
     </w:p>
     <w:p>
@@ -15355,10 +16577,10 @@
           <w:noProof/>
         </w:rPr>
         <w:drawing>
-          <wp:inline distT="0" distB="0" distL="0" distR="0" wp14:anchorId="5C196D65" wp14:editId="568695FB">
-            <wp:extent cx="5139160" cy="858315"/>
-            <wp:effectExtent l="0" t="0" r="4445" b="0"/>
-            <wp:docPr id="2" name="Picture 2"/>
+          <wp:inline distT="0" distB="0" distL="0" distR="0" wp14:anchorId="03C8BAC3" wp14:editId="20C977CC">
+            <wp:extent cx="2072825" cy="821802"/>
+            <wp:effectExtent l="0" t="0" r="3810" b="0"/>
+            <wp:docPr id="5" name="Picture 5"/>
             <wp:cNvGraphicFramePr>
               <a:graphicFrameLocks xmlns:a="http://schemas.openxmlformats.org/drawingml/2006/main" noChangeAspect="1"/>
             </wp:cNvGraphicFramePr>
@@ -15378,7 +16600,7 @@
                   <pic:spPr>
                     <a:xfrm>
                       <a:off x="0" y="0"/>
-                      <a:ext cx="5175379" cy="864364"/>
+                      <a:ext cx="2088352" cy="827958"/>
                     </a:xfrm>
                     <a:prstGeom prst="rect">
                       <a:avLst/>
@@ -15407,7 +16629,7 @@
           <w:sz w:val="24"/>
           <w:lang w:val="ru-RU"/>
         </w:rPr>
-        <w:t>locations_to_restaurants</w:t>
+        <w:t>categories_restaurants</w:t>
       </w:r>
     </w:p>
     <w:p>
@@ -15423,10 +16645,10 @@
           <w:noProof/>
         </w:rPr>
         <w:drawing>
-          <wp:inline distT="0" distB="0" distL="0" distR="0" wp14:anchorId="03C8BAC3" wp14:editId="20C977CC">
-            <wp:extent cx="2072825" cy="821802"/>
-            <wp:effectExtent l="0" t="0" r="3810" b="0"/>
-            <wp:docPr id="5" name="Picture 5"/>
+          <wp:inline distT="0" distB="0" distL="0" distR="0" wp14:anchorId="15DC6DB8" wp14:editId="2C2AA427">
+            <wp:extent cx="3148314" cy="858134"/>
+            <wp:effectExtent l="0" t="0" r="0" b="0"/>
+            <wp:docPr id="3" name="Picture 3"/>
             <wp:cNvGraphicFramePr>
               <a:graphicFrameLocks xmlns:a="http://schemas.openxmlformats.org/drawingml/2006/main" noChangeAspect="1"/>
             </wp:cNvGraphicFramePr>
@@ -15446,74 +16668,6 @@
                   <pic:spPr>
                     <a:xfrm>
                       <a:off x="0" y="0"/>
-                      <a:ext cx="2088352" cy="827958"/>
-                    </a:xfrm>
-                    <a:prstGeom prst="rect">
-                      <a:avLst/>
-                    </a:prstGeom>
-                  </pic:spPr>
-                </pic:pic>
-              </a:graphicData>
-            </a:graphic>
-          </wp:inline>
-        </w:drawing>
-      </w:r>
-    </w:p>
-    <w:p>
-      <w:pPr>
-        <w:spacing w:after="60" w:line="240" w:lineRule="auto"/>
-        <w:contextualSpacing/>
-        <w:rPr>
-          <w:b/>
-          <w:sz w:val="24"/>
-          <w:lang w:val="ru-RU"/>
-        </w:rPr>
-      </w:pPr>
-      <w:r>
-        <w:rPr>
-          <w:b/>
-          <w:sz w:val="24"/>
-          <w:lang w:val="ru-RU"/>
-        </w:rPr>
-        <w:t>categories_restaurants</w:t>
-      </w:r>
-    </w:p>
-    <w:p>
-      <w:pPr>
-        <w:spacing w:after="60" w:line="240" w:lineRule="auto"/>
-        <w:contextualSpacing/>
-        <w:rPr>
-          <w:lang w:val="ru-RU"/>
-        </w:rPr>
-      </w:pPr>
-      <w:r>
-        <w:rPr>
-          <w:noProof/>
-        </w:rPr>
-        <w:drawing>
-          <wp:inline distT="0" distB="0" distL="0" distR="0" wp14:anchorId="15DC6DB8" wp14:editId="2C2AA427">
-            <wp:extent cx="3148314" cy="858134"/>
-            <wp:effectExtent l="0" t="0" r="0" b="0"/>
-            <wp:docPr id="3" name="Picture 3"/>
-            <wp:cNvGraphicFramePr>
-              <a:graphicFrameLocks xmlns:a="http://schemas.openxmlformats.org/drawingml/2006/main" noChangeAspect="1"/>
-            </wp:cNvGraphicFramePr>
-            <a:graphic xmlns:a="http://schemas.openxmlformats.org/drawingml/2006/main">
-              <a:graphicData uri="http://schemas.openxmlformats.org/drawingml/2006/picture">
-                <pic:pic xmlns:pic="http://schemas.openxmlformats.org/drawingml/2006/picture">
-                  <pic:nvPicPr>
-                    <pic:cNvPr id="1" name=""/>
-                    <pic:cNvPicPr/>
-                  </pic:nvPicPr>
-                  <pic:blipFill>
-                    <a:blip r:embed="rId17"/>
-                    <a:stretch>
-                      <a:fillRect/>
-                    </a:stretch>
-                  </pic:blipFill>
-                  <pic:spPr>
-                    <a:xfrm>
-                      <a:off x="0" y="0"/>
                       <a:ext cx="3169210" cy="863830"/>
                     </a:xfrm>
                     <a:prstGeom prst="rect">
@@ -15683,21 +16837,7 @@
         <w:rPr>
           <w:lang w:val="ru-RU"/>
         </w:rPr>
-        <w:t xml:space="preserve">- определил </w:t>
-      </w:r>
-      <w:proofErr w:type="gramStart"/>
-      <w:r>
-        <w:rPr>
-          <w:lang w:val="ru-RU"/>
-        </w:rPr>
-        <w:t>уникальные</w:t>
-      </w:r>
-      <w:proofErr w:type="gramEnd"/>
-      <w:r>
-        <w:rPr>
-          <w:lang w:val="ru-RU"/>
-        </w:rPr>
-        <w:t xml:space="preserve"> поляв таблицах:</w:t>
+        <w:t>- определил уникальные поляв таблицах:</w:t>
       </w:r>
     </w:p>
     <w:p>
@@ -15946,100 +17086,87 @@
         <w:rPr>
           <w:lang w:val="ru-RU"/>
         </w:rPr>
-        <w:t xml:space="preserve">, </w:t>
+        <w:t xml:space="preserve">, кол.значений совпадает с </w:t>
+      </w:r>
+      <w:r>
+        <w:t>categories</w:t>
+      </w:r>
+      <w:r>
+        <w:rPr>
+          <w:lang w:val="ru-RU"/>
+        </w:rPr>
+        <w:t xml:space="preserve"> (</w:t>
+      </w:r>
+      <w:r>
+        <w:t>item</w:t>
+      </w:r>
+      <w:r>
+        <w:rPr>
+          <w:lang w:val="ru-RU"/>
+        </w:rPr>
+        <w:t>_</w:t>
+      </w:r>
+      <w:r>
+        <w:t>id</w:t>
+      </w:r>
+      <w:r>
+        <w:rPr>
+          <w:lang w:val="ru-RU"/>
+        </w:rPr>
+        <w:t>)</w:t>
+      </w:r>
+    </w:p>
+    <w:p>
+      <w:pPr>
+        <w:spacing w:after="60" w:line="240" w:lineRule="auto"/>
+        <w:contextualSpacing/>
+        <w:rPr>
+          <w:b/>
+        </w:rPr>
+      </w:pPr>
+      <w:r>
+        <w:rPr>
+          <w:b/>
+          <w:lang w:val="ru-RU"/>
+        </w:rPr>
+        <w:tab/>
+      </w:r>
+      <w:proofErr w:type="gramStart"/>
+      <w:r>
+        <w:t>categories</w:t>
+      </w:r>
+      <w:proofErr w:type="gramEnd"/>
+      <w:r>
+        <w:t xml:space="preserve">   </w:t>
+      </w:r>
+      <w:r>
+        <w:rPr>
+          <w:rFonts w:cstheme="minorHAnsi"/>
+        </w:rPr>
+        <w:t>→</w:t>
+      </w:r>
+      <w:r>
+        <w:t xml:space="preserve"> </w:t>
+      </w:r>
+      <w:r>
+        <w:tab/>
       </w:r>
       <w:proofErr w:type="spellStart"/>
       <w:r>
         <w:rPr>
-          <w:lang w:val="ru-RU"/>
-        </w:rPr>
-        <w:t>кол.значений</w:t>
+          <w:highlight w:val="cyan"/>
+        </w:rPr>
+        <w:t>item_id</w:t>
       </w:r>
       <w:proofErr w:type="spellEnd"/>
-      <w:r>
-        <w:rPr>
-          <w:lang w:val="ru-RU"/>
-        </w:rPr>
-        <w:t xml:space="preserve"> совпадает с </w:t>
-      </w:r>
-      <w:r>
-        <w:t>categories</w:t>
-      </w:r>
-      <w:r>
-        <w:rPr>
-          <w:lang w:val="ru-RU"/>
-        </w:rPr>
-        <w:t xml:space="preserve"> (</w:t>
-      </w:r>
-      <w:r>
-        <w:t>item</w:t>
-      </w:r>
-      <w:r>
-        <w:rPr>
-          <w:lang w:val="ru-RU"/>
-        </w:rPr>
-        <w:t>_</w:t>
-      </w:r>
-      <w:r>
-        <w:t>id</w:t>
-      </w:r>
-      <w:r>
-        <w:rPr>
-          <w:lang w:val="ru-RU"/>
-        </w:rPr>
-        <w:t>)</w:t>
-      </w:r>
     </w:p>
     <w:p>
       <w:pPr>
         <w:spacing w:after="60" w:line="240" w:lineRule="auto"/>
         <w:contextualSpacing/>
-        <w:rPr>
-          <w:b/>
-        </w:rPr>
-      </w:pPr>
-      <w:r>
-        <w:rPr>
-          <w:b/>
-          <w:lang w:val="ru-RU"/>
-        </w:rPr>
-        <w:tab/>
-      </w:r>
-      <w:proofErr w:type="gramStart"/>
-      <w:r>
-        <w:t>categories</w:t>
-      </w:r>
-      <w:proofErr w:type="gramEnd"/>
-      <w:r>
-        <w:t xml:space="preserve">   </w:t>
-      </w:r>
-      <w:r>
-        <w:rPr>
-          <w:rFonts w:cstheme="minorHAnsi"/>
-        </w:rPr>
-        <w:t>→</w:t>
-      </w:r>
-      <w:r>
-        <w:t xml:space="preserve"> </w:t>
-      </w:r>
-      <w:r>
-        <w:tab/>
-      </w:r>
-      <w:proofErr w:type="spellStart"/>
-      <w:r>
-        <w:rPr>
-          <w:highlight w:val="cyan"/>
-        </w:rPr>
-        <w:t>item_id</w:t>
-      </w:r>
-      <w:proofErr w:type="spellEnd"/>
-    </w:p>
-    <w:p>
-      <w:pPr>
-        <w:spacing w:after="60" w:line="240" w:lineRule="auto"/>
-        <w:contextualSpacing/>
-      </w:pPr>
-      <w:r>
+      </w:pPr>
+      <w:r>
+        <w:lastRenderedPageBreak/>
         <w:tab/>
       </w:r>
       <w:proofErr w:type="gramStart"/>
@@ -16389,7 +17516,6 @@
         <w:rPr>
           <w:lang w:val="ru-RU"/>
         </w:rPr>
-        <w:lastRenderedPageBreak/>
         <w:t>===========================</w:t>
       </w:r>
     </w:p>
@@ -16657,7 +17783,7 @@
     </w:p>
     <w:tbl>
       <w:tblPr>
-        <w:tblStyle w:val="a7"/>
+        <w:tblStyle w:val="TableGrid"/>
         <w:tblW w:w="9634" w:type="dxa"/>
         <w:tblLook w:val="04A0" w:firstRow="1" w:lastRow="0" w:firstColumn="1" w:lastColumn="0" w:noHBand="0" w:noVBand="1"/>
       </w:tblPr>
@@ -17720,7 +18846,7 @@
     </w:p>
     <w:p>
       <w:pPr>
-        <w:pStyle w:val="a4"/>
+        <w:pStyle w:val="NormalWeb"/>
         <w:spacing w:before="0" w:beforeAutospacing="0" w:after="0" w:afterAutospacing="0"/>
         <w:contextualSpacing/>
         <w:rPr>
@@ -17850,7 +18976,7 @@
     </w:p>
     <w:p>
       <w:pPr>
-        <w:pStyle w:val="a4"/>
+        <w:pStyle w:val="NormalWeb"/>
         <w:numPr>
           <w:ilvl w:val="0"/>
           <w:numId w:val="19"/>
@@ -17968,7 +19094,7 @@
         </w:rPr>
         <w:t xml:space="preserve"> </w:t>
       </w:r>
-      <w:hyperlink r:id="rId18" w:history="1">
+      <w:hyperlink r:id="rId17" w:history="1">
         <w:r>
           <w:rPr>
             <w:rFonts w:asciiTheme="minorHAnsi" w:eastAsiaTheme="minorHAnsi" w:hAnsiTheme="minorHAnsi" w:cstheme="minorBidi"/>
@@ -17983,7 +19109,7 @@
     </w:p>
     <w:p>
       <w:pPr>
-        <w:pStyle w:val="a4"/>
+        <w:pStyle w:val="NormalWeb"/>
         <w:numPr>
           <w:ilvl w:val="0"/>
           <w:numId w:val="19"/>
@@ -18077,7 +19203,7 @@
     </w:p>
     <w:p>
       <w:pPr>
-        <w:pStyle w:val="a4"/>
+        <w:pStyle w:val="NormalWeb"/>
         <w:spacing w:before="0" w:beforeAutospacing="0" w:after="0" w:afterAutospacing="0"/>
         <w:contextualSpacing/>
         <w:rPr>
@@ -18091,7 +19217,7 @@
     </w:p>
     <w:p>
       <w:pPr>
-        <w:pStyle w:val="a4"/>
+        <w:pStyle w:val="NormalWeb"/>
         <w:spacing w:before="0" w:beforeAutospacing="0" w:after="0" w:afterAutospacing="0"/>
         <w:contextualSpacing/>
         <w:rPr>
@@ -18115,7 +19241,7 @@
     </w:p>
     <w:p>
       <w:pPr>
-        <w:pStyle w:val="a6"/>
+        <w:pStyle w:val="ListParagraph"/>
         <w:numPr>
           <w:ilvl w:val="0"/>
           <w:numId w:val="19"/>
@@ -18134,7 +19260,7 @@
     </w:p>
     <w:p>
       <w:pPr>
-        <w:pStyle w:val="a6"/>
+        <w:pStyle w:val="ListParagraph"/>
         <w:numPr>
           <w:ilvl w:val="0"/>
           <w:numId w:val="19"/>
@@ -18181,7 +19307,7 @@
     </w:p>
     <w:p>
       <w:pPr>
-        <w:pStyle w:val="a6"/>
+        <w:pStyle w:val="ListParagraph"/>
         <w:numPr>
           <w:ilvl w:val="0"/>
           <w:numId w:val="19"/>
@@ -18202,7 +19328,7 @@
     </w:p>
     <w:p>
       <w:pPr>
-        <w:pStyle w:val="a6"/>
+        <w:pStyle w:val="ListParagraph"/>
         <w:numPr>
           <w:ilvl w:val="0"/>
           <w:numId w:val="19"/>
@@ -18229,7 +19355,7 @@
     </w:p>
     <w:p>
       <w:pPr>
-        <w:pStyle w:val="a4"/>
+        <w:pStyle w:val="NormalWeb"/>
         <w:spacing w:before="0" w:beforeAutospacing="0" w:after="0" w:afterAutospacing="0"/>
         <w:contextualSpacing/>
         <w:rPr>
@@ -18243,7 +19369,7 @@
     </w:p>
     <w:p>
       <w:pPr>
-        <w:pStyle w:val="a4"/>
+        <w:pStyle w:val="NormalWeb"/>
         <w:spacing w:before="0" w:beforeAutospacing="0" w:after="0" w:afterAutospacing="0"/>
         <w:contextualSpacing/>
         <w:rPr>
@@ -18696,6 +19822,7 @@
         <w:rPr>
           <w:sz w:val="18"/>
         </w:rPr>
+        <w:lastRenderedPageBreak/>
         <w:t xml:space="preserve">    WHEN latitude LIKE '50.852%' AND longitude LIKE '3.509%' THEN '</w:t>
       </w:r>
       <w:proofErr w:type="spellStart"/>
@@ -18931,7 +20058,6 @@
           <w:lang w:val="ru-RU"/>
         </w:rPr>
       </w:pPr>
-      <w:proofErr w:type="spellStart"/>
       <w:r>
         <w:rPr>
           <w:rFonts w:cstheme="minorHAnsi"/>
@@ -18941,11 +20067,10 @@
         </w:rPr>
         <w:t>Геокодирование</w:t>
       </w:r>
-      <w:proofErr w:type="spellEnd"/>
-    </w:p>
-    <w:p>
-      <w:pPr>
-        <w:pStyle w:val="a4"/>
+    </w:p>
+    <w:p>
+      <w:pPr>
+        <w:pStyle w:val="NormalWeb"/>
         <w:spacing w:before="0" w:beforeAutospacing="0" w:after="0" w:afterAutospacing="0"/>
         <w:contextualSpacing/>
         <w:rPr>
@@ -18964,7 +20089,6 @@
         </w:rPr>
         <w:t xml:space="preserve">Для того чтобы получить координаты (широту и долготу) на основе текстовых адресов из вашего списка, вам потребуется процесс, который называется </w:t>
       </w:r>
-      <w:proofErr w:type="spellStart"/>
       <w:r>
         <w:rPr>
           <w:rFonts w:asciiTheme="minorHAnsi" w:hAnsiTheme="minorHAnsi" w:cstheme="minorHAnsi"/>
@@ -18976,7 +20100,6 @@
         </w:rPr>
         <w:t>геокодирование</w:t>
       </w:r>
-      <w:proofErr w:type="spellEnd"/>
       <w:r>
         <w:rPr>
           <w:rFonts w:asciiTheme="minorHAnsi" w:hAnsiTheme="minorHAnsi" w:cstheme="minorHAnsi"/>
@@ -18989,7 +20112,7 @@
     </w:p>
     <w:p>
       <w:pPr>
-        <w:pStyle w:val="a4"/>
+        <w:pStyle w:val="NormalWeb"/>
         <w:spacing w:before="0" w:beforeAutospacing="0" w:after="0" w:afterAutospacing="0"/>
         <w:contextualSpacing/>
         <w:rPr>
@@ -19006,7 +20129,6 @@
           <w:szCs w:val="18"/>
           <w:lang w:val="ru-RU"/>
         </w:rPr>
-        <w:lastRenderedPageBreak/>
         <w:t xml:space="preserve">Поскольку у вас файл </w:t>
       </w:r>
       <w:r>
@@ -19029,7 +20151,7 @@
     </w:p>
     <w:p>
       <w:pPr>
-        <w:pStyle w:val="3"/>
+        <w:pStyle w:val="Heading3"/>
         <w:spacing w:before="0" w:beforeAutospacing="0" w:after="0" w:afterAutospacing="0"/>
         <w:contextualSpacing/>
         <w:rPr>
@@ -19068,7 +20190,7 @@
     </w:p>
     <w:p>
       <w:pPr>
-        <w:pStyle w:val="a4"/>
+        <w:pStyle w:val="NormalWeb"/>
         <w:spacing w:before="0" w:beforeAutospacing="0" w:after="0" w:afterAutospacing="0"/>
         <w:contextualSpacing/>
         <w:rPr>
@@ -19090,7 +20212,7 @@
     </w:p>
     <w:p>
       <w:pPr>
-        <w:pStyle w:val="a4"/>
+        <w:pStyle w:val="NormalWeb"/>
         <w:numPr>
           <w:ilvl w:val="0"/>
           <w:numId w:val="20"/>
@@ -19133,7 +20255,7 @@
     </w:p>
     <w:p>
       <w:pPr>
-        <w:pStyle w:val="a4"/>
+        <w:pStyle w:val="NormalWeb"/>
         <w:numPr>
           <w:ilvl w:val="0"/>
           <w:numId w:val="20"/>
@@ -19283,7 +20405,7 @@
     </w:p>
     <w:p>
       <w:pPr>
-        <w:pStyle w:val="a4"/>
+        <w:pStyle w:val="NormalWeb"/>
         <w:numPr>
           <w:ilvl w:val="0"/>
           <w:numId w:val="20"/>
@@ -19308,7 +20430,7 @@
       </w:r>
       <w:r>
         <w:rPr>
-          <w:rStyle w:val="HTML"/>
+          <w:rStyle w:val="HTMLCode"/>
           <w:rFonts w:asciiTheme="minorHAnsi" w:hAnsiTheme="minorHAnsi" w:cstheme="minorHAnsi"/>
           <w:sz w:val="18"/>
           <w:szCs w:val="18"/>
@@ -19326,7 +20448,7 @@
       </w:r>
       <w:r>
         <w:rPr>
-          <w:rStyle w:val="HTML"/>
+          <w:rStyle w:val="HTMLCode"/>
           <w:rFonts w:asciiTheme="minorHAnsi" w:hAnsiTheme="minorHAnsi" w:cstheme="minorHAnsi"/>
           <w:sz w:val="18"/>
           <w:szCs w:val="18"/>
@@ -19345,7 +20467,7 @@
     </w:p>
     <w:p>
       <w:pPr>
-        <w:pStyle w:val="a4"/>
+        <w:pStyle w:val="NormalWeb"/>
         <w:numPr>
           <w:ilvl w:val="0"/>
           <w:numId w:val="20"/>
@@ -19366,19 +20488,16 @@
           <w:szCs w:val="18"/>
           <w:lang w:val="ru-RU"/>
         </w:rPr>
-        <w:t xml:space="preserve">После этого вы сможете скопировать эти значения </w:t>
-      </w:r>
-      <w:proofErr w:type="gramStart"/>
+        <w:t xml:space="preserve">После этого вы сможете скопировать эти значения в ваш </w:t>
+      </w:r>
       <w:r>
         <w:rPr>
           <w:rFonts w:asciiTheme="minorHAnsi" w:hAnsiTheme="minorHAnsi" w:cstheme="minorHAnsi"/>
           <w:sz w:val="18"/>
           <w:szCs w:val="18"/>
-          <w:lang w:val="ru-RU"/>
-        </w:rPr>
-        <w:t>в</w:t>
-      </w:r>
-      <w:proofErr w:type="gramEnd"/>
+        </w:rPr>
+        <w:t>SQL</w:t>
+      </w:r>
       <w:r>
         <w:rPr>
           <w:rFonts w:asciiTheme="minorHAnsi" w:hAnsiTheme="minorHAnsi" w:cstheme="minorHAnsi"/>
@@ -19386,13 +20505,35 @@
           <w:szCs w:val="18"/>
           <w:lang w:val="ru-RU"/>
         </w:rPr>
-        <w:t xml:space="preserve"> ваш </w:t>
-      </w:r>
-      <w:r>
+        <w:t>-запрос.</w:t>
+      </w:r>
+    </w:p>
+    <w:p>
+      <w:pPr>
+        <w:pStyle w:val="Heading3"/>
+        <w:spacing w:before="0" w:beforeAutospacing="0" w:after="0" w:afterAutospacing="0"/>
+        <w:contextualSpacing/>
         <w:rPr>
           <w:rFonts w:asciiTheme="minorHAnsi" w:hAnsiTheme="minorHAnsi" w:cstheme="minorHAnsi"/>
           <w:sz w:val="18"/>
           <w:szCs w:val="18"/>
+          <w:lang w:val="ru-RU"/>
+        </w:rPr>
+      </w:pPr>
+      <w:r>
+        <w:rPr>
+          <w:rFonts w:asciiTheme="minorHAnsi" w:hAnsiTheme="minorHAnsi" w:cstheme="minorHAnsi"/>
+          <w:sz w:val="18"/>
+          <w:szCs w:val="18"/>
+          <w:lang w:val="ru-RU"/>
+        </w:rPr>
+        <w:t xml:space="preserve">2. </w:t>
+      </w:r>
+      <w:r>
+        <w:rPr>
+          <w:rFonts w:asciiTheme="minorHAnsi" w:hAnsiTheme="minorHAnsi" w:cstheme="minorHAnsi"/>
+          <w:sz w:val="18"/>
+          <w:szCs w:val="18"/>
         </w:rPr>
         <w:t>SQL</w:t>
       </w:r>
@@ -19403,51 +20544,12 @@
           <w:szCs w:val="18"/>
           <w:lang w:val="ru-RU"/>
         </w:rPr>
-        <w:t>-запрос.</w:t>
-      </w:r>
-    </w:p>
-    <w:p>
-      <w:pPr>
-        <w:pStyle w:val="3"/>
-        <w:spacing w:before="0" w:beforeAutospacing="0" w:after="0" w:afterAutospacing="0"/>
-        <w:contextualSpacing/>
-        <w:rPr>
-          <w:rFonts w:asciiTheme="minorHAnsi" w:hAnsiTheme="minorHAnsi" w:cstheme="minorHAnsi"/>
-          <w:sz w:val="18"/>
-          <w:szCs w:val="18"/>
-          <w:lang w:val="ru-RU"/>
-        </w:rPr>
-      </w:pPr>
-      <w:r>
-        <w:rPr>
-          <w:rFonts w:asciiTheme="minorHAnsi" w:hAnsiTheme="minorHAnsi" w:cstheme="minorHAnsi"/>
-          <w:sz w:val="18"/>
-          <w:szCs w:val="18"/>
-          <w:lang w:val="ru-RU"/>
-        </w:rPr>
-        <w:t xml:space="preserve">2. </w:t>
-      </w:r>
-      <w:r>
-        <w:rPr>
-          <w:rFonts w:asciiTheme="minorHAnsi" w:hAnsiTheme="minorHAnsi" w:cstheme="minorHAnsi"/>
-          <w:sz w:val="18"/>
-          <w:szCs w:val="18"/>
-        </w:rPr>
-        <w:t>SQL</w:t>
-      </w:r>
-      <w:r>
-        <w:rPr>
-          <w:rFonts w:asciiTheme="minorHAnsi" w:hAnsiTheme="minorHAnsi" w:cstheme="minorHAnsi"/>
-          <w:sz w:val="18"/>
-          <w:szCs w:val="18"/>
-          <w:lang w:val="ru-RU"/>
-        </w:rPr>
         <w:t>-код</w:t>
       </w:r>
     </w:p>
     <w:p>
       <w:pPr>
-        <w:pStyle w:val="a4"/>
+        <w:pStyle w:val="NormalWeb"/>
         <w:spacing w:before="0" w:beforeAutospacing="0" w:after="0" w:afterAutospacing="0"/>
         <w:contextualSpacing/>
         <w:rPr>
@@ -19571,10 +20673,10 @@
     </w:p>
     <w:p>
       <w:pPr>
-        <w:pStyle w:val="HTML0"/>
-        <w:contextualSpacing/>
-        <w:rPr>
-          <w:rStyle w:val="HTML"/>
+        <w:pStyle w:val="HTMLPreformatted"/>
+        <w:contextualSpacing/>
+        <w:rPr>
+          <w:rStyle w:val="HTMLCode"/>
           <w:rFonts w:asciiTheme="minorHAnsi" w:hAnsiTheme="minorHAnsi" w:cstheme="minorHAnsi"/>
           <w:sz w:val="18"/>
           <w:szCs w:val="18"/>
@@ -19582,7 +20684,7 @@
       </w:pPr>
       <w:r>
         <w:rPr>
-          <w:rStyle w:val="HTML"/>
+          <w:rStyle w:val="HTMLCode"/>
           <w:rFonts w:asciiTheme="minorHAnsi" w:hAnsiTheme="minorHAnsi" w:cstheme="minorHAnsi"/>
           <w:sz w:val="18"/>
           <w:szCs w:val="18"/>
@@ -19592,10 +20694,10 @@
     </w:p>
     <w:p>
       <w:pPr>
-        <w:pStyle w:val="HTML0"/>
-        <w:contextualSpacing/>
-        <w:rPr>
-          <w:rStyle w:val="HTML"/>
+        <w:pStyle w:val="HTMLPreformatted"/>
+        <w:contextualSpacing/>
+        <w:rPr>
+          <w:rStyle w:val="HTMLCode"/>
           <w:rFonts w:asciiTheme="minorHAnsi" w:hAnsiTheme="minorHAnsi" w:cstheme="minorHAnsi"/>
           <w:sz w:val="18"/>
           <w:szCs w:val="18"/>
@@ -19612,7 +20714,7 @@
       </w:r>
       <w:r>
         <w:rPr>
-          <w:rStyle w:val="HTML"/>
+          <w:rStyle w:val="HTMLCode"/>
           <w:rFonts w:asciiTheme="minorHAnsi" w:hAnsiTheme="minorHAnsi" w:cstheme="minorHAnsi"/>
           <w:sz w:val="18"/>
           <w:szCs w:val="18"/>
@@ -19622,10 +20724,10 @@
     </w:p>
     <w:p>
       <w:pPr>
-        <w:pStyle w:val="HTML0"/>
-        <w:contextualSpacing/>
-        <w:rPr>
-          <w:rStyle w:val="HTML"/>
+        <w:pStyle w:val="HTMLPreformatted"/>
+        <w:contextualSpacing/>
+        <w:rPr>
+          <w:rStyle w:val="HTMLCode"/>
           <w:rFonts w:asciiTheme="minorHAnsi" w:hAnsiTheme="minorHAnsi" w:cstheme="minorHAnsi"/>
           <w:sz w:val="18"/>
           <w:szCs w:val="18"/>
@@ -19633,7 +20735,7 @@
       </w:pPr>
       <w:r>
         <w:rPr>
-          <w:rStyle w:val="HTML"/>
+          <w:rStyle w:val="HTMLCode"/>
           <w:rFonts w:asciiTheme="minorHAnsi" w:hAnsiTheme="minorHAnsi" w:cstheme="minorHAnsi"/>
           <w:sz w:val="18"/>
           <w:szCs w:val="18"/>
@@ -19643,7 +20745,7 @@
       <w:proofErr w:type="gramStart"/>
       <w:r>
         <w:rPr>
-          <w:rStyle w:val="HTML"/>
+          <w:rStyle w:val="HTMLCode"/>
           <w:rFonts w:asciiTheme="minorHAnsi" w:hAnsiTheme="minorHAnsi" w:cstheme="minorHAnsi"/>
           <w:sz w:val="18"/>
           <w:szCs w:val="18"/>
@@ -19653,7 +20755,7 @@
       <w:proofErr w:type="gramEnd"/>
       <w:r>
         <w:rPr>
-          <w:rStyle w:val="HTML"/>
+          <w:rStyle w:val="HTMLCode"/>
           <w:rFonts w:asciiTheme="minorHAnsi" w:hAnsiTheme="minorHAnsi" w:cstheme="minorHAnsi"/>
           <w:sz w:val="18"/>
           <w:szCs w:val="18"/>
@@ -19671,7 +20773,7 @@
       </w:r>
       <w:r>
         <w:rPr>
-          <w:rStyle w:val="HTML"/>
+          <w:rStyle w:val="HTMLCode"/>
           <w:rFonts w:asciiTheme="minorHAnsi" w:hAnsiTheme="minorHAnsi" w:cstheme="minorHAnsi"/>
           <w:sz w:val="18"/>
           <w:szCs w:val="18"/>
@@ -19689,7 +20791,7 @@
       </w:r>
       <w:r>
         <w:rPr>
-          <w:rStyle w:val="HTML"/>
+          <w:rStyle w:val="HTMLCode"/>
           <w:rFonts w:asciiTheme="minorHAnsi" w:hAnsiTheme="minorHAnsi" w:cstheme="minorHAnsi"/>
           <w:sz w:val="18"/>
           <w:szCs w:val="18"/>
@@ -19699,10 +20801,10 @@
     </w:p>
     <w:p>
       <w:pPr>
-        <w:pStyle w:val="HTML0"/>
-        <w:contextualSpacing/>
-        <w:rPr>
-          <w:rStyle w:val="HTML"/>
+        <w:pStyle w:val="HTMLPreformatted"/>
+        <w:contextualSpacing/>
+        <w:rPr>
+          <w:rStyle w:val="HTMLCode"/>
           <w:rFonts w:asciiTheme="minorHAnsi" w:hAnsiTheme="minorHAnsi" w:cstheme="minorHAnsi"/>
           <w:sz w:val="18"/>
           <w:szCs w:val="18"/>
@@ -19710,7 +20812,7 @@
       </w:pPr>
       <w:r>
         <w:rPr>
-          <w:rStyle w:val="HTML"/>
+          <w:rStyle w:val="HTMLCode"/>
           <w:rFonts w:asciiTheme="minorHAnsi" w:hAnsiTheme="minorHAnsi" w:cstheme="minorHAnsi"/>
           <w:sz w:val="18"/>
           <w:szCs w:val="18"/>
@@ -19728,7 +20830,7 @@
       </w:r>
       <w:r>
         <w:rPr>
-          <w:rStyle w:val="HTML"/>
+          <w:rStyle w:val="HTMLCode"/>
           <w:rFonts w:asciiTheme="minorHAnsi" w:hAnsiTheme="minorHAnsi" w:cstheme="minorHAnsi"/>
           <w:sz w:val="18"/>
           <w:szCs w:val="18"/>
@@ -19746,7 +20848,7 @@
       </w:r>
       <w:r>
         <w:rPr>
-          <w:rStyle w:val="HTML"/>
+          <w:rStyle w:val="HTMLCode"/>
           <w:rFonts w:asciiTheme="minorHAnsi" w:hAnsiTheme="minorHAnsi" w:cstheme="minorHAnsi"/>
           <w:sz w:val="18"/>
           <w:szCs w:val="18"/>
@@ -19804,7 +20906,7 @@
       </w:r>
       <w:r>
         <w:rPr>
-          <w:rStyle w:val="HTML"/>
+          <w:rStyle w:val="HTMLCode"/>
           <w:rFonts w:asciiTheme="minorHAnsi" w:hAnsiTheme="minorHAnsi" w:cstheme="minorHAnsi"/>
           <w:sz w:val="18"/>
           <w:szCs w:val="18"/>
@@ -19822,7 +20924,7 @@
       </w:r>
       <w:r>
         <w:rPr>
-          <w:rStyle w:val="HTML"/>
+          <w:rStyle w:val="HTMLCode"/>
           <w:rFonts w:asciiTheme="minorHAnsi" w:hAnsiTheme="minorHAnsi" w:cstheme="minorHAnsi"/>
           <w:sz w:val="18"/>
           <w:szCs w:val="18"/>
@@ -19841,10 +20943,10 @@
     </w:p>
     <w:p>
       <w:pPr>
-        <w:pStyle w:val="HTML0"/>
-        <w:contextualSpacing/>
-        <w:rPr>
-          <w:rStyle w:val="HTML"/>
+        <w:pStyle w:val="HTMLPreformatted"/>
+        <w:contextualSpacing/>
+        <w:rPr>
+          <w:rStyle w:val="HTMLCode"/>
           <w:rFonts w:asciiTheme="minorHAnsi" w:hAnsiTheme="minorHAnsi" w:cstheme="minorHAnsi"/>
           <w:sz w:val="18"/>
           <w:szCs w:val="18"/>
@@ -19852,7 +20954,7 @@
       </w:pPr>
       <w:r>
         <w:rPr>
-          <w:rStyle w:val="HTML"/>
+          <w:rStyle w:val="HTMLCode"/>
           <w:rFonts w:asciiTheme="minorHAnsi" w:hAnsiTheme="minorHAnsi" w:cstheme="minorHAnsi"/>
           <w:sz w:val="18"/>
           <w:szCs w:val="18"/>
@@ -19870,7 +20972,7 @@
       </w:r>
       <w:r>
         <w:rPr>
-          <w:rStyle w:val="HTML"/>
+          <w:rStyle w:val="HTMLCode"/>
           <w:rFonts w:asciiTheme="minorHAnsi" w:hAnsiTheme="minorHAnsi" w:cstheme="minorHAnsi"/>
           <w:sz w:val="18"/>
           <w:szCs w:val="18"/>
@@ -19888,7 +20990,7 @@
       </w:r>
       <w:r>
         <w:rPr>
-          <w:rStyle w:val="HTML"/>
+          <w:rStyle w:val="HTMLCode"/>
           <w:rFonts w:asciiTheme="minorHAnsi" w:hAnsiTheme="minorHAnsi" w:cstheme="minorHAnsi"/>
           <w:sz w:val="18"/>
           <w:szCs w:val="18"/>
@@ -19926,7 +21028,7 @@
       </w:r>
       <w:r>
         <w:rPr>
-          <w:rStyle w:val="HTML"/>
+          <w:rStyle w:val="HTMLCode"/>
           <w:rFonts w:asciiTheme="minorHAnsi" w:hAnsiTheme="minorHAnsi" w:cstheme="minorHAnsi"/>
           <w:sz w:val="18"/>
           <w:szCs w:val="18"/>
@@ -19944,7 +21046,7 @@
       </w:r>
       <w:r>
         <w:rPr>
-          <w:rStyle w:val="HTML"/>
+          <w:rStyle w:val="HTMLCode"/>
           <w:rFonts w:asciiTheme="minorHAnsi" w:hAnsiTheme="minorHAnsi" w:cstheme="minorHAnsi"/>
           <w:sz w:val="18"/>
           <w:szCs w:val="18"/>
@@ -19963,10 +21065,10 @@
     </w:p>
     <w:p>
       <w:pPr>
-        <w:pStyle w:val="HTML0"/>
-        <w:contextualSpacing/>
-        <w:rPr>
-          <w:rStyle w:val="HTML"/>
+        <w:pStyle w:val="HTMLPreformatted"/>
+        <w:contextualSpacing/>
+        <w:rPr>
+          <w:rStyle w:val="HTMLCode"/>
           <w:rFonts w:asciiTheme="minorHAnsi" w:hAnsiTheme="minorHAnsi" w:cstheme="minorHAnsi"/>
           <w:sz w:val="18"/>
           <w:szCs w:val="18"/>
@@ -19974,7 +21076,7 @@
       </w:pPr>
       <w:r>
         <w:rPr>
-          <w:rStyle w:val="HTML"/>
+          <w:rStyle w:val="HTMLCode"/>
           <w:rFonts w:asciiTheme="minorHAnsi" w:hAnsiTheme="minorHAnsi" w:cstheme="minorHAnsi"/>
           <w:sz w:val="18"/>
           <w:szCs w:val="18"/>
@@ -19983,7 +21085,7 @@
       </w:r>
       <w:r>
         <w:rPr>
-          <w:rStyle w:val="HTML"/>
+          <w:rStyle w:val="HTMLCode"/>
           <w:rFonts w:asciiTheme="minorHAnsi" w:hAnsiTheme="minorHAnsi" w:cstheme="minorHAnsi"/>
           <w:sz w:val="18"/>
           <w:szCs w:val="18"/>
@@ -19993,10 +21095,10 @@
     </w:p>
     <w:p>
       <w:pPr>
-        <w:pStyle w:val="HTML0"/>
-        <w:contextualSpacing/>
-        <w:rPr>
-          <w:rStyle w:val="HTML"/>
+        <w:pStyle w:val="HTMLPreformatted"/>
+        <w:contextualSpacing/>
+        <w:rPr>
+          <w:rStyle w:val="HTMLCode"/>
           <w:rFonts w:asciiTheme="minorHAnsi" w:hAnsiTheme="minorHAnsi" w:cstheme="minorHAnsi"/>
           <w:sz w:val="18"/>
           <w:szCs w:val="18"/>
@@ -20004,7 +21106,7 @@
       </w:pPr>
       <w:r>
         <w:rPr>
-          <w:rStyle w:val="HTML"/>
+          <w:rStyle w:val="HTMLCode"/>
           <w:rFonts w:asciiTheme="minorHAnsi" w:hAnsiTheme="minorHAnsi" w:cstheme="minorHAnsi"/>
           <w:sz w:val="18"/>
           <w:szCs w:val="18"/>
@@ -20022,7 +21124,7 @@
       </w:r>
       <w:r>
         <w:rPr>
-          <w:rStyle w:val="HTML"/>
+          <w:rStyle w:val="HTMLCode"/>
           <w:rFonts w:asciiTheme="minorHAnsi" w:hAnsiTheme="minorHAnsi" w:cstheme="minorHAnsi"/>
           <w:sz w:val="18"/>
           <w:szCs w:val="18"/>
@@ -20031,7 +21133,7 @@
       </w:r>
       <w:r>
         <w:rPr>
-          <w:rStyle w:val="HTML"/>
+          <w:rStyle w:val="HTMLCode"/>
           <w:rFonts w:asciiTheme="minorHAnsi" w:hAnsiTheme="minorHAnsi" w:cstheme="minorHAnsi"/>
           <w:sz w:val="18"/>
           <w:szCs w:val="18"/>
@@ -20040,7 +21142,7 @@
       </w:r>
       <w:r>
         <w:rPr>
-          <w:rStyle w:val="HTML"/>
+          <w:rStyle w:val="HTMLCode"/>
           <w:rFonts w:asciiTheme="minorHAnsi" w:hAnsiTheme="minorHAnsi" w:cstheme="minorHAnsi"/>
           <w:sz w:val="18"/>
           <w:szCs w:val="18"/>
@@ -20050,10 +21152,10 @@
     </w:p>
     <w:p>
       <w:pPr>
-        <w:pStyle w:val="HTML0"/>
-        <w:contextualSpacing/>
-        <w:rPr>
-          <w:rStyle w:val="HTML"/>
+        <w:pStyle w:val="HTMLPreformatted"/>
+        <w:contextualSpacing/>
+        <w:rPr>
+          <w:rStyle w:val="HTMLCode"/>
           <w:rFonts w:asciiTheme="minorHAnsi" w:hAnsiTheme="minorHAnsi" w:cstheme="minorHAnsi"/>
           <w:sz w:val="18"/>
           <w:szCs w:val="18"/>
@@ -20061,7 +21163,7 @@
       </w:pPr>
       <w:r>
         <w:rPr>
-          <w:rStyle w:val="HTML"/>
+          <w:rStyle w:val="HTMLCode"/>
           <w:rFonts w:asciiTheme="minorHAnsi" w:hAnsiTheme="minorHAnsi" w:cstheme="minorHAnsi"/>
           <w:sz w:val="18"/>
           <w:szCs w:val="18"/>
@@ -20079,7 +21181,7 @@
       </w:r>
       <w:r>
         <w:rPr>
-          <w:rStyle w:val="HTML"/>
+          <w:rStyle w:val="HTMLCode"/>
           <w:rFonts w:asciiTheme="minorHAnsi" w:hAnsiTheme="minorHAnsi" w:cstheme="minorHAnsi"/>
           <w:sz w:val="18"/>
           <w:szCs w:val="18"/>
@@ -20089,10 +21191,10 @@
     </w:p>
     <w:p>
       <w:pPr>
-        <w:pStyle w:val="HTML0"/>
-        <w:contextualSpacing/>
-        <w:rPr>
-          <w:rStyle w:val="HTML"/>
+        <w:pStyle w:val="HTMLPreformatted"/>
+        <w:contextualSpacing/>
+        <w:rPr>
+          <w:rStyle w:val="HTMLCode"/>
           <w:rFonts w:asciiTheme="minorHAnsi" w:hAnsiTheme="minorHAnsi" w:cstheme="minorHAnsi"/>
           <w:sz w:val="18"/>
           <w:szCs w:val="18"/>
@@ -20100,7 +21202,7 @@
       </w:pPr>
       <w:r>
         <w:rPr>
-          <w:rStyle w:val="HTML"/>
+          <w:rStyle w:val="HTMLCode"/>
           <w:rFonts w:asciiTheme="minorHAnsi" w:hAnsiTheme="minorHAnsi" w:cstheme="minorHAnsi"/>
           <w:sz w:val="18"/>
           <w:szCs w:val="18"/>
@@ -20110,7 +21212,7 @@
       <w:proofErr w:type="gramStart"/>
       <w:r>
         <w:rPr>
-          <w:rStyle w:val="HTML"/>
+          <w:rStyle w:val="HTMLCode"/>
           <w:rFonts w:asciiTheme="minorHAnsi" w:hAnsiTheme="minorHAnsi" w:cstheme="minorHAnsi"/>
           <w:sz w:val="18"/>
           <w:szCs w:val="18"/>
@@ -20120,7 +21222,7 @@
       <w:proofErr w:type="gramEnd"/>
       <w:r>
         <w:rPr>
-          <w:rStyle w:val="HTML"/>
+          <w:rStyle w:val="HTMLCode"/>
           <w:rFonts w:asciiTheme="minorHAnsi" w:hAnsiTheme="minorHAnsi" w:cstheme="minorHAnsi"/>
           <w:sz w:val="18"/>
           <w:szCs w:val="18"/>
@@ -20138,7 +21240,7 @@
       </w:r>
       <w:r>
         <w:rPr>
-          <w:rStyle w:val="HTML"/>
+          <w:rStyle w:val="HTMLCode"/>
           <w:rFonts w:asciiTheme="minorHAnsi" w:hAnsiTheme="minorHAnsi" w:cstheme="minorHAnsi"/>
           <w:sz w:val="18"/>
           <w:szCs w:val="18"/>
@@ -20156,7 +21258,7 @@
       </w:r>
       <w:r>
         <w:rPr>
-          <w:rStyle w:val="HTML"/>
+          <w:rStyle w:val="HTMLCode"/>
           <w:rFonts w:asciiTheme="minorHAnsi" w:hAnsiTheme="minorHAnsi" w:cstheme="minorHAnsi"/>
           <w:sz w:val="18"/>
           <w:szCs w:val="18"/>
@@ -20166,10 +21268,10 @@
     </w:p>
     <w:p>
       <w:pPr>
-        <w:pStyle w:val="HTML0"/>
-        <w:contextualSpacing/>
-        <w:rPr>
-          <w:rStyle w:val="HTML"/>
+        <w:pStyle w:val="HTMLPreformatted"/>
+        <w:contextualSpacing/>
+        <w:rPr>
+          <w:rStyle w:val="HTMLCode"/>
           <w:rFonts w:asciiTheme="minorHAnsi" w:hAnsiTheme="minorHAnsi" w:cstheme="minorHAnsi"/>
           <w:sz w:val="18"/>
           <w:szCs w:val="18"/>
@@ -20177,7 +21279,7 @@
       </w:pPr>
       <w:r>
         <w:rPr>
-          <w:rStyle w:val="HTML"/>
+          <w:rStyle w:val="HTMLCode"/>
           <w:rFonts w:asciiTheme="minorHAnsi" w:hAnsiTheme="minorHAnsi" w:cstheme="minorHAnsi"/>
           <w:sz w:val="18"/>
           <w:szCs w:val="18"/>
@@ -20195,7 +21297,7 @@
       </w:r>
       <w:r>
         <w:rPr>
-          <w:rStyle w:val="HTML"/>
+          <w:rStyle w:val="HTMLCode"/>
           <w:rFonts w:asciiTheme="minorHAnsi" w:hAnsiTheme="minorHAnsi" w:cstheme="minorHAnsi"/>
           <w:sz w:val="18"/>
           <w:szCs w:val="18"/>
@@ -20213,7 +21315,7 @@
       </w:r>
       <w:r>
         <w:rPr>
-          <w:rStyle w:val="HTML"/>
+          <w:rStyle w:val="HTMLCode"/>
           <w:rFonts w:asciiTheme="minorHAnsi" w:hAnsiTheme="minorHAnsi" w:cstheme="minorHAnsi"/>
           <w:sz w:val="18"/>
           <w:szCs w:val="18"/>
@@ -20271,7 +21373,7 @@
       </w:r>
       <w:r>
         <w:rPr>
-          <w:rStyle w:val="HTML"/>
+          <w:rStyle w:val="HTMLCode"/>
           <w:rFonts w:asciiTheme="minorHAnsi" w:hAnsiTheme="minorHAnsi" w:cstheme="minorHAnsi"/>
           <w:sz w:val="18"/>
           <w:szCs w:val="18"/>
@@ -20289,7 +21391,7 @@
       </w:r>
       <w:r>
         <w:rPr>
-          <w:rStyle w:val="HTML"/>
+          <w:rStyle w:val="HTMLCode"/>
           <w:rFonts w:asciiTheme="minorHAnsi" w:hAnsiTheme="minorHAnsi" w:cstheme="minorHAnsi"/>
           <w:sz w:val="18"/>
           <w:szCs w:val="18"/>
@@ -20308,10 +21410,10 @@
     </w:p>
     <w:p>
       <w:pPr>
-        <w:pStyle w:val="HTML0"/>
-        <w:contextualSpacing/>
-        <w:rPr>
-          <w:rStyle w:val="HTML"/>
+        <w:pStyle w:val="HTMLPreformatted"/>
+        <w:contextualSpacing/>
+        <w:rPr>
+          <w:rStyle w:val="HTMLCode"/>
           <w:rFonts w:asciiTheme="minorHAnsi" w:hAnsiTheme="minorHAnsi" w:cstheme="minorHAnsi"/>
           <w:sz w:val="18"/>
           <w:szCs w:val="18"/>
@@ -20319,7 +21421,7 @@
       </w:pPr>
       <w:r>
         <w:rPr>
-          <w:rStyle w:val="HTML"/>
+          <w:rStyle w:val="HTMLCode"/>
           <w:rFonts w:asciiTheme="minorHAnsi" w:hAnsiTheme="minorHAnsi" w:cstheme="minorHAnsi"/>
           <w:sz w:val="18"/>
           <w:szCs w:val="18"/>
@@ -20337,7 +21439,7 @@
       </w:r>
       <w:r>
         <w:rPr>
-          <w:rStyle w:val="HTML"/>
+          <w:rStyle w:val="HTMLCode"/>
           <w:rFonts w:asciiTheme="minorHAnsi" w:hAnsiTheme="minorHAnsi" w:cstheme="minorHAnsi"/>
           <w:sz w:val="18"/>
           <w:szCs w:val="18"/>
@@ -20355,7 +21457,7 @@
       </w:r>
       <w:r>
         <w:rPr>
-          <w:rStyle w:val="HTML"/>
+          <w:rStyle w:val="HTMLCode"/>
           <w:rFonts w:asciiTheme="minorHAnsi" w:hAnsiTheme="minorHAnsi" w:cstheme="minorHAnsi"/>
           <w:sz w:val="18"/>
           <w:szCs w:val="18"/>
@@ -20393,7 +21495,7 @@
       </w:r>
       <w:r>
         <w:rPr>
-          <w:rStyle w:val="HTML"/>
+          <w:rStyle w:val="HTMLCode"/>
           <w:rFonts w:asciiTheme="minorHAnsi" w:hAnsiTheme="minorHAnsi" w:cstheme="minorHAnsi"/>
           <w:sz w:val="18"/>
           <w:szCs w:val="18"/>
@@ -20411,7 +21513,7 @@
       </w:r>
       <w:r>
         <w:rPr>
-          <w:rStyle w:val="HTML"/>
+          <w:rStyle w:val="HTMLCode"/>
           <w:rFonts w:asciiTheme="minorHAnsi" w:hAnsiTheme="minorHAnsi" w:cstheme="minorHAnsi"/>
           <w:sz w:val="18"/>
           <w:szCs w:val="18"/>
@@ -20430,10 +21532,10 @@
     </w:p>
     <w:p>
       <w:pPr>
-        <w:pStyle w:val="HTML0"/>
-        <w:contextualSpacing/>
-        <w:rPr>
-          <w:rStyle w:val="HTML"/>
+        <w:pStyle w:val="HTMLPreformatted"/>
+        <w:contextualSpacing/>
+        <w:rPr>
+          <w:rStyle w:val="HTMLCode"/>
           <w:rFonts w:asciiTheme="minorHAnsi" w:hAnsiTheme="minorHAnsi" w:cstheme="minorHAnsi"/>
           <w:sz w:val="18"/>
           <w:szCs w:val="18"/>
@@ -20441,7 +21543,7 @@
       </w:pPr>
       <w:r>
         <w:rPr>
-          <w:rStyle w:val="HTML"/>
+          <w:rStyle w:val="HTMLCode"/>
           <w:rFonts w:asciiTheme="minorHAnsi" w:hAnsiTheme="minorHAnsi" w:cstheme="minorHAnsi"/>
           <w:sz w:val="18"/>
           <w:szCs w:val="18"/>
@@ -20450,7 +21552,7 @@
       </w:r>
       <w:r>
         <w:rPr>
-          <w:rStyle w:val="HTML"/>
+          <w:rStyle w:val="HTMLCode"/>
           <w:rFonts w:asciiTheme="minorHAnsi" w:hAnsiTheme="minorHAnsi" w:cstheme="minorHAnsi"/>
           <w:sz w:val="18"/>
           <w:szCs w:val="18"/>
@@ -20460,10 +21562,10 @@
     </w:p>
     <w:p>
       <w:pPr>
-        <w:pStyle w:val="HTML0"/>
-        <w:contextualSpacing/>
-        <w:rPr>
-          <w:rStyle w:val="HTML"/>
+        <w:pStyle w:val="HTMLPreformatted"/>
+        <w:contextualSpacing/>
+        <w:rPr>
+          <w:rStyle w:val="HTMLCode"/>
           <w:rFonts w:asciiTheme="minorHAnsi" w:hAnsiTheme="minorHAnsi" w:cstheme="minorHAnsi"/>
           <w:sz w:val="18"/>
           <w:szCs w:val="18"/>
@@ -20471,7 +21573,7 @@
       </w:pPr>
       <w:r>
         <w:rPr>
-          <w:rStyle w:val="HTML"/>
+          <w:rStyle w:val="HTMLCode"/>
           <w:rFonts w:asciiTheme="minorHAnsi" w:hAnsiTheme="minorHAnsi" w:cstheme="minorHAnsi"/>
           <w:sz w:val="18"/>
           <w:szCs w:val="18"/>
@@ -20489,7 +21591,7 @@
       </w:r>
       <w:r>
         <w:rPr>
-          <w:rStyle w:val="HTML"/>
+          <w:rStyle w:val="HTMLCode"/>
           <w:rFonts w:asciiTheme="minorHAnsi" w:hAnsiTheme="minorHAnsi" w:cstheme="minorHAnsi"/>
           <w:sz w:val="18"/>
           <w:szCs w:val="18"/>
@@ -20498,7 +21600,7 @@
       </w:r>
       <w:r>
         <w:rPr>
-          <w:rStyle w:val="HTML"/>
+          <w:rStyle w:val="HTMLCode"/>
           <w:rFonts w:asciiTheme="minorHAnsi" w:hAnsiTheme="minorHAnsi" w:cstheme="minorHAnsi"/>
           <w:sz w:val="18"/>
           <w:szCs w:val="18"/>
@@ -20507,7 +21609,7 @@
       </w:r>
       <w:r>
         <w:rPr>
-          <w:rStyle w:val="HTML"/>
+          <w:rStyle w:val="HTMLCode"/>
           <w:rFonts w:asciiTheme="minorHAnsi" w:hAnsiTheme="minorHAnsi" w:cstheme="minorHAnsi"/>
           <w:sz w:val="18"/>
           <w:szCs w:val="18"/>
@@ -20517,10 +21619,10 @@
     </w:p>
     <w:p>
       <w:pPr>
-        <w:pStyle w:val="HTML0"/>
-        <w:contextualSpacing/>
-        <w:rPr>
-          <w:rStyle w:val="HTML"/>
+        <w:pStyle w:val="HTMLPreformatted"/>
+        <w:contextualSpacing/>
+        <w:rPr>
+          <w:rStyle w:val="HTMLCode"/>
           <w:rFonts w:asciiTheme="minorHAnsi" w:hAnsiTheme="minorHAnsi" w:cstheme="minorHAnsi"/>
           <w:sz w:val="18"/>
           <w:szCs w:val="18"/>
@@ -20528,7 +21630,7 @@
       </w:pPr>
       <w:r>
         <w:rPr>
-          <w:rStyle w:val="HTML"/>
+          <w:rStyle w:val="HTMLCode"/>
           <w:rFonts w:asciiTheme="minorHAnsi" w:hAnsiTheme="minorHAnsi" w:cstheme="minorHAnsi"/>
           <w:sz w:val="18"/>
           <w:szCs w:val="18"/>
@@ -20547,10 +21649,10 @@
     </w:p>
     <w:p>
       <w:pPr>
-        <w:pStyle w:val="HTML0"/>
-        <w:contextualSpacing/>
-        <w:rPr>
-          <w:rStyle w:val="HTML"/>
+        <w:pStyle w:val="HTMLPreformatted"/>
+        <w:contextualSpacing/>
+        <w:rPr>
+          <w:rStyle w:val="HTMLCode"/>
           <w:rFonts w:asciiTheme="minorHAnsi" w:hAnsiTheme="minorHAnsi" w:cstheme="minorHAnsi"/>
           <w:sz w:val="18"/>
           <w:szCs w:val="18"/>
@@ -20567,7 +21669,7 @@
       </w:r>
       <w:r>
         <w:rPr>
-          <w:rStyle w:val="HTML"/>
+          <w:rStyle w:val="HTMLCode"/>
           <w:rFonts w:asciiTheme="minorHAnsi" w:hAnsiTheme="minorHAnsi" w:cstheme="minorHAnsi"/>
           <w:sz w:val="18"/>
           <w:szCs w:val="18"/>
@@ -20585,7 +21687,7 @@
       </w:r>
       <w:r>
         <w:rPr>
-          <w:rStyle w:val="HTML"/>
+          <w:rStyle w:val="HTMLCode"/>
           <w:rFonts w:asciiTheme="minorHAnsi" w:hAnsiTheme="minorHAnsi" w:cstheme="minorHAnsi"/>
           <w:sz w:val="18"/>
           <w:szCs w:val="18"/>
@@ -20603,7 +21705,7 @@
       </w:r>
       <w:r>
         <w:rPr>
-          <w:rStyle w:val="HTML"/>
+          <w:rStyle w:val="HTMLCode"/>
           <w:rFonts w:asciiTheme="minorHAnsi" w:hAnsiTheme="minorHAnsi" w:cstheme="minorHAnsi"/>
           <w:sz w:val="18"/>
           <w:szCs w:val="18"/>
@@ -20621,7 +21723,7 @@
       </w:r>
       <w:r>
         <w:rPr>
-          <w:rStyle w:val="HTML"/>
+          <w:rStyle w:val="HTMLCode"/>
           <w:rFonts w:asciiTheme="minorHAnsi" w:hAnsiTheme="minorHAnsi" w:cstheme="minorHAnsi"/>
           <w:sz w:val="18"/>
           <w:szCs w:val="18"/>
@@ -20639,7 +21741,7 @@
       </w:r>
       <w:r>
         <w:rPr>
-          <w:rStyle w:val="HTML"/>
+          <w:rStyle w:val="HTMLCode"/>
           <w:rFonts w:asciiTheme="minorHAnsi" w:hAnsiTheme="minorHAnsi" w:cstheme="minorHAnsi"/>
           <w:sz w:val="18"/>
           <w:szCs w:val="18"/>
@@ -20657,7 +21759,7 @@
       </w:r>
       <w:r>
         <w:rPr>
-          <w:rStyle w:val="HTML"/>
+          <w:rStyle w:val="HTMLCode"/>
           <w:rFonts w:asciiTheme="minorHAnsi" w:hAnsiTheme="minorHAnsi" w:cstheme="minorHAnsi"/>
           <w:sz w:val="18"/>
           <w:szCs w:val="18"/>
@@ -20667,7 +21769,7 @@
     </w:p>
     <w:p>
       <w:pPr>
-        <w:pStyle w:val="3"/>
+        <w:pStyle w:val="Heading3"/>
         <w:spacing w:before="0" w:beforeAutospacing="0" w:after="0" w:afterAutospacing="0"/>
         <w:contextualSpacing/>
         <w:rPr>
@@ -20706,7 +21808,7 @@
     </w:p>
     <w:p>
       <w:pPr>
-        <w:pStyle w:val="a4"/>
+        <w:pStyle w:val="NormalWeb"/>
         <w:spacing w:before="0" w:beforeAutospacing="0" w:after="0" w:afterAutospacing="0"/>
         <w:contextualSpacing/>
         <w:rPr>
@@ -20727,7 +21829,7 @@
       </w:r>
       <w:r>
         <w:rPr>
-          <w:rStyle w:val="HTML"/>
+          <w:rStyle w:val="HTMLCode"/>
           <w:rFonts w:asciiTheme="minorHAnsi" w:hAnsiTheme="minorHAnsi" w:cstheme="minorHAnsi"/>
           <w:sz w:val="18"/>
           <w:szCs w:val="18"/>
@@ -20738,7 +21840,7 @@
       <w:proofErr w:type="spellStart"/>
       <w:r>
         <w:rPr>
-          <w:rStyle w:val="HTML"/>
+          <w:rStyle w:val="HTMLCode"/>
           <w:rFonts w:asciiTheme="minorHAnsi" w:hAnsiTheme="minorHAnsi" w:cstheme="minorHAnsi"/>
           <w:sz w:val="18"/>
           <w:szCs w:val="18"/>
@@ -20813,7 +21915,7 @@
     </w:p>
     <w:p>
       <w:pPr>
-        <w:pStyle w:val="a4"/>
+        <w:pStyle w:val="NormalWeb"/>
         <w:spacing w:before="0" w:beforeAutospacing="0" w:after="0" w:afterAutospacing="0"/>
         <w:contextualSpacing/>
         <w:rPr>
@@ -20833,7 +21935,7 @@
     </w:p>
     <w:p>
       <w:pPr>
-        <w:pStyle w:val="a4"/>
+        <w:pStyle w:val="NormalWeb"/>
         <w:spacing w:before="0" w:beforeAutospacing="0" w:after="0" w:afterAutospacing="0"/>
         <w:contextualSpacing/>
         <w:rPr>
@@ -22186,839 +23288,6 @@
           <w:szCs w:val="18"/>
         </w:rPr>
         <w:t xml:space="preserve"> = CASE </w:t>
-      </w:r>
-    </w:p>
-    <w:p>
-      <w:pPr>
-        <w:spacing w:after="0" w:line="240" w:lineRule="auto"/>
-        <w:contextualSpacing/>
-        <w:rPr>
-          <w:rFonts w:cstheme="minorHAnsi"/>
-          <w:sz w:val="18"/>
-          <w:szCs w:val="18"/>
-        </w:rPr>
-      </w:pPr>
-      <w:r>
-        <w:rPr>
-          <w:rFonts w:cstheme="minorHAnsi"/>
-          <w:sz w:val="18"/>
-          <w:szCs w:val="18"/>
-        </w:rPr>
-        <w:t xml:space="preserve">        WHEN city = '</w:t>
-      </w:r>
-      <w:proofErr w:type="spellStart"/>
-      <w:r>
-        <w:rPr>
-          <w:rFonts w:cstheme="minorHAnsi"/>
-          <w:sz w:val="18"/>
-          <w:szCs w:val="18"/>
-        </w:rPr>
-        <w:t>Antwerpen</w:t>
-      </w:r>
-      <w:proofErr w:type="spellEnd"/>
-      <w:r>
-        <w:rPr>
-          <w:rFonts w:cstheme="minorHAnsi"/>
-          <w:sz w:val="18"/>
-          <w:szCs w:val="18"/>
-        </w:rPr>
-        <w:t xml:space="preserve">' AND </w:t>
-      </w:r>
-      <w:r>
-        <w:rPr>
-          <w:rFonts w:cstheme="minorHAnsi"/>
-          <w:sz w:val="18"/>
-          <w:szCs w:val="18"/>
-        </w:rPr>
-        <w:t xml:space="preserve">address LIKE </w:t>
-      </w:r>
-      <w:r>
-        <w:rPr>
-          <w:rFonts w:cstheme="minorHAnsi"/>
-          <w:sz w:val="18"/>
-          <w:szCs w:val="18"/>
-        </w:rPr>
-        <w:t>'</w:t>
-      </w:r>
-      <w:proofErr w:type="spellStart"/>
-      <w:r>
-        <w:rPr>
-          <w:rFonts w:cstheme="minorHAnsi"/>
-          <w:sz w:val="18"/>
-          <w:szCs w:val="18"/>
-        </w:rPr>
-        <w:t>Abdijstraat</w:t>
-      </w:r>
-      <w:proofErr w:type="spellEnd"/>
-      <w:r>
-        <w:rPr>
-          <w:rFonts w:cstheme="minorHAnsi"/>
-          <w:sz w:val="18"/>
-          <w:szCs w:val="18"/>
-        </w:rPr>
-        <w:t xml:space="preserve"> 212%' THEN 4.38031</w:t>
-      </w:r>
-    </w:p>
-    <w:p>
-      <w:pPr>
-        <w:spacing w:after="0" w:line="240" w:lineRule="auto"/>
-        <w:contextualSpacing/>
-        <w:rPr>
-          <w:rFonts w:cstheme="minorHAnsi"/>
-          <w:sz w:val="18"/>
-          <w:szCs w:val="18"/>
-        </w:rPr>
-      </w:pPr>
-      <w:r>
-        <w:rPr>
-          <w:rFonts w:cstheme="minorHAnsi"/>
-          <w:sz w:val="18"/>
-          <w:szCs w:val="18"/>
-        </w:rPr>
-        <w:t xml:space="preserve">        WHEN city = 'Sint-Niklaas' AND </w:t>
-      </w:r>
-      <w:r>
-        <w:rPr>
-          <w:rFonts w:cstheme="minorHAnsi"/>
-          <w:sz w:val="18"/>
-          <w:szCs w:val="18"/>
-        </w:rPr>
-        <w:t xml:space="preserve">address LIKE </w:t>
-      </w:r>
-      <w:r>
-        <w:rPr>
-          <w:rFonts w:cstheme="minorHAnsi"/>
-          <w:sz w:val="18"/>
-          <w:szCs w:val="18"/>
-        </w:rPr>
-        <w:t>'</w:t>
-      </w:r>
-      <w:proofErr w:type="spellStart"/>
-      <w:r>
-        <w:rPr>
-          <w:rFonts w:cstheme="minorHAnsi"/>
-          <w:sz w:val="18"/>
-          <w:szCs w:val="18"/>
-        </w:rPr>
-        <w:t>Plezantstraat</w:t>
-      </w:r>
-      <w:proofErr w:type="spellEnd"/>
-      <w:r>
-        <w:rPr>
-          <w:rFonts w:cstheme="minorHAnsi"/>
-          <w:sz w:val="18"/>
-          <w:szCs w:val="18"/>
-        </w:rPr>
-        <w:t xml:space="preserve"> 40A%' THEN 4.14372</w:t>
-      </w:r>
-    </w:p>
-    <w:p>
-      <w:pPr>
-        <w:spacing w:after="0" w:line="240" w:lineRule="auto"/>
-        <w:contextualSpacing/>
-        <w:rPr>
-          <w:rFonts w:cstheme="minorHAnsi"/>
-          <w:sz w:val="18"/>
-          <w:szCs w:val="18"/>
-        </w:rPr>
-      </w:pPr>
-      <w:r>
-        <w:rPr>
-          <w:rFonts w:cstheme="minorHAnsi"/>
-          <w:sz w:val="18"/>
-          <w:szCs w:val="18"/>
-        </w:rPr>
-        <w:t xml:space="preserve">        WHEN city = '</w:t>
-      </w:r>
-      <w:proofErr w:type="spellStart"/>
-      <w:r>
-        <w:rPr>
-          <w:rFonts w:cstheme="minorHAnsi"/>
-          <w:sz w:val="18"/>
-          <w:szCs w:val="18"/>
-        </w:rPr>
-        <w:t>Middelkerke</w:t>
-      </w:r>
-      <w:proofErr w:type="spellEnd"/>
-      <w:r>
-        <w:rPr>
-          <w:rFonts w:cstheme="minorHAnsi"/>
-          <w:sz w:val="18"/>
-          <w:szCs w:val="18"/>
-        </w:rPr>
-        <w:t xml:space="preserve">' AND </w:t>
-      </w:r>
-      <w:r>
-        <w:rPr>
-          <w:rFonts w:cstheme="minorHAnsi"/>
-          <w:sz w:val="18"/>
-          <w:szCs w:val="18"/>
-        </w:rPr>
-        <w:t xml:space="preserve">address LIKE </w:t>
-      </w:r>
-      <w:r>
-        <w:rPr>
-          <w:rFonts w:cstheme="minorHAnsi"/>
-          <w:sz w:val="18"/>
-          <w:szCs w:val="18"/>
-        </w:rPr>
-        <w:t>'</w:t>
-      </w:r>
-      <w:proofErr w:type="spellStart"/>
-      <w:r>
-        <w:rPr>
-          <w:rFonts w:cstheme="minorHAnsi"/>
-          <w:sz w:val="18"/>
-          <w:szCs w:val="18"/>
-        </w:rPr>
-        <w:t>Zeedijk</w:t>
-      </w:r>
-      <w:proofErr w:type="spellEnd"/>
-      <w:r>
-        <w:rPr>
-          <w:rFonts w:cstheme="minorHAnsi"/>
-          <w:sz w:val="18"/>
-          <w:szCs w:val="18"/>
-        </w:rPr>
-        <w:t xml:space="preserve"> 78%' THEN 2.81235</w:t>
-      </w:r>
-    </w:p>
-    <w:p>
-      <w:pPr>
-        <w:spacing w:after="0" w:line="240" w:lineRule="auto"/>
-        <w:contextualSpacing/>
-        <w:rPr>
-          <w:rFonts w:cstheme="minorHAnsi"/>
-          <w:sz w:val="18"/>
-          <w:szCs w:val="18"/>
-        </w:rPr>
-      </w:pPr>
-      <w:r>
-        <w:rPr>
-          <w:rFonts w:cstheme="minorHAnsi"/>
-          <w:sz w:val="18"/>
-          <w:szCs w:val="18"/>
-        </w:rPr>
-        <w:t xml:space="preserve">        WHEN city = 'Hasselt' AND </w:t>
-      </w:r>
-      <w:r>
-        <w:rPr>
-          <w:rFonts w:cstheme="minorHAnsi"/>
-          <w:sz w:val="18"/>
-          <w:szCs w:val="18"/>
-        </w:rPr>
-        <w:t xml:space="preserve">address LIKE </w:t>
-      </w:r>
-      <w:r>
-        <w:rPr>
-          <w:rFonts w:cstheme="minorHAnsi"/>
-          <w:sz w:val="18"/>
-          <w:szCs w:val="18"/>
-        </w:rPr>
-        <w:t>'</w:t>
-      </w:r>
-      <w:proofErr w:type="spellStart"/>
-      <w:r>
-        <w:rPr>
-          <w:rFonts w:cstheme="minorHAnsi"/>
-          <w:sz w:val="18"/>
-          <w:szCs w:val="18"/>
-        </w:rPr>
-        <w:t>Sint-Truidersteenweg</w:t>
-      </w:r>
-      <w:proofErr w:type="spellEnd"/>
-      <w:r>
-        <w:rPr>
-          <w:rFonts w:cstheme="minorHAnsi"/>
-          <w:sz w:val="18"/>
-          <w:szCs w:val="18"/>
-        </w:rPr>
-        <w:t xml:space="preserve"> 46%' THEN 5.32356</w:t>
-      </w:r>
-    </w:p>
-    <w:p>
-      <w:pPr>
-        <w:spacing w:after="0" w:line="240" w:lineRule="auto"/>
-        <w:contextualSpacing/>
-        <w:rPr>
-          <w:rFonts w:cstheme="minorHAnsi"/>
-          <w:sz w:val="18"/>
-          <w:szCs w:val="18"/>
-        </w:rPr>
-      </w:pPr>
-      <w:r>
-        <w:rPr>
-          <w:rFonts w:cstheme="minorHAnsi"/>
-          <w:sz w:val="18"/>
-          <w:szCs w:val="18"/>
-        </w:rPr>
-        <w:t xml:space="preserve">        WHEN city = 'Genk' AND </w:t>
-      </w:r>
-      <w:r>
-        <w:rPr>
-          <w:rFonts w:cstheme="minorHAnsi"/>
-          <w:sz w:val="18"/>
-          <w:szCs w:val="18"/>
-        </w:rPr>
-        <w:t xml:space="preserve">address LIKE </w:t>
-      </w:r>
-      <w:r>
-        <w:rPr>
-          <w:rFonts w:cstheme="minorHAnsi"/>
-          <w:sz w:val="18"/>
-          <w:szCs w:val="18"/>
-        </w:rPr>
-        <w:t>'</w:t>
-      </w:r>
-      <w:proofErr w:type="spellStart"/>
-      <w:r>
-        <w:rPr>
-          <w:rFonts w:cstheme="minorHAnsi"/>
-          <w:sz w:val="18"/>
-          <w:szCs w:val="18"/>
-        </w:rPr>
-        <w:t>Hoogstraat</w:t>
-      </w:r>
-      <w:proofErr w:type="spellEnd"/>
-      <w:r>
-        <w:rPr>
-          <w:rFonts w:cstheme="minorHAnsi"/>
-          <w:sz w:val="18"/>
-          <w:szCs w:val="18"/>
-        </w:rPr>
-        <w:t xml:space="preserve"> 33%' THEN 5.50153</w:t>
-      </w:r>
-    </w:p>
-    <w:p>
-      <w:pPr>
-        <w:spacing w:after="0" w:line="240" w:lineRule="auto"/>
-        <w:contextualSpacing/>
-        <w:rPr>
-          <w:rFonts w:cstheme="minorHAnsi"/>
-          <w:sz w:val="18"/>
-          <w:szCs w:val="18"/>
-        </w:rPr>
-      </w:pPr>
-      <w:r>
-        <w:rPr>
-          <w:rFonts w:cstheme="minorHAnsi"/>
-          <w:sz w:val="18"/>
-          <w:szCs w:val="18"/>
-        </w:rPr>
-        <w:t xml:space="preserve">        WHEN city = '</w:t>
-      </w:r>
-      <w:proofErr w:type="spellStart"/>
-      <w:r>
-        <w:rPr>
-          <w:rFonts w:cstheme="minorHAnsi"/>
-          <w:sz w:val="18"/>
-          <w:szCs w:val="18"/>
-        </w:rPr>
-        <w:t>Laeken</w:t>
-      </w:r>
-      <w:proofErr w:type="spellEnd"/>
-      <w:r>
-        <w:rPr>
-          <w:rFonts w:cstheme="minorHAnsi"/>
-          <w:sz w:val="18"/>
-          <w:szCs w:val="18"/>
-        </w:rPr>
-        <w:t xml:space="preserve">' AND </w:t>
-      </w:r>
-      <w:r>
-        <w:rPr>
-          <w:rFonts w:cstheme="minorHAnsi"/>
-          <w:sz w:val="18"/>
-          <w:szCs w:val="18"/>
-        </w:rPr>
-        <w:t xml:space="preserve">address LIKE </w:t>
-      </w:r>
-      <w:r>
-        <w:rPr>
-          <w:rFonts w:cstheme="minorHAnsi"/>
-          <w:sz w:val="18"/>
-          <w:szCs w:val="18"/>
-        </w:rPr>
-        <w:t xml:space="preserve">'Avenue </w:t>
-      </w:r>
-      <w:proofErr w:type="spellStart"/>
-      <w:r>
-        <w:rPr>
-          <w:rFonts w:cstheme="minorHAnsi"/>
-          <w:sz w:val="18"/>
-          <w:szCs w:val="18"/>
-        </w:rPr>
-        <w:t>Houba</w:t>
-      </w:r>
-      <w:proofErr w:type="spellEnd"/>
-      <w:r>
-        <w:rPr>
-          <w:rFonts w:cstheme="minorHAnsi"/>
-          <w:sz w:val="18"/>
-          <w:szCs w:val="18"/>
-        </w:rPr>
-        <w:t xml:space="preserve"> de </w:t>
-      </w:r>
-      <w:proofErr w:type="spellStart"/>
-      <w:r>
-        <w:rPr>
-          <w:rFonts w:cstheme="minorHAnsi"/>
-          <w:sz w:val="18"/>
-          <w:szCs w:val="18"/>
-        </w:rPr>
-        <w:t>Strooper</w:t>
-      </w:r>
-      <w:proofErr w:type="spellEnd"/>
-      <w:r>
-        <w:rPr>
-          <w:rFonts w:cstheme="minorHAnsi"/>
-          <w:sz w:val="18"/>
-          <w:szCs w:val="18"/>
-        </w:rPr>
-        <w:t xml:space="preserve"> 765%' THEN 4.34125</w:t>
-      </w:r>
-    </w:p>
-    <w:p>
-      <w:pPr>
-        <w:spacing w:after="0" w:line="240" w:lineRule="auto"/>
-        <w:contextualSpacing/>
-        <w:rPr>
-          <w:rFonts w:cstheme="minorHAnsi"/>
-          <w:sz w:val="18"/>
-          <w:szCs w:val="18"/>
-        </w:rPr>
-      </w:pPr>
-      <w:r>
-        <w:rPr>
-          <w:rFonts w:cstheme="minorHAnsi"/>
-          <w:sz w:val="18"/>
-          <w:szCs w:val="18"/>
-        </w:rPr>
-        <w:t xml:space="preserve">        WHEN city = '</w:t>
-      </w:r>
-      <w:proofErr w:type="spellStart"/>
-      <w:r>
-        <w:rPr>
-          <w:rFonts w:cstheme="minorHAnsi"/>
-          <w:sz w:val="18"/>
-          <w:szCs w:val="18"/>
-        </w:rPr>
-        <w:t>Heusden-Zolder</w:t>
-      </w:r>
-      <w:proofErr w:type="spellEnd"/>
-      <w:r>
-        <w:rPr>
-          <w:rFonts w:cstheme="minorHAnsi"/>
-          <w:sz w:val="18"/>
-          <w:szCs w:val="18"/>
-        </w:rPr>
-        <w:t xml:space="preserve">' AND </w:t>
-      </w:r>
-      <w:r>
-        <w:rPr>
-          <w:rFonts w:cstheme="minorHAnsi"/>
-          <w:sz w:val="18"/>
-          <w:szCs w:val="18"/>
-        </w:rPr>
-        <w:t xml:space="preserve">address LIKE </w:t>
-      </w:r>
-      <w:r>
-        <w:rPr>
-          <w:rFonts w:cstheme="minorHAnsi"/>
-          <w:sz w:val="18"/>
-          <w:szCs w:val="18"/>
-        </w:rPr>
-        <w:t>'</w:t>
-      </w:r>
-      <w:proofErr w:type="spellStart"/>
-      <w:r>
-        <w:rPr>
-          <w:rFonts w:cstheme="minorHAnsi"/>
-          <w:sz w:val="18"/>
-          <w:szCs w:val="18"/>
-        </w:rPr>
-        <w:t>Ringlaan</w:t>
-      </w:r>
-      <w:proofErr w:type="spellEnd"/>
-      <w:r>
-        <w:rPr>
-          <w:rFonts w:cstheme="minorHAnsi"/>
-          <w:sz w:val="18"/>
-          <w:szCs w:val="18"/>
-        </w:rPr>
-        <w:t xml:space="preserve"> 25%' THEN 5.27542</w:t>
-      </w:r>
-    </w:p>
-    <w:p>
-      <w:pPr>
-        <w:spacing w:after="0" w:line="240" w:lineRule="auto"/>
-        <w:contextualSpacing/>
-        <w:rPr>
-          <w:rFonts w:cstheme="minorHAnsi"/>
-          <w:sz w:val="18"/>
-          <w:szCs w:val="18"/>
-        </w:rPr>
-      </w:pPr>
-      <w:r>
-        <w:rPr>
-          <w:rFonts w:cstheme="minorHAnsi"/>
-          <w:sz w:val="18"/>
-          <w:szCs w:val="18"/>
-        </w:rPr>
-        <w:t xml:space="preserve">        WHEN city = '</w:t>
-      </w:r>
-      <w:proofErr w:type="spellStart"/>
-      <w:r>
-        <w:rPr>
-          <w:rFonts w:cstheme="minorHAnsi"/>
-          <w:sz w:val="18"/>
-          <w:szCs w:val="18"/>
-        </w:rPr>
-        <w:t>Vilvoorde</w:t>
-      </w:r>
-      <w:proofErr w:type="spellEnd"/>
-      <w:r>
-        <w:rPr>
-          <w:rFonts w:cstheme="minorHAnsi"/>
-          <w:sz w:val="18"/>
-          <w:szCs w:val="18"/>
-        </w:rPr>
-        <w:t xml:space="preserve">' AND </w:t>
-      </w:r>
-      <w:r>
-        <w:rPr>
-          <w:rFonts w:cstheme="minorHAnsi"/>
-          <w:sz w:val="18"/>
-          <w:szCs w:val="18"/>
-        </w:rPr>
-        <w:t xml:space="preserve">address LIKE </w:t>
-      </w:r>
-      <w:r>
-        <w:rPr>
-          <w:rFonts w:cstheme="minorHAnsi"/>
-          <w:sz w:val="18"/>
-          <w:szCs w:val="18"/>
-        </w:rPr>
-        <w:t>'</w:t>
-      </w:r>
-      <w:proofErr w:type="spellStart"/>
-      <w:r>
-        <w:rPr>
-          <w:rFonts w:cstheme="minorHAnsi"/>
-          <w:sz w:val="18"/>
-          <w:szCs w:val="18"/>
-        </w:rPr>
-        <w:t>Guldenschaapstraat</w:t>
-      </w:r>
-      <w:proofErr w:type="spellEnd"/>
-      <w:r>
-        <w:rPr>
-          <w:rFonts w:cstheme="minorHAnsi"/>
-          <w:sz w:val="18"/>
-          <w:szCs w:val="18"/>
-        </w:rPr>
-        <w:t xml:space="preserve"> 38%' THEN 4.42513</w:t>
-      </w:r>
-    </w:p>
-    <w:p>
-      <w:pPr>
-        <w:spacing w:after="0" w:line="240" w:lineRule="auto"/>
-        <w:contextualSpacing/>
-        <w:rPr>
-          <w:rFonts w:cstheme="minorHAnsi"/>
-          <w:sz w:val="18"/>
-          <w:szCs w:val="18"/>
-        </w:rPr>
-      </w:pPr>
-      <w:r>
-        <w:rPr>
-          <w:rFonts w:cstheme="minorHAnsi"/>
-          <w:sz w:val="18"/>
-          <w:szCs w:val="18"/>
-        </w:rPr>
-        <w:t xml:space="preserve">        WHEN city = 'Boom' AND </w:t>
-      </w:r>
-      <w:r>
-        <w:rPr>
-          <w:rFonts w:cstheme="minorHAnsi"/>
-          <w:sz w:val="18"/>
-          <w:szCs w:val="18"/>
-        </w:rPr>
-        <w:t xml:space="preserve">address LIKE </w:t>
-      </w:r>
-      <w:r>
-        <w:rPr>
-          <w:rFonts w:cstheme="minorHAnsi"/>
-          <w:sz w:val="18"/>
-          <w:szCs w:val="18"/>
-        </w:rPr>
-        <w:t>'</w:t>
-      </w:r>
-      <w:proofErr w:type="spellStart"/>
-      <w:r>
-        <w:rPr>
-          <w:rFonts w:cstheme="minorHAnsi"/>
-          <w:sz w:val="18"/>
-          <w:szCs w:val="18"/>
-        </w:rPr>
-        <w:t>blauwstraat</w:t>
-      </w:r>
-      <w:proofErr w:type="spellEnd"/>
-      <w:r>
-        <w:rPr>
-          <w:rFonts w:cstheme="minorHAnsi"/>
-          <w:sz w:val="18"/>
-          <w:szCs w:val="18"/>
-        </w:rPr>
-        <w:t xml:space="preserve"> bus 1 29%' THEN 4.36421</w:t>
-      </w:r>
-    </w:p>
-    <w:p>
-      <w:pPr>
-        <w:spacing w:after="0" w:line="240" w:lineRule="auto"/>
-        <w:contextualSpacing/>
-        <w:rPr>
-          <w:rFonts w:cstheme="minorHAnsi"/>
-          <w:sz w:val="18"/>
-          <w:szCs w:val="18"/>
-        </w:rPr>
-      </w:pPr>
-      <w:r>
-        <w:rPr>
-          <w:rFonts w:cstheme="minorHAnsi"/>
-          <w:sz w:val="18"/>
-          <w:szCs w:val="18"/>
-        </w:rPr>
-        <w:t xml:space="preserve">        WHEN city = '</w:t>
-      </w:r>
-      <w:proofErr w:type="spellStart"/>
-      <w:r>
-        <w:rPr>
-          <w:rFonts w:cstheme="minorHAnsi"/>
-          <w:sz w:val="18"/>
-          <w:szCs w:val="18"/>
-        </w:rPr>
-        <w:t>Zelzate</w:t>
-      </w:r>
-      <w:proofErr w:type="spellEnd"/>
-      <w:r>
-        <w:rPr>
-          <w:rFonts w:cstheme="minorHAnsi"/>
-          <w:sz w:val="18"/>
-          <w:szCs w:val="18"/>
-        </w:rPr>
-        <w:t xml:space="preserve">' AND </w:t>
-      </w:r>
-      <w:r>
-        <w:rPr>
-          <w:rFonts w:cstheme="minorHAnsi"/>
-          <w:sz w:val="18"/>
-          <w:szCs w:val="18"/>
-        </w:rPr>
-        <w:t xml:space="preserve">address LIKE </w:t>
-      </w:r>
-      <w:r>
-        <w:rPr>
-          <w:rFonts w:cstheme="minorHAnsi"/>
-          <w:sz w:val="18"/>
-          <w:szCs w:val="18"/>
-        </w:rPr>
-        <w:t xml:space="preserve">'Grote </w:t>
-      </w:r>
-      <w:proofErr w:type="spellStart"/>
-      <w:r>
-        <w:rPr>
-          <w:rFonts w:cstheme="minorHAnsi"/>
-          <w:sz w:val="18"/>
-          <w:szCs w:val="18"/>
-        </w:rPr>
-        <w:t>Markt</w:t>
-      </w:r>
-      <w:proofErr w:type="spellEnd"/>
-      <w:r>
-        <w:rPr>
-          <w:rFonts w:cstheme="minorHAnsi"/>
-          <w:sz w:val="18"/>
-          <w:szCs w:val="18"/>
-        </w:rPr>
-        <w:t xml:space="preserve"> 98%' THEN 3.81124</w:t>
-      </w:r>
-    </w:p>
-    <w:p>
-      <w:pPr>
-        <w:spacing w:after="0" w:line="240" w:lineRule="auto"/>
-        <w:contextualSpacing/>
-        <w:rPr>
-          <w:rFonts w:cstheme="minorHAnsi"/>
-          <w:sz w:val="18"/>
-          <w:szCs w:val="18"/>
-        </w:rPr>
-      </w:pPr>
-      <w:r>
-        <w:rPr>
-          <w:rFonts w:cstheme="minorHAnsi"/>
-          <w:sz w:val="18"/>
-          <w:szCs w:val="18"/>
-        </w:rPr>
-        <w:t xml:space="preserve">        WHEN city = 'Sint-Niklaas' AND </w:t>
-      </w:r>
-      <w:r>
-        <w:rPr>
-          <w:rFonts w:cstheme="minorHAnsi"/>
-          <w:sz w:val="18"/>
-          <w:szCs w:val="18"/>
-        </w:rPr>
-        <w:t xml:space="preserve">address LIKE </w:t>
-      </w:r>
-      <w:r>
-        <w:rPr>
-          <w:rFonts w:cstheme="minorHAnsi"/>
-          <w:sz w:val="18"/>
-          <w:szCs w:val="18"/>
-        </w:rPr>
-        <w:t>'</w:t>
-      </w:r>
-      <w:proofErr w:type="spellStart"/>
-      <w:r>
-        <w:rPr>
-          <w:rFonts w:cstheme="minorHAnsi"/>
-          <w:sz w:val="18"/>
-          <w:szCs w:val="18"/>
-        </w:rPr>
-        <w:t>Vijfstraten</w:t>
-      </w:r>
-      <w:proofErr w:type="spellEnd"/>
-      <w:r>
-        <w:rPr>
-          <w:rFonts w:cstheme="minorHAnsi"/>
-          <w:sz w:val="18"/>
-          <w:szCs w:val="18"/>
-        </w:rPr>
-        <w:t xml:space="preserve"> 66%' THEN 4.15632</w:t>
-      </w:r>
-    </w:p>
-    <w:p>
-      <w:pPr>
-        <w:spacing w:after="0" w:line="240" w:lineRule="auto"/>
-        <w:contextualSpacing/>
-        <w:rPr>
-          <w:rFonts w:cstheme="minorHAnsi"/>
-          <w:sz w:val="18"/>
-          <w:szCs w:val="18"/>
-        </w:rPr>
-      </w:pPr>
-      <w:r>
-        <w:rPr>
-          <w:rFonts w:cstheme="minorHAnsi"/>
-          <w:sz w:val="18"/>
-          <w:szCs w:val="18"/>
-        </w:rPr>
-        <w:t xml:space="preserve">        WHEN city = '</w:t>
-      </w:r>
-      <w:proofErr w:type="spellStart"/>
-      <w:r>
-        <w:rPr>
-          <w:rFonts w:cstheme="minorHAnsi"/>
-          <w:sz w:val="18"/>
-          <w:szCs w:val="18"/>
-        </w:rPr>
-        <w:t>Jodoigne</w:t>
-      </w:r>
-      <w:proofErr w:type="spellEnd"/>
-      <w:r>
-        <w:rPr>
-          <w:rFonts w:cstheme="minorHAnsi"/>
-          <w:sz w:val="18"/>
-          <w:szCs w:val="18"/>
-        </w:rPr>
-        <w:t xml:space="preserve">' AND </w:t>
-      </w:r>
-      <w:r>
-        <w:rPr>
-          <w:rFonts w:cstheme="minorHAnsi"/>
-          <w:sz w:val="18"/>
-          <w:szCs w:val="18"/>
-        </w:rPr>
-        <w:t xml:space="preserve">address LIKE </w:t>
-      </w:r>
-      <w:r>
-        <w:rPr>
-          <w:rFonts w:cstheme="minorHAnsi"/>
-          <w:sz w:val="18"/>
-          <w:szCs w:val="18"/>
-        </w:rPr>
-        <w:t xml:space="preserve">'Rue du </w:t>
-      </w:r>
-      <w:proofErr w:type="spellStart"/>
-      <w:r>
-        <w:rPr>
-          <w:rFonts w:cstheme="minorHAnsi"/>
-          <w:sz w:val="18"/>
-          <w:szCs w:val="18"/>
-        </w:rPr>
-        <w:t>Bosquet</w:t>
-      </w:r>
-      <w:proofErr w:type="spellEnd"/>
-      <w:r>
-        <w:rPr>
-          <w:rFonts w:cstheme="minorHAnsi"/>
-          <w:sz w:val="18"/>
-          <w:szCs w:val="18"/>
-        </w:rPr>
-        <w:t xml:space="preserve"> 13%' THEN 4.87231</w:t>
-      </w:r>
-    </w:p>
-    <w:p>
-      <w:pPr>
-        <w:spacing w:after="0" w:line="240" w:lineRule="auto"/>
-        <w:contextualSpacing/>
-        <w:rPr>
-          <w:rFonts w:cstheme="minorHAnsi"/>
-          <w:sz w:val="18"/>
-          <w:szCs w:val="18"/>
-        </w:rPr>
-      </w:pPr>
-      <w:r>
-        <w:rPr>
-          <w:rFonts w:cstheme="minorHAnsi"/>
-          <w:sz w:val="18"/>
-          <w:szCs w:val="18"/>
-        </w:rPr>
-        <w:t xml:space="preserve">        WHEN city = 'Bree' AND </w:t>
-      </w:r>
-      <w:r>
-        <w:rPr>
-          <w:rFonts w:cstheme="minorHAnsi"/>
-          <w:sz w:val="18"/>
-          <w:szCs w:val="18"/>
-        </w:rPr>
-        <w:t xml:space="preserve">address LIKE </w:t>
-      </w:r>
-      <w:r>
-        <w:rPr>
-          <w:rFonts w:cstheme="minorHAnsi"/>
-          <w:sz w:val="18"/>
-          <w:szCs w:val="18"/>
-        </w:rPr>
-        <w:t xml:space="preserve">'Rode </w:t>
-      </w:r>
-      <w:proofErr w:type="spellStart"/>
-      <w:r>
-        <w:rPr>
-          <w:rFonts w:cstheme="minorHAnsi"/>
-          <w:sz w:val="18"/>
-          <w:szCs w:val="18"/>
-        </w:rPr>
-        <w:t>Kruislaan</w:t>
-      </w:r>
-      <w:proofErr w:type="spellEnd"/>
-      <w:r>
-        <w:rPr>
-          <w:rFonts w:cstheme="minorHAnsi"/>
-          <w:sz w:val="18"/>
-          <w:szCs w:val="18"/>
-        </w:rPr>
-        <w:t xml:space="preserve"> 28%' THEN 5.59124</w:t>
       </w:r>
     </w:p>
     <w:p>
@@ -23047,6 +23316,839 @@
           <w:sz w:val="18"/>
           <w:szCs w:val="18"/>
         </w:rPr>
+        <w:t>Antwerpen</w:t>
+      </w:r>
+      <w:proofErr w:type="spellEnd"/>
+      <w:r>
+        <w:rPr>
+          <w:rFonts w:cstheme="minorHAnsi"/>
+          <w:sz w:val="18"/>
+          <w:szCs w:val="18"/>
+        </w:rPr>
+        <w:t xml:space="preserve">' AND </w:t>
+      </w:r>
+      <w:r>
+        <w:rPr>
+          <w:rFonts w:cstheme="minorHAnsi"/>
+          <w:sz w:val="18"/>
+          <w:szCs w:val="18"/>
+        </w:rPr>
+        <w:t xml:space="preserve">address LIKE </w:t>
+      </w:r>
+      <w:r>
+        <w:rPr>
+          <w:rFonts w:cstheme="minorHAnsi"/>
+          <w:sz w:val="18"/>
+          <w:szCs w:val="18"/>
+        </w:rPr>
+        <w:t>'</w:t>
+      </w:r>
+      <w:proofErr w:type="spellStart"/>
+      <w:r>
+        <w:rPr>
+          <w:rFonts w:cstheme="minorHAnsi"/>
+          <w:sz w:val="18"/>
+          <w:szCs w:val="18"/>
+        </w:rPr>
+        <w:t>Abdijstraat</w:t>
+      </w:r>
+      <w:proofErr w:type="spellEnd"/>
+      <w:r>
+        <w:rPr>
+          <w:rFonts w:cstheme="minorHAnsi"/>
+          <w:sz w:val="18"/>
+          <w:szCs w:val="18"/>
+        </w:rPr>
+        <w:t xml:space="preserve"> 212%' THEN 4.38031</w:t>
+      </w:r>
+    </w:p>
+    <w:p>
+      <w:pPr>
+        <w:spacing w:after="0" w:line="240" w:lineRule="auto"/>
+        <w:contextualSpacing/>
+        <w:rPr>
+          <w:rFonts w:cstheme="minorHAnsi"/>
+          <w:sz w:val="18"/>
+          <w:szCs w:val="18"/>
+        </w:rPr>
+      </w:pPr>
+      <w:r>
+        <w:rPr>
+          <w:rFonts w:cstheme="minorHAnsi"/>
+          <w:sz w:val="18"/>
+          <w:szCs w:val="18"/>
+        </w:rPr>
+        <w:t xml:space="preserve">        WHEN city = 'Sint-Niklaas' AND </w:t>
+      </w:r>
+      <w:r>
+        <w:rPr>
+          <w:rFonts w:cstheme="minorHAnsi"/>
+          <w:sz w:val="18"/>
+          <w:szCs w:val="18"/>
+        </w:rPr>
+        <w:t xml:space="preserve">address LIKE </w:t>
+      </w:r>
+      <w:r>
+        <w:rPr>
+          <w:rFonts w:cstheme="minorHAnsi"/>
+          <w:sz w:val="18"/>
+          <w:szCs w:val="18"/>
+        </w:rPr>
+        <w:t>'</w:t>
+      </w:r>
+      <w:proofErr w:type="spellStart"/>
+      <w:r>
+        <w:rPr>
+          <w:rFonts w:cstheme="minorHAnsi"/>
+          <w:sz w:val="18"/>
+          <w:szCs w:val="18"/>
+        </w:rPr>
+        <w:t>Plezantstraat</w:t>
+      </w:r>
+      <w:proofErr w:type="spellEnd"/>
+      <w:r>
+        <w:rPr>
+          <w:rFonts w:cstheme="minorHAnsi"/>
+          <w:sz w:val="18"/>
+          <w:szCs w:val="18"/>
+        </w:rPr>
+        <w:t xml:space="preserve"> 40A%' THEN 4.14372</w:t>
+      </w:r>
+    </w:p>
+    <w:p>
+      <w:pPr>
+        <w:spacing w:after="0" w:line="240" w:lineRule="auto"/>
+        <w:contextualSpacing/>
+        <w:rPr>
+          <w:rFonts w:cstheme="minorHAnsi"/>
+          <w:sz w:val="18"/>
+          <w:szCs w:val="18"/>
+        </w:rPr>
+      </w:pPr>
+      <w:r>
+        <w:rPr>
+          <w:rFonts w:cstheme="minorHAnsi"/>
+          <w:sz w:val="18"/>
+          <w:szCs w:val="18"/>
+        </w:rPr>
+        <w:t xml:space="preserve">        WHEN city = '</w:t>
+      </w:r>
+      <w:proofErr w:type="spellStart"/>
+      <w:r>
+        <w:rPr>
+          <w:rFonts w:cstheme="minorHAnsi"/>
+          <w:sz w:val="18"/>
+          <w:szCs w:val="18"/>
+        </w:rPr>
+        <w:t>Middelkerke</w:t>
+      </w:r>
+      <w:proofErr w:type="spellEnd"/>
+      <w:r>
+        <w:rPr>
+          <w:rFonts w:cstheme="minorHAnsi"/>
+          <w:sz w:val="18"/>
+          <w:szCs w:val="18"/>
+        </w:rPr>
+        <w:t xml:space="preserve">' AND </w:t>
+      </w:r>
+      <w:r>
+        <w:rPr>
+          <w:rFonts w:cstheme="minorHAnsi"/>
+          <w:sz w:val="18"/>
+          <w:szCs w:val="18"/>
+        </w:rPr>
+        <w:t xml:space="preserve">address LIKE </w:t>
+      </w:r>
+      <w:r>
+        <w:rPr>
+          <w:rFonts w:cstheme="minorHAnsi"/>
+          <w:sz w:val="18"/>
+          <w:szCs w:val="18"/>
+        </w:rPr>
+        <w:t>'</w:t>
+      </w:r>
+      <w:proofErr w:type="spellStart"/>
+      <w:r>
+        <w:rPr>
+          <w:rFonts w:cstheme="minorHAnsi"/>
+          <w:sz w:val="18"/>
+          <w:szCs w:val="18"/>
+        </w:rPr>
+        <w:t>Zeedijk</w:t>
+      </w:r>
+      <w:proofErr w:type="spellEnd"/>
+      <w:r>
+        <w:rPr>
+          <w:rFonts w:cstheme="minorHAnsi"/>
+          <w:sz w:val="18"/>
+          <w:szCs w:val="18"/>
+        </w:rPr>
+        <w:t xml:space="preserve"> 78%' THEN 2.81235</w:t>
+      </w:r>
+    </w:p>
+    <w:p>
+      <w:pPr>
+        <w:spacing w:after="0" w:line="240" w:lineRule="auto"/>
+        <w:contextualSpacing/>
+        <w:rPr>
+          <w:rFonts w:cstheme="minorHAnsi"/>
+          <w:sz w:val="18"/>
+          <w:szCs w:val="18"/>
+        </w:rPr>
+      </w:pPr>
+      <w:r>
+        <w:rPr>
+          <w:rFonts w:cstheme="minorHAnsi"/>
+          <w:sz w:val="18"/>
+          <w:szCs w:val="18"/>
+        </w:rPr>
+        <w:t xml:space="preserve">        WHEN city = 'Hasselt' AND </w:t>
+      </w:r>
+      <w:r>
+        <w:rPr>
+          <w:rFonts w:cstheme="minorHAnsi"/>
+          <w:sz w:val="18"/>
+          <w:szCs w:val="18"/>
+        </w:rPr>
+        <w:t xml:space="preserve">address LIKE </w:t>
+      </w:r>
+      <w:r>
+        <w:rPr>
+          <w:rFonts w:cstheme="minorHAnsi"/>
+          <w:sz w:val="18"/>
+          <w:szCs w:val="18"/>
+        </w:rPr>
+        <w:t>'</w:t>
+      </w:r>
+      <w:proofErr w:type="spellStart"/>
+      <w:r>
+        <w:rPr>
+          <w:rFonts w:cstheme="minorHAnsi"/>
+          <w:sz w:val="18"/>
+          <w:szCs w:val="18"/>
+        </w:rPr>
+        <w:t>Sint-Truidersteenweg</w:t>
+      </w:r>
+      <w:proofErr w:type="spellEnd"/>
+      <w:r>
+        <w:rPr>
+          <w:rFonts w:cstheme="minorHAnsi"/>
+          <w:sz w:val="18"/>
+          <w:szCs w:val="18"/>
+        </w:rPr>
+        <w:t xml:space="preserve"> 46%' THEN 5.32356</w:t>
+      </w:r>
+    </w:p>
+    <w:p>
+      <w:pPr>
+        <w:spacing w:after="0" w:line="240" w:lineRule="auto"/>
+        <w:contextualSpacing/>
+        <w:rPr>
+          <w:rFonts w:cstheme="minorHAnsi"/>
+          <w:sz w:val="18"/>
+          <w:szCs w:val="18"/>
+        </w:rPr>
+      </w:pPr>
+      <w:r>
+        <w:rPr>
+          <w:rFonts w:cstheme="minorHAnsi"/>
+          <w:sz w:val="18"/>
+          <w:szCs w:val="18"/>
+        </w:rPr>
+        <w:t xml:space="preserve">        WHEN city = 'Genk' AND </w:t>
+      </w:r>
+      <w:r>
+        <w:rPr>
+          <w:rFonts w:cstheme="minorHAnsi"/>
+          <w:sz w:val="18"/>
+          <w:szCs w:val="18"/>
+        </w:rPr>
+        <w:t xml:space="preserve">address LIKE </w:t>
+      </w:r>
+      <w:r>
+        <w:rPr>
+          <w:rFonts w:cstheme="minorHAnsi"/>
+          <w:sz w:val="18"/>
+          <w:szCs w:val="18"/>
+        </w:rPr>
+        <w:t>'</w:t>
+      </w:r>
+      <w:proofErr w:type="spellStart"/>
+      <w:r>
+        <w:rPr>
+          <w:rFonts w:cstheme="minorHAnsi"/>
+          <w:sz w:val="18"/>
+          <w:szCs w:val="18"/>
+        </w:rPr>
+        <w:t>Hoogstraat</w:t>
+      </w:r>
+      <w:proofErr w:type="spellEnd"/>
+      <w:r>
+        <w:rPr>
+          <w:rFonts w:cstheme="minorHAnsi"/>
+          <w:sz w:val="18"/>
+          <w:szCs w:val="18"/>
+        </w:rPr>
+        <w:t xml:space="preserve"> 33%' THEN 5.50153</w:t>
+      </w:r>
+    </w:p>
+    <w:p>
+      <w:pPr>
+        <w:spacing w:after="0" w:line="240" w:lineRule="auto"/>
+        <w:contextualSpacing/>
+        <w:rPr>
+          <w:rFonts w:cstheme="minorHAnsi"/>
+          <w:sz w:val="18"/>
+          <w:szCs w:val="18"/>
+        </w:rPr>
+      </w:pPr>
+      <w:r>
+        <w:rPr>
+          <w:rFonts w:cstheme="minorHAnsi"/>
+          <w:sz w:val="18"/>
+          <w:szCs w:val="18"/>
+        </w:rPr>
+        <w:t xml:space="preserve">        WHEN city = '</w:t>
+      </w:r>
+      <w:proofErr w:type="spellStart"/>
+      <w:r>
+        <w:rPr>
+          <w:rFonts w:cstheme="minorHAnsi"/>
+          <w:sz w:val="18"/>
+          <w:szCs w:val="18"/>
+        </w:rPr>
+        <w:t>Laeken</w:t>
+      </w:r>
+      <w:proofErr w:type="spellEnd"/>
+      <w:r>
+        <w:rPr>
+          <w:rFonts w:cstheme="minorHAnsi"/>
+          <w:sz w:val="18"/>
+          <w:szCs w:val="18"/>
+        </w:rPr>
+        <w:t xml:space="preserve">' AND </w:t>
+      </w:r>
+      <w:r>
+        <w:rPr>
+          <w:rFonts w:cstheme="minorHAnsi"/>
+          <w:sz w:val="18"/>
+          <w:szCs w:val="18"/>
+        </w:rPr>
+        <w:t xml:space="preserve">address LIKE </w:t>
+      </w:r>
+      <w:r>
+        <w:rPr>
+          <w:rFonts w:cstheme="minorHAnsi"/>
+          <w:sz w:val="18"/>
+          <w:szCs w:val="18"/>
+        </w:rPr>
+        <w:t xml:space="preserve">'Avenue </w:t>
+      </w:r>
+      <w:proofErr w:type="spellStart"/>
+      <w:r>
+        <w:rPr>
+          <w:rFonts w:cstheme="minorHAnsi"/>
+          <w:sz w:val="18"/>
+          <w:szCs w:val="18"/>
+        </w:rPr>
+        <w:t>Houba</w:t>
+      </w:r>
+      <w:proofErr w:type="spellEnd"/>
+      <w:r>
+        <w:rPr>
+          <w:rFonts w:cstheme="minorHAnsi"/>
+          <w:sz w:val="18"/>
+          <w:szCs w:val="18"/>
+        </w:rPr>
+        <w:t xml:space="preserve"> de </w:t>
+      </w:r>
+      <w:proofErr w:type="spellStart"/>
+      <w:r>
+        <w:rPr>
+          <w:rFonts w:cstheme="minorHAnsi"/>
+          <w:sz w:val="18"/>
+          <w:szCs w:val="18"/>
+        </w:rPr>
+        <w:t>Strooper</w:t>
+      </w:r>
+      <w:proofErr w:type="spellEnd"/>
+      <w:r>
+        <w:rPr>
+          <w:rFonts w:cstheme="minorHAnsi"/>
+          <w:sz w:val="18"/>
+          <w:szCs w:val="18"/>
+        </w:rPr>
+        <w:t xml:space="preserve"> 765%' THEN 4.34125</w:t>
+      </w:r>
+    </w:p>
+    <w:p>
+      <w:pPr>
+        <w:spacing w:after="0" w:line="240" w:lineRule="auto"/>
+        <w:contextualSpacing/>
+        <w:rPr>
+          <w:rFonts w:cstheme="minorHAnsi"/>
+          <w:sz w:val="18"/>
+          <w:szCs w:val="18"/>
+        </w:rPr>
+      </w:pPr>
+      <w:r>
+        <w:rPr>
+          <w:rFonts w:cstheme="minorHAnsi"/>
+          <w:sz w:val="18"/>
+          <w:szCs w:val="18"/>
+        </w:rPr>
+        <w:t xml:space="preserve">        WHEN city = '</w:t>
+      </w:r>
+      <w:proofErr w:type="spellStart"/>
+      <w:r>
+        <w:rPr>
+          <w:rFonts w:cstheme="minorHAnsi"/>
+          <w:sz w:val="18"/>
+          <w:szCs w:val="18"/>
+        </w:rPr>
+        <w:t>Heusden-Zolder</w:t>
+      </w:r>
+      <w:proofErr w:type="spellEnd"/>
+      <w:r>
+        <w:rPr>
+          <w:rFonts w:cstheme="minorHAnsi"/>
+          <w:sz w:val="18"/>
+          <w:szCs w:val="18"/>
+        </w:rPr>
+        <w:t xml:space="preserve">' AND </w:t>
+      </w:r>
+      <w:r>
+        <w:rPr>
+          <w:rFonts w:cstheme="minorHAnsi"/>
+          <w:sz w:val="18"/>
+          <w:szCs w:val="18"/>
+        </w:rPr>
+        <w:t xml:space="preserve">address LIKE </w:t>
+      </w:r>
+      <w:r>
+        <w:rPr>
+          <w:rFonts w:cstheme="minorHAnsi"/>
+          <w:sz w:val="18"/>
+          <w:szCs w:val="18"/>
+        </w:rPr>
+        <w:t>'</w:t>
+      </w:r>
+      <w:proofErr w:type="spellStart"/>
+      <w:r>
+        <w:rPr>
+          <w:rFonts w:cstheme="minorHAnsi"/>
+          <w:sz w:val="18"/>
+          <w:szCs w:val="18"/>
+        </w:rPr>
+        <w:t>Ringlaan</w:t>
+      </w:r>
+      <w:proofErr w:type="spellEnd"/>
+      <w:r>
+        <w:rPr>
+          <w:rFonts w:cstheme="minorHAnsi"/>
+          <w:sz w:val="18"/>
+          <w:szCs w:val="18"/>
+        </w:rPr>
+        <w:t xml:space="preserve"> 25%' THEN 5.27542</w:t>
+      </w:r>
+    </w:p>
+    <w:p>
+      <w:pPr>
+        <w:spacing w:after="0" w:line="240" w:lineRule="auto"/>
+        <w:contextualSpacing/>
+        <w:rPr>
+          <w:rFonts w:cstheme="minorHAnsi"/>
+          <w:sz w:val="18"/>
+          <w:szCs w:val="18"/>
+        </w:rPr>
+      </w:pPr>
+      <w:r>
+        <w:rPr>
+          <w:rFonts w:cstheme="minorHAnsi"/>
+          <w:sz w:val="18"/>
+          <w:szCs w:val="18"/>
+        </w:rPr>
+        <w:t xml:space="preserve">        WHEN city = '</w:t>
+      </w:r>
+      <w:proofErr w:type="spellStart"/>
+      <w:r>
+        <w:rPr>
+          <w:rFonts w:cstheme="minorHAnsi"/>
+          <w:sz w:val="18"/>
+          <w:szCs w:val="18"/>
+        </w:rPr>
+        <w:t>Vilvoorde</w:t>
+      </w:r>
+      <w:proofErr w:type="spellEnd"/>
+      <w:r>
+        <w:rPr>
+          <w:rFonts w:cstheme="minorHAnsi"/>
+          <w:sz w:val="18"/>
+          <w:szCs w:val="18"/>
+        </w:rPr>
+        <w:t xml:space="preserve">' AND </w:t>
+      </w:r>
+      <w:r>
+        <w:rPr>
+          <w:rFonts w:cstheme="minorHAnsi"/>
+          <w:sz w:val="18"/>
+          <w:szCs w:val="18"/>
+        </w:rPr>
+        <w:t xml:space="preserve">address LIKE </w:t>
+      </w:r>
+      <w:r>
+        <w:rPr>
+          <w:rFonts w:cstheme="minorHAnsi"/>
+          <w:sz w:val="18"/>
+          <w:szCs w:val="18"/>
+        </w:rPr>
+        <w:t>'</w:t>
+      </w:r>
+      <w:proofErr w:type="spellStart"/>
+      <w:r>
+        <w:rPr>
+          <w:rFonts w:cstheme="minorHAnsi"/>
+          <w:sz w:val="18"/>
+          <w:szCs w:val="18"/>
+        </w:rPr>
+        <w:t>Guldenschaapstraat</w:t>
+      </w:r>
+      <w:proofErr w:type="spellEnd"/>
+      <w:r>
+        <w:rPr>
+          <w:rFonts w:cstheme="minorHAnsi"/>
+          <w:sz w:val="18"/>
+          <w:szCs w:val="18"/>
+        </w:rPr>
+        <w:t xml:space="preserve"> 38%' THEN 4.42513</w:t>
+      </w:r>
+    </w:p>
+    <w:p>
+      <w:pPr>
+        <w:spacing w:after="0" w:line="240" w:lineRule="auto"/>
+        <w:contextualSpacing/>
+        <w:rPr>
+          <w:rFonts w:cstheme="minorHAnsi"/>
+          <w:sz w:val="18"/>
+          <w:szCs w:val="18"/>
+        </w:rPr>
+      </w:pPr>
+      <w:r>
+        <w:rPr>
+          <w:rFonts w:cstheme="minorHAnsi"/>
+          <w:sz w:val="18"/>
+          <w:szCs w:val="18"/>
+        </w:rPr>
+        <w:t xml:space="preserve">        WHEN city = 'Boom' AND </w:t>
+      </w:r>
+      <w:r>
+        <w:rPr>
+          <w:rFonts w:cstheme="minorHAnsi"/>
+          <w:sz w:val="18"/>
+          <w:szCs w:val="18"/>
+        </w:rPr>
+        <w:t xml:space="preserve">address LIKE </w:t>
+      </w:r>
+      <w:r>
+        <w:rPr>
+          <w:rFonts w:cstheme="minorHAnsi"/>
+          <w:sz w:val="18"/>
+          <w:szCs w:val="18"/>
+        </w:rPr>
+        <w:t>'</w:t>
+      </w:r>
+      <w:proofErr w:type="spellStart"/>
+      <w:r>
+        <w:rPr>
+          <w:rFonts w:cstheme="minorHAnsi"/>
+          <w:sz w:val="18"/>
+          <w:szCs w:val="18"/>
+        </w:rPr>
+        <w:t>blauwstraat</w:t>
+      </w:r>
+      <w:proofErr w:type="spellEnd"/>
+      <w:r>
+        <w:rPr>
+          <w:rFonts w:cstheme="minorHAnsi"/>
+          <w:sz w:val="18"/>
+          <w:szCs w:val="18"/>
+        </w:rPr>
+        <w:t xml:space="preserve"> bus 1 29%' THEN 4.36421</w:t>
+      </w:r>
+    </w:p>
+    <w:p>
+      <w:pPr>
+        <w:spacing w:after="0" w:line="240" w:lineRule="auto"/>
+        <w:contextualSpacing/>
+        <w:rPr>
+          <w:rFonts w:cstheme="minorHAnsi"/>
+          <w:sz w:val="18"/>
+          <w:szCs w:val="18"/>
+        </w:rPr>
+      </w:pPr>
+      <w:r>
+        <w:rPr>
+          <w:rFonts w:cstheme="minorHAnsi"/>
+          <w:sz w:val="18"/>
+          <w:szCs w:val="18"/>
+        </w:rPr>
+        <w:t xml:space="preserve">        WHEN city = '</w:t>
+      </w:r>
+      <w:proofErr w:type="spellStart"/>
+      <w:r>
+        <w:rPr>
+          <w:rFonts w:cstheme="minorHAnsi"/>
+          <w:sz w:val="18"/>
+          <w:szCs w:val="18"/>
+        </w:rPr>
+        <w:t>Zelzate</w:t>
+      </w:r>
+      <w:proofErr w:type="spellEnd"/>
+      <w:r>
+        <w:rPr>
+          <w:rFonts w:cstheme="minorHAnsi"/>
+          <w:sz w:val="18"/>
+          <w:szCs w:val="18"/>
+        </w:rPr>
+        <w:t xml:space="preserve">' AND </w:t>
+      </w:r>
+      <w:r>
+        <w:rPr>
+          <w:rFonts w:cstheme="minorHAnsi"/>
+          <w:sz w:val="18"/>
+          <w:szCs w:val="18"/>
+        </w:rPr>
+        <w:t xml:space="preserve">address LIKE </w:t>
+      </w:r>
+      <w:r>
+        <w:rPr>
+          <w:rFonts w:cstheme="minorHAnsi"/>
+          <w:sz w:val="18"/>
+          <w:szCs w:val="18"/>
+        </w:rPr>
+        <w:t xml:space="preserve">'Grote </w:t>
+      </w:r>
+      <w:proofErr w:type="spellStart"/>
+      <w:r>
+        <w:rPr>
+          <w:rFonts w:cstheme="minorHAnsi"/>
+          <w:sz w:val="18"/>
+          <w:szCs w:val="18"/>
+        </w:rPr>
+        <w:t>Markt</w:t>
+      </w:r>
+      <w:proofErr w:type="spellEnd"/>
+      <w:r>
+        <w:rPr>
+          <w:rFonts w:cstheme="minorHAnsi"/>
+          <w:sz w:val="18"/>
+          <w:szCs w:val="18"/>
+        </w:rPr>
+        <w:t xml:space="preserve"> 98%' THEN 3.81124</w:t>
+      </w:r>
+    </w:p>
+    <w:p>
+      <w:pPr>
+        <w:spacing w:after="0" w:line="240" w:lineRule="auto"/>
+        <w:contextualSpacing/>
+        <w:rPr>
+          <w:rFonts w:cstheme="minorHAnsi"/>
+          <w:sz w:val="18"/>
+          <w:szCs w:val="18"/>
+        </w:rPr>
+      </w:pPr>
+      <w:r>
+        <w:rPr>
+          <w:rFonts w:cstheme="minorHAnsi"/>
+          <w:sz w:val="18"/>
+          <w:szCs w:val="18"/>
+        </w:rPr>
+        <w:t xml:space="preserve">        WHEN city = 'Sint-Niklaas' AND </w:t>
+      </w:r>
+      <w:r>
+        <w:rPr>
+          <w:rFonts w:cstheme="minorHAnsi"/>
+          <w:sz w:val="18"/>
+          <w:szCs w:val="18"/>
+        </w:rPr>
+        <w:t xml:space="preserve">address LIKE </w:t>
+      </w:r>
+      <w:r>
+        <w:rPr>
+          <w:rFonts w:cstheme="minorHAnsi"/>
+          <w:sz w:val="18"/>
+          <w:szCs w:val="18"/>
+        </w:rPr>
+        <w:t>'</w:t>
+      </w:r>
+      <w:proofErr w:type="spellStart"/>
+      <w:r>
+        <w:rPr>
+          <w:rFonts w:cstheme="minorHAnsi"/>
+          <w:sz w:val="18"/>
+          <w:szCs w:val="18"/>
+        </w:rPr>
+        <w:t>Vijfstraten</w:t>
+      </w:r>
+      <w:proofErr w:type="spellEnd"/>
+      <w:r>
+        <w:rPr>
+          <w:rFonts w:cstheme="minorHAnsi"/>
+          <w:sz w:val="18"/>
+          <w:szCs w:val="18"/>
+        </w:rPr>
+        <w:t xml:space="preserve"> 66%' THEN 4.15632</w:t>
+      </w:r>
+    </w:p>
+    <w:p>
+      <w:pPr>
+        <w:spacing w:after="0" w:line="240" w:lineRule="auto"/>
+        <w:contextualSpacing/>
+        <w:rPr>
+          <w:rFonts w:cstheme="minorHAnsi"/>
+          <w:sz w:val="18"/>
+          <w:szCs w:val="18"/>
+        </w:rPr>
+      </w:pPr>
+      <w:r>
+        <w:rPr>
+          <w:rFonts w:cstheme="minorHAnsi"/>
+          <w:sz w:val="18"/>
+          <w:szCs w:val="18"/>
+        </w:rPr>
+        <w:t xml:space="preserve">        WHEN city = '</w:t>
+      </w:r>
+      <w:proofErr w:type="spellStart"/>
+      <w:r>
+        <w:rPr>
+          <w:rFonts w:cstheme="minorHAnsi"/>
+          <w:sz w:val="18"/>
+          <w:szCs w:val="18"/>
+        </w:rPr>
+        <w:t>Jodoigne</w:t>
+      </w:r>
+      <w:proofErr w:type="spellEnd"/>
+      <w:r>
+        <w:rPr>
+          <w:rFonts w:cstheme="minorHAnsi"/>
+          <w:sz w:val="18"/>
+          <w:szCs w:val="18"/>
+        </w:rPr>
+        <w:t xml:space="preserve">' AND </w:t>
+      </w:r>
+      <w:r>
+        <w:rPr>
+          <w:rFonts w:cstheme="minorHAnsi"/>
+          <w:sz w:val="18"/>
+          <w:szCs w:val="18"/>
+        </w:rPr>
+        <w:t xml:space="preserve">address LIKE </w:t>
+      </w:r>
+      <w:r>
+        <w:rPr>
+          <w:rFonts w:cstheme="minorHAnsi"/>
+          <w:sz w:val="18"/>
+          <w:szCs w:val="18"/>
+        </w:rPr>
+        <w:t xml:space="preserve">'Rue du </w:t>
+      </w:r>
+      <w:proofErr w:type="spellStart"/>
+      <w:r>
+        <w:rPr>
+          <w:rFonts w:cstheme="minorHAnsi"/>
+          <w:sz w:val="18"/>
+          <w:szCs w:val="18"/>
+        </w:rPr>
+        <w:t>Bosquet</w:t>
+      </w:r>
+      <w:proofErr w:type="spellEnd"/>
+      <w:r>
+        <w:rPr>
+          <w:rFonts w:cstheme="minorHAnsi"/>
+          <w:sz w:val="18"/>
+          <w:szCs w:val="18"/>
+        </w:rPr>
+        <w:t xml:space="preserve"> 13%' THEN 4.87231</w:t>
+      </w:r>
+    </w:p>
+    <w:p>
+      <w:pPr>
+        <w:spacing w:after="0" w:line="240" w:lineRule="auto"/>
+        <w:contextualSpacing/>
+        <w:rPr>
+          <w:rFonts w:cstheme="minorHAnsi"/>
+          <w:sz w:val="18"/>
+          <w:szCs w:val="18"/>
+        </w:rPr>
+      </w:pPr>
+      <w:r>
+        <w:rPr>
+          <w:rFonts w:cstheme="minorHAnsi"/>
+          <w:sz w:val="18"/>
+          <w:szCs w:val="18"/>
+        </w:rPr>
+        <w:t xml:space="preserve">        WHEN city = 'Bree' AND </w:t>
+      </w:r>
+      <w:r>
+        <w:rPr>
+          <w:rFonts w:cstheme="minorHAnsi"/>
+          <w:sz w:val="18"/>
+          <w:szCs w:val="18"/>
+        </w:rPr>
+        <w:t xml:space="preserve">address LIKE </w:t>
+      </w:r>
+      <w:r>
+        <w:rPr>
+          <w:rFonts w:cstheme="minorHAnsi"/>
+          <w:sz w:val="18"/>
+          <w:szCs w:val="18"/>
+        </w:rPr>
+        <w:t xml:space="preserve">'Rode </w:t>
+      </w:r>
+      <w:proofErr w:type="spellStart"/>
+      <w:r>
+        <w:rPr>
+          <w:rFonts w:cstheme="minorHAnsi"/>
+          <w:sz w:val="18"/>
+          <w:szCs w:val="18"/>
+        </w:rPr>
+        <w:t>Kruislaan</w:t>
+      </w:r>
+      <w:proofErr w:type="spellEnd"/>
+      <w:r>
+        <w:rPr>
+          <w:rFonts w:cstheme="minorHAnsi"/>
+          <w:sz w:val="18"/>
+          <w:szCs w:val="18"/>
+        </w:rPr>
+        <w:t xml:space="preserve"> 28%' THEN 5.59124</w:t>
+      </w:r>
+    </w:p>
+    <w:p>
+      <w:pPr>
+        <w:spacing w:after="0" w:line="240" w:lineRule="auto"/>
+        <w:contextualSpacing/>
+        <w:rPr>
+          <w:rFonts w:cstheme="minorHAnsi"/>
+          <w:sz w:val="18"/>
+          <w:szCs w:val="18"/>
+        </w:rPr>
+      </w:pPr>
+      <w:r>
+        <w:rPr>
+          <w:rFonts w:cstheme="minorHAnsi"/>
+          <w:sz w:val="18"/>
+          <w:szCs w:val="18"/>
+        </w:rPr>
+        <w:t xml:space="preserve">        WHEN city = '</w:t>
+      </w:r>
+      <w:proofErr w:type="spellStart"/>
+      <w:r>
+        <w:rPr>
+          <w:rFonts w:cstheme="minorHAnsi"/>
+          <w:sz w:val="18"/>
+          <w:szCs w:val="18"/>
+        </w:rPr>
         <w:t>Laeken</w:t>
       </w:r>
       <w:proofErr w:type="spellEnd"/>
@@ -23463,41 +24565,22 @@
           <w:rFonts w:cstheme="minorHAnsi"/>
           <w:sz w:val="18"/>
           <w:szCs w:val="18"/>
-        </w:rPr>
-      </w:pPr>
-      <w:r>
-        <w:rPr>
-          <w:rFonts w:cstheme="minorHAnsi"/>
-          <w:sz w:val="18"/>
-          <w:szCs w:val="18"/>
-          <w:lang w:val="ru-RU"/>
-        </w:rPr>
-        <w:t xml:space="preserve">Как меняется доступность вегетарианских и </w:t>
-      </w:r>
-      <w:proofErr w:type="spellStart"/>
-      <w:r>
-        <w:rPr>
-          <w:rFonts w:cstheme="minorHAnsi"/>
-          <w:sz w:val="18"/>
-          <w:szCs w:val="18"/>
-          <w:lang w:val="ru-RU"/>
-        </w:rPr>
-        <w:t>веганских</w:t>
-      </w:r>
-      <w:proofErr w:type="spellEnd"/>
-      <w:r>
-        <w:rPr>
-          <w:rFonts w:cstheme="minorHAnsi"/>
-          <w:sz w:val="18"/>
-          <w:szCs w:val="18"/>
-          <w:lang w:val="ru-RU"/>
-        </w:rPr>
-        <w:t xml:space="preserve"> блюд в зависимости от региона?</w:t>
-      </w:r>
-    </w:p>
-    <w:p>
-      <w:pPr>
-        <w:pStyle w:val="a6"/>
+          <w:lang w:val="ru-RU"/>
+        </w:rPr>
+      </w:pPr>
+      <w:r>
+        <w:rPr>
+          <w:rFonts w:cstheme="minorHAnsi"/>
+          <w:sz w:val="18"/>
+          <w:szCs w:val="18"/>
+          <w:lang w:val="ru-RU"/>
+        </w:rPr>
+        <w:t>Как меняется доступность вегетарианских и веганских блюд в зависимости от региона?</w:t>
+      </w:r>
+    </w:p>
+    <w:p>
+      <w:pPr>
+        <w:pStyle w:val="ListParagraph"/>
         <w:numPr>
           <w:ilvl w:val="0"/>
           <w:numId w:val="22"/>
@@ -23549,7 +24632,7 @@
     </w:p>
     <w:p>
       <w:pPr>
-        <w:pStyle w:val="a6"/>
+        <w:pStyle w:val="ListParagraph"/>
         <w:numPr>
           <w:ilvl w:val="0"/>
           <w:numId w:val="22"/>
@@ -23562,7 +24645,6 @@
           <w:lang w:val="ru-RU"/>
         </w:rPr>
       </w:pPr>
-      <w:proofErr w:type="spellStart"/>
       <w:r>
         <w:rPr>
           <w:rFonts w:cstheme="minorHAnsi"/>
@@ -23572,37 +24654,15 @@
         </w:rPr>
         <w:t>Restaraunts</w:t>
       </w:r>
-      <w:proofErr w:type="spellEnd"/>
-      <w:r>
-        <w:rPr>
-          <w:rFonts w:cstheme="minorHAnsi"/>
-          <w:sz w:val="18"/>
-          <w:szCs w:val="18"/>
-          <w:lang w:val="ru-RU"/>
-        </w:rPr>
-        <w:t xml:space="preserve"> – новый </w:t>
-      </w:r>
-      <w:proofErr w:type="spellStart"/>
-      <w:r>
-        <w:rPr>
-          <w:rFonts w:cstheme="minorHAnsi"/>
-          <w:sz w:val="18"/>
-          <w:szCs w:val="18"/>
-          <w:lang w:val="ru-RU"/>
-        </w:rPr>
-        <w:t>выч.столб</w:t>
-      </w:r>
-      <w:proofErr w:type="spellEnd"/>
-      <w:r>
-        <w:rPr>
-          <w:rFonts w:cstheme="minorHAnsi"/>
-          <w:sz w:val="18"/>
-          <w:szCs w:val="18"/>
-          <w:lang w:val="ru-RU"/>
-        </w:rPr>
-        <w:t xml:space="preserve">. </w:t>
-      </w:r>
-      <w:proofErr w:type="spellStart"/>
+      <w:r>
+        <w:rPr>
+          <w:rFonts w:cstheme="minorHAnsi"/>
+          <w:sz w:val="18"/>
+          <w:szCs w:val="18"/>
+          <w:lang w:val="ru-RU"/>
+        </w:rPr>
+        <w:t xml:space="preserve"> – новый выч.столб. </w:t>
+      </w:r>
       <w:r>
         <w:rPr>
           <w:rFonts w:cstheme="minorHAnsi"/>
@@ -23612,7 +24672,6 @@
         </w:rPr>
         <w:t>region</w:t>
       </w:r>
-      <w:proofErr w:type="spellEnd"/>
       <w:r>
         <w:rPr>
           <w:rFonts w:cstheme="minorHAnsi"/>
@@ -23622,7 +24681,6 @@
         </w:rPr>
         <w:t xml:space="preserve"> в зависимости от </w:t>
       </w:r>
-      <w:proofErr w:type="spellStart"/>
       <w:r>
         <w:rPr>
           <w:rFonts w:cstheme="minorHAnsi"/>
@@ -23641,8 +24699,6 @@
         </w:rPr>
         <w:t>al</w:t>
       </w:r>
-      <w:bookmarkStart w:id="0" w:name="_GoBack"/>
-      <w:bookmarkEnd w:id="0"/>
       <w:r>
         <w:rPr>
           <w:rFonts w:cstheme="minorHAnsi"/>
@@ -23652,11 +24708,10 @@
         </w:rPr>
         <w:t>code</w:t>
       </w:r>
-      <w:proofErr w:type="spellEnd"/>
-    </w:p>
-    <w:p>
-      <w:pPr>
-        <w:pStyle w:val="a6"/>
+    </w:p>
+    <w:p>
+      <w:pPr>
+        <w:pStyle w:val="ListParagraph"/>
         <w:numPr>
           <w:ilvl w:val="0"/>
           <w:numId w:val="22"/>
@@ -23669,7 +24724,6 @@
           <w:lang w:val="de-DE"/>
         </w:rPr>
       </w:pPr>
-      <w:proofErr w:type="spellStart"/>
       <w:r>
         <w:rPr>
           <w:rFonts w:cstheme="minorHAnsi"/>
@@ -23679,7 +24733,6 @@
         </w:rPr>
         <w:t>diagramm</w:t>
       </w:r>
-      <w:proofErr w:type="spellEnd"/>
     </w:p>
     <w:p>
       <w:pPr>
@@ -23711,47 +24764,7 @@
           <w:szCs w:val="18"/>
           <w:lang w:val="ru-RU"/>
         </w:rPr>
-        <w:t xml:space="preserve">Определите Всемирную организацию здравоохранения (ВОЗ) и 3 </w:t>
-      </w:r>
-      <w:proofErr w:type="gramStart"/>
-      <w:r>
-        <w:rPr>
-          <w:rFonts w:cstheme="minorHAnsi"/>
-          <w:sz w:val="18"/>
-          <w:szCs w:val="18"/>
-          <w:lang w:val="ru-RU"/>
-        </w:rPr>
-        <w:t>лучших</w:t>
-      </w:r>
-      <w:proofErr w:type="gramEnd"/>
-      <w:r>
-        <w:rPr>
-          <w:rFonts w:cstheme="minorHAnsi"/>
-          <w:sz w:val="18"/>
-          <w:szCs w:val="18"/>
-          <w:lang w:val="ru-RU"/>
-        </w:rPr>
-        <w:t xml:space="preserve"> ресторана, где подают </w:t>
-      </w:r>
-      <w:proofErr w:type="spellStart"/>
-      <w:r>
-        <w:rPr>
-          <w:rFonts w:cstheme="minorHAnsi"/>
-          <w:sz w:val="18"/>
-          <w:szCs w:val="18"/>
-          <w:lang w:val="ru-RU"/>
-        </w:rPr>
-        <w:t>хумус</w:t>
-      </w:r>
-      <w:proofErr w:type="spellEnd"/>
-      <w:r>
-        <w:rPr>
-          <w:rFonts w:cstheme="minorHAnsi"/>
-          <w:sz w:val="18"/>
-          <w:szCs w:val="18"/>
-          <w:lang w:val="ru-RU"/>
-        </w:rPr>
-        <w:t>.</w:t>
+        <w:t>Определите Всемирную организацию здравоохранения (ВОЗ) и 3 лучших ресторана, где подают хумус.</w:t>
       </w:r>
       <w:r>
         <w:rPr>
@@ -24654,8 +25667,8 @@
 </file>
 
 <file path=word/numbering.xml><?xml version="1.0" encoding="utf-8"?>
-<w:numbering xmlns:wpc="http://schemas.microsoft.com/office/word/2010/wordprocessingCanvas" xmlns:mc="http://schemas.openxmlformats.org/markup-compatibility/2006" xmlns:o="urn:schemas-microsoft-com:office:office" xmlns:r="http://schemas.openxmlformats.org/officeDocument/2006/relationships" xmlns:m="http://schemas.openxmlformats.org/officeDocument/2006/math" xmlns:v="urn:schemas-microsoft-com:vml" xmlns:wp14="http://schemas.microsoft.com/office/word/2010/wordprocessingDrawing" xmlns:wp="http://schemas.openxmlformats.org/drawingml/2006/wordprocessingDrawing" xmlns:w10="urn:schemas-microsoft-com:office:word" xmlns:w="http://schemas.openxmlformats.org/wordprocessingml/2006/main" xmlns:w14="http://schemas.microsoft.com/office/word/2010/wordml" xmlns:wpg="http://schemas.microsoft.com/office/word/2010/wordprocessingGroup" xmlns:wpi="http://schemas.microsoft.com/office/word/2010/wordprocessingInk" xmlns:wne="http://schemas.microsoft.com/office/word/2006/wordml" xmlns:wps="http://schemas.microsoft.com/office/word/2010/wordprocessingShape" mc:Ignorable="w14 wp14">
-  <w:abstractNum w:abstractNumId="0">
+<w:numbering xmlns:wpc="http://schemas.microsoft.com/office/word/2010/wordprocessingCanvas" xmlns:cx="http://schemas.microsoft.com/office/drawing/2014/chartex" xmlns:cx1="http://schemas.microsoft.com/office/drawing/2015/9/8/chartex" xmlns:mc="http://schemas.openxmlformats.org/markup-compatibility/2006" xmlns:o="urn:schemas-microsoft-com:office:office" xmlns:r="http://schemas.openxmlformats.org/officeDocument/2006/relationships" xmlns:m="http://schemas.openxmlformats.org/officeDocument/2006/math" xmlns:v="urn:schemas-microsoft-com:vml" xmlns:wp14="http://schemas.microsoft.com/office/word/2010/wordprocessingDrawing" xmlns:wp="http://schemas.openxmlformats.org/drawingml/2006/wordprocessingDrawing" xmlns:w10="urn:schemas-microsoft-com:office:word" xmlns:w="http://schemas.openxmlformats.org/wordprocessingml/2006/main" xmlns:w14="http://schemas.microsoft.com/office/word/2010/wordml" xmlns:w15="http://schemas.microsoft.com/office/word/2012/wordml" xmlns:w16se="http://schemas.microsoft.com/office/word/2015/wordml/symex" xmlns:wpg="http://schemas.microsoft.com/office/word/2010/wordprocessingGroup" xmlns:wpi="http://schemas.microsoft.com/office/word/2010/wordprocessingInk" xmlns:wne="http://schemas.microsoft.com/office/word/2006/wordml" xmlns:wps="http://schemas.microsoft.com/office/word/2010/wordprocessingShape" mc:Ignorable="w14 w15 w16se wp14">
+  <w:abstractNum w:abstractNumId="0" w15:restartNumberingAfterBreak="0">
     <w:nsid w:val="01EA1E7F"/>
     <w:multiLevelType w:val="multilevel"/>
     <w:tmpl w:val="534AC1DE"/>
@@ -24804,7 +25817,7 @@
       </w:rPr>
     </w:lvl>
   </w:abstractNum>
-  <w:abstractNum w:abstractNumId="1">
+  <w:abstractNum w:abstractNumId="1" w15:restartNumberingAfterBreak="0">
     <w:nsid w:val="02A701EF"/>
     <w:multiLevelType w:val="multilevel"/>
     <w:tmpl w:val="A3B26A14"/>
@@ -24953,7 +25966,7 @@
       </w:rPr>
     </w:lvl>
   </w:abstractNum>
-  <w:abstractNum w:abstractNumId="2">
+  <w:abstractNum w:abstractNumId="2" w15:restartNumberingAfterBreak="0">
     <w:nsid w:val="0AF625B6"/>
     <w:multiLevelType w:val="multilevel"/>
     <w:tmpl w:val="E5DCA4F0"/>
@@ -25102,236 +26115,10 @@
       </w:rPr>
     </w:lvl>
   </w:abstractNum>
-  <w:abstractNum w:abstractNumId="3">
-    <w:nsid w:val="1FE3081D"/>
+  <w:abstractNum w:abstractNumId="3" w15:restartNumberingAfterBreak="0">
+    <w:nsid w:val="1DD82354"/>
     <w:multiLevelType w:val="multilevel"/>
-    <w:tmpl w:val="F6BE8816"/>
-    <w:lvl w:ilvl="0">
-      <w:start w:val="1"/>
-      <w:numFmt w:val="decimal"/>
-      <w:lvlText w:val="%1."/>
-      <w:lvlJc w:val="left"/>
-      <w:pPr>
-        <w:tabs>
-          <w:tab w:val="num" w:pos="720"/>
-        </w:tabs>
-        <w:ind w:left="720" w:hanging="360"/>
-      </w:pPr>
-    </w:lvl>
-    <w:lvl w:ilvl="1" w:tentative="1">
-      <w:start w:val="1"/>
-      <w:numFmt w:val="decimal"/>
-      <w:lvlText w:val="%2."/>
-      <w:lvlJc w:val="left"/>
-      <w:pPr>
-        <w:tabs>
-          <w:tab w:val="num" w:pos="1440"/>
-        </w:tabs>
-        <w:ind w:left="1440" w:hanging="360"/>
-      </w:pPr>
-    </w:lvl>
-    <w:lvl w:ilvl="2" w:tentative="1">
-      <w:start w:val="1"/>
-      <w:numFmt w:val="decimal"/>
-      <w:lvlText w:val="%3."/>
-      <w:lvlJc w:val="left"/>
-      <w:pPr>
-        <w:tabs>
-          <w:tab w:val="num" w:pos="2160"/>
-        </w:tabs>
-        <w:ind w:left="2160" w:hanging="360"/>
-      </w:pPr>
-    </w:lvl>
-    <w:lvl w:ilvl="3" w:tentative="1">
-      <w:start w:val="1"/>
-      <w:numFmt w:val="decimal"/>
-      <w:lvlText w:val="%4."/>
-      <w:lvlJc w:val="left"/>
-      <w:pPr>
-        <w:tabs>
-          <w:tab w:val="num" w:pos="2880"/>
-        </w:tabs>
-        <w:ind w:left="2880" w:hanging="360"/>
-      </w:pPr>
-    </w:lvl>
-    <w:lvl w:ilvl="4" w:tentative="1">
-      <w:start w:val="1"/>
-      <w:numFmt w:val="decimal"/>
-      <w:lvlText w:val="%5."/>
-      <w:lvlJc w:val="left"/>
-      <w:pPr>
-        <w:tabs>
-          <w:tab w:val="num" w:pos="3600"/>
-        </w:tabs>
-        <w:ind w:left="3600" w:hanging="360"/>
-      </w:pPr>
-    </w:lvl>
-    <w:lvl w:ilvl="5" w:tentative="1">
-      <w:start w:val="1"/>
-      <w:numFmt w:val="decimal"/>
-      <w:lvlText w:val="%6."/>
-      <w:lvlJc w:val="left"/>
-      <w:pPr>
-        <w:tabs>
-          <w:tab w:val="num" w:pos="4320"/>
-        </w:tabs>
-        <w:ind w:left="4320" w:hanging="360"/>
-      </w:pPr>
-    </w:lvl>
-    <w:lvl w:ilvl="6" w:tentative="1">
-      <w:start w:val="1"/>
-      <w:numFmt w:val="decimal"/>
-      <w:lvlText w:val="%7."/>
-      <w:lvlJc w:val="left"/>
-      <w:pPr>
-        <w:tabs>
-          <w:tab w:val="num" w:pos="5040"/>
-        </w:tabs>
-        <w:ind w:left="5040" w:hanging="360"/>
-      </w:pPr>
-    </w:lvl>
-    <w:lvl w:ilvl="7" w:tentative="1">
-      <w:start w:val="1"/>
-      <w:numFmt w:val="decimal"/>
-      <w:lvlText w:val="%8."/>
-      <w:lvlJc w:val="left"/>
-      <w:pPr>
-        <w:tabs>
-          <w:tab w:val="num" w:pos="5760"/>
-        </w:tabs>
-        <w:ind w:left="5760" w:hanging="360"/>
-      </w:pPr>
-    </w:lvl>
-    <w:lvl w:ilvl="8" w:tentative="1">
-      <w:start w:val="1"/>
-      <w:numFmt w:val="decimal"/>
-      <w:lvlText w:val="%9."/>
-      <w:lvlJc w:val="left"/>
-      <w:pPr>
-        <w:tabs>
-          <w:tab w:val="num" w:pos="6480"/>
-        </w:tabs>
-        <w:ind w:left="6480" w:hanging="360"/>
-      </w:pPr>
-    </w:lvl>
-  </w:abstractNum>
-  <w:abstractNum w:abstractNumId="4">
-    <w:nsid w:val="204C2F1C"/>
-    <w:multiLevelType w:val="multilevel"/>
-    <w:tmpl w:val="1E644EC2"/>
-    <w:lvl w:ilvl="0">
-      <w:start w:val="1"/>
-      <w:numFmt w:val="decimal"/>
-      <w:lvlText w:val="%1."/>
-      <w:lvlJc w:val="left"/>
-      <w:pPr>
-        <w:tabs>
-          <w:tab w:val="num" w:pos="720"/>
-        </w:tabs>
-        <w:ind w:left="720" w:hanging="360"/>
-      </w:pPr>
-    </w:lvl>
-    <w:lvl w:ilvl="1" w:tentative="1">
-      <w:start w:val="1"/>
-      <w:numFmt w:val="decimal"/>
-      <w:lvlText w:val="%2."/>
-      <w:lvlJc w:val="left"/>
-      <w:pPr>
-        <w:tabs>
-          <w:tab w:val="num" w:pos="1440"/>
-        </w:tabs>
-        <w:ind w:left="1440" w:hanging="360"/>
-      </w:pPr>
-    </w:lvl>
-    <w:lvl w:ilvl="2" w:tentative="1">
-      <w:start w:val="1"/>
-      <w:numFmt w:val="decimal"/>
-      <w:lvlText w:val="%3."/>
-      <w:lvlJc w:val="left"/>
-      <w:pPr>
-        <w:tabs>
-          <w:tab w:val="num" w:pos="2160"/>
-        </w:tabs>
-        <w:ind w:left="2160" w:hanging="360"/>
-      </w:pPr>
-    </w:lvl>
-    <w:lvl w:ilvl="3" w:tentative="1">
-      <w:start w:val="1"/>
-      <w:numFmt w:val="decimal"/>
-      <w:lvlText w:val="%4."/>
-      <w:lvlJc w:val="left"/>
-      <w:pPr>
-        <w:tabs>
-          <w:tab w:val="num" w:pos="2880"/>
-        </w:tabs>
-        <w:ind w:left="2880" w:hanging="360"/>
-      </w:pPr>
-    </w:lvl>
-    <w:lvl w:ilvl="4" w:tentative="1">
-      <w:start w:val="1"/>
-      <w:numFmt w:val="decimal"/>
-      <w:lvlText w:val="%5."/>
-      <w:lvlJc w:val="left"/>
-      <w:pPr>
-        <w:tabs>
-          <w:tab w:val="num" w:pos="3600"/>
-        </w:tabs>
-        <w:ind w:left="3600" w:hanging="360"/>
-      </w:pPr>
-    </w:lvl>
-    <w:lvl w:ilvl="5" w:tentative="1">
-      <w:start w:val="1"/>
-      <w:numFmt w:val="decimal"/>
-      <w:lvlText w:val="%6."/>
-      <w:lvlJc w:val="left"/>
-      <w:pPr>
-        <w:tabs>
-          <w:tab w:val="num" w:pos="4320"/>
-        </w:tabs>
-        <w:ind w:left="4320" w:hanging="360"/>
-      </w:pPr>
-    </w:lvl>
-    <w:lvl w:ilvl="6" w:tentative="1">
-      <w:start w:val="1"/>
-      <w:numFmt w:val="decimal"/>
-      <w:lvlText w:val="%7."/>
-      <w:lvlJc w:val="left"/>
-      <w:pPr>
-        <w:tabs>
-          <w:tab w:val="num" w:pos="5040"/>
-        </w:tabs>
-        <w:ind w:left="5040" w:hanging="360"/>
-      </w:pPr>
-    </w:lvl>
-    <w:lvl w:ilvl="7" w:tentative="1">
-      <w:start w:val="1"/>
-      <w:numFmt w:val="decimal"/>
-      <w:lvlText w:val="%8."/>
-      <w:lvlJc w:val="left"/>
-      <w:pPr>
-        <w:tabs>
-          <w:tab w:val="num" w:pos="5760"/>
-        </w:tabs>
-        <w:ind w:left="5760" w:hanging="360"/>
-      </w:pPr>
-    </w:lvl>
-    <w:lvl w:ilvl="8" w:tentative="1">
-      <w:start w:val="1"/>
-      <w:numFmt w:val="decimal"/>
-      <w:lvlText w:val="%9."/>
-      <w:lvlJc w:val="left"/>
-      <w:pPr>
-        <w:tabs>
-          <w:tab w:val="num" w:pos="6480"/>
-        </w:tabs>
-        <w:ind w:left="6480" w:hanging="360"/>
-      </w:pPr>
-    </w:lvl>
-  </w:abstractNum>
-  <w:abstractNum w:abstractNumId="5">
-    <w:nsid w:val="22B65A65"/>
-    <w:multiLevelType w:val="multilevel"/>
-    <w:tmpl w:val="4344FF1E"/>
+    <w:tmpl w:val="2EEA3FBC"/>
     <w:lvl w:ilvl="0">
       <w:start w:val="1"/>
       <w:numFmt w:val="bullet"/>
@@ -25477,10 +26264,10 @@
       </w:rPr>
     </w:lvl>
   </w:abstractNum>
-  <w:abstractNum w:abstractNumId="6">
-    <w:nsid w:val="2E8569CE"/>
+  <w:abstractNum w:abstractNumId="4" w15:restartNumberingAfterBreak="0">
+    <w:nsid w:val="1FE3081D"/>
     <w:multiLevelType w:val="multilevel"/>
-    <w:tmpl w:val="AC386FD4"/>
+    <w:tmpl w:val="F6BE8816"/>
     <w:lvl w:ilvl="0">
       <w:start w:val="1"/>
       <w:numFmt w:val="decimal"/>
@@ -25590,10 +26377,123 @@
       </w:pPr>
     </w:lvl>
   </w:abstractNum>
-  <w:abstractNum w:abstractNumId="7">
-    <w:nsid w:val="35DA1AC7"/>
+  <w:abstractNum w:abstractNumId="5" w15:restartNumberingAfterBreak="0">
+    <w:nsid w:val="204C2F1C"/>
     <w:multiLevelType w:val="multilevel"/>
-    <w:tmpl w:val="1518AE88"/>
+    <w:tmpl w:val="1E644EC2"/>
+    <w:lvl w:ilvl="0">
+      <w:start w:val="1"/>
+      <w:numFmt w:val="decimal"/>
+      <w:lvlText w:val="%1."/>
+      <w:lvlJc w:val="left"/>
+      <w:pPr>
+        <w:tabs>
+          <w:tab w:val="num" w:pos="720"/>
+        </w:tabs>
+        <w:ind w:left="720" w:hanging="360"/>
+      </w:pPr>
+    </w:lvl>
+    <w:lvl w:ilvl="1" w:tentative="1">
+      <w:start w:val="1"/>
+      <w:numFmt w:val="decimal"/>
+      <w:lvlText w:val="%2."/>
+      <w:lvlJc w:val="left"/>
+      <w:pPr>
+        <w:tabs>
+          <w:tab w:val="num" w:pos="1440"/>
+        </w:tabs>
+        <w:ind w:left="1440" w:hanging="360"/>
+      </w:pPr>
+    </w:lvl>
+    <w:lvl w:ilvl="2" w:tentative="1">
+      <w:start w:val="1"/>
+      <w:numFmt w:val="decimal"/>
+      <w:lvlText w:val="%3."/>
+      <w:lvlJc w:val="left"/>
+      <w:pPr>
+        <w:tabs>
+          <w:tab w:val="num" w:pos="2160"/>
+        </w:tabs>
+        <w:ind w:left="2160" w:hanging="360"/>
+      </w:pPr>
+    </w:lvl>
+    <w:lvl w:ilvl="3" w:tentative="1">
+      <w:start w:val="1"/>
+      <w:numFmt w:val="decimal"/>
+      <w:lvlText w:val="%4."/>
+      <w:lvlJc w:val="left"/>
+      <w:pPr>
+        <w:tabs>
+          <w:tab w:val="num" w:pos="2880"/>
+        </w:tabs>
+        <w:ind w:left="2880" w:hanging="360"/>
+      </w:pPr>
+    </w:lvl>
+    <w:lvl w:ilvl="4" w:tentative="1">
+      <w:start w:val="1"/>
+      <w:numFmt w:val="decimal"/>
+      <w:lvlText w:val="%5."/>
+      <w:lvlJc w:val="left"/>
+      <w:pPr>
+        <w:tabs>
+          <w:tab w:val="num" w:pos="3600"/>
+        </w:tabs>
+        <w:ind w:left="3600" w:hanging="360"/>
+      </w:pPr>
+    </w:lvl>
+    <w:lvl w:ilvl="5" w:tentative="1">
+      <w:start w:val="1"/>
+      <w:numFmt w:val="decimal"/>
+      <w:lvlText w:val="%6."/>
+      <w:lvlJc w:val="left"/>
+      <w:pPr>
+        <w:tabs>
+          <w:tab w:val="num" w:pos="4320"/>
+        </w:tabs>
+        <w:ind w:left="4320" w:hanging="360"/>
+      </w:pPr>
+    </w:lvl>
+    <w:lvl w:ilvl="6" w:tentative="1">
+      <w:start w:val="1"/>
+      <w:numFmt w:val="decimal"/>
+      <w:lvlText w:val="%7."/>
+      <w:lvlJc w:val="left"/>
+      <w:pPr>
+        <w:tabs>
+          <w:tab w:val="num" w:pos="5040"/>
+        </w:tabs>
+        <w:ind w:left="5040" w:hanging="360"/>
+      </w:pPr>
+    </w:lvl>
+    <w:lvl w:ilvl="7" w:tentative="1">
+      <w:start w:val="1"/>
+      <w:numFmt w:val="decimal"/>
+      <w:lvlText w:val="%8."/>
+      <w:lvlJc w:val="left"/>
+      <w:pPr>
+        <w:tabs>
+          <w:tab w:val="num" w:pos="5760"/>
+        </w:tabs>
+        <w:ind w:left="5760" w:hanging="360"/>
+      </w:pPr>
+    </w:lvl>
+    <w:lvl w:ilvl="8" w:tentative="1">
+      <w:start w:val="1"/>
+      <w:numFmt w:val="decimal"/>
+      <w:lvlText w:val="%9."/>
+      <w:lvlJc w:val="left"/>
+      <w:pPr>
+        <w:tabs>
+          <w:tab w:val="num" w:pos="6480"/>
+        </w:tabs>
+        <w:ind w:left="6480" w:hanging="360"/>
+      </w:pPr>
+    </w:lvl>
+  </w:abstractNum>
+  <w:abstractNum w:abstractNumId="6" w15:restartNumberingAfterBreak="0">
+    <w:nsid w:val="22B65A65"/>
+    <w:multiLevelType w:val="multilevel"/>
+    <w:tmpl w:val="4344FF1E"/>
     <w:lvl w:ilvl="0">
       <w:start w:val="1"/>
       <w:numFmt w:val="bullet"/>
@@ -25739,7 +26639,269 @@
       </w:rPr>
     </w:lvl>
   </w:abstractNum>
-  <w:abstractNum w:abstractNumId="8">
+  <w:abstractNum w:abstractNumId="7" w15:restartNumberingAfterBreak="0">
+    <w:nsid w:val="2E8569CE"/>
+    <w:multiLevelType w:val="multilevel"/>
+    <w:tmpl w:val="AC386FD4"/>
+    <w:lvl w:ilvl="0">
+      <w:start w:val="1"/>
+      <w:numFmt w:val="decimal"/>
+      <w:lvlText w:val="%1."/>
+      <w:lvlJc w:val="left"/>
+      <w:pPr>
+        <w:tabs>
+          <w:tab w:val="num" w:pos="720"/>
+        </w:tabs>
+        <w:ind w:left="720" w:hanging="360"/>
+      </w:pPr>
+    </w:lvl>
+    <w:lvl w:ilvl="1" w:tentative="1">
+      <w:start w:val="1"/>
+      <w:numFmt w:val="decimal"/>
+      <w:lvlText w:val="%2."/>
+      <w:lvlJc w:val="left"/>
+      <w:pPr>
+        <w:tabs>
+          <w:tab w:val="num" w:pos="1440"/>
+        </w:tabs>
+        <w:ind w:left="1440" w:hanging="360"/>
+      </w:pPr>
+    </w:lvl>
+    <w:lvl w:ilvl="2" w:tentative="1">
+      <w:start w:val="1"/>
+      <w:numFmt w:val="decimal"/>
+      <w:lvlText w:val="%3."/>
+      <w:lvlJc w:val="left"/>
+      <w:pPr>
+        <w:tabs>
+          <w:tab w:val="num" w:pos="2160"/>
+        </w:tabs>
+        <w:ind w:left="2160" w:hanging="360"/>
+      </w:pPr>
+    </w:lvl>
+    <w:lvl w:ilvl="3" w:tentative="1">
+      <w:start w:val="1"/>
+      <w:numFmt w:val="decimal"/>
+      <w:lvlText w:val="%4."/>
+      <w:lvlJc w:val="left"/>
+      <w:pPr>
+        <w:tabs>
+          <w:tab w:val="num" w:pos="2880"/>
+        </w:tabs>
+        <w:ind w:left="2880" w:hanging="360"/>
+      </w:pPr>
+    </w:lvl>
+    <w:lvl w:ilvl="4" w:tentative="1">
+      <w:start w:val="1"/>
+      <w:numFmt w:val="decimal"/>
+      <w:lvlText w:val="%5."/>
+      <w:lvlJc w:val="left"/>
+      <w:pPr>
+        <w:tabs>
+          <w:tab w:val="num" w:pos="3600"/>
+        </w:tabs>
+        <w:ind w:left="3600" w:hanging="360"/>
+      </w:pPr>
+    </w:lvl>
+    <w:lvl w:ilvl="5" w:tentative="1">
+      <w:start w:val="1"/>
+      <w:numFmt w:val="decimal"/>
+      <w:lvlText w:val="%6."/>
+      <w:lvlJc w:val="left"/>
+      <w:pPr>
+        <w:tabs>
+          <w:tab w:val="num" w:pos="4320"/>
+        </w:tabs>
+        <w:ind w:left="4320" w:hanging="360"/>
+      </w:pPr>
+    </w:lvl>
+    <w:lvl w:ilvl="6" w:tentative="1">
+      <w:start w:val="1"/>
+      <w:numFmt w:val="decimal"/>
+      <w:lvlText w:val="%7."/>
+      <w:lvlJc w:val="left"/>
+      <w:pPr>
+        <w:tabs>
+          <w:tab w:val="num" w:pos="5040"/>
+        </w:tabs>
+        <w:ind w:left="5040" w:hanging="360"/>
+      </w:pPr>
+    </w:lvl>
+    <w:lvl w:ilvl="7" w:tentative="1">
+      <w:start w:val="1"/>
+      <w:numFmt w:val="decimal"/>
+      <w:lvlText w:val="%8."/>
+      <w:lvlJc w:val="left"/>
+      <w:pPr>
+        <w:tabs>
+          <w:tab w:val="num" w:pos="5760"/>
+        </w:tabs>
+        <w:ind w:left="5760" w:hanging="360"/>
+      </w:pPr>
+    </w:lvl>
+    <w:lvl w:ilvl="8" w:tentative="1">
+      <w:start w:val="1"/>
+      <w:numFmt w:val="decimal"/>
+      <w:lvlText w:val="%9."/>
+      <w:lvlJc w:val="left"/>
+      <w:pPr>
+        <w:tabs>
+          <w:tab w:val="num" w:pos="6480"/>
+        </w:tabs>
+        <w:ind w:left="6480" w:hanging="360"/>
+      </w:pPr>
+    </w:lvl>
+  </w:abstractNum>
+  <w:abstractNum w:abstractNumId="8" w15:restartNumberingAfterBreak="0">
+    <w:nsid w:val="35DA1AC7"/>
+    <w:multiLevelType w:val="multilevel"/>
+    <w:tmpl w:val="1518AE88"/>
+    <w:lvl w:ilvl="0">
+      <w:start w:val="1"/>
+      <w:numFmt w:val="bullet"/>
+      <w:lvlText w:val=""/>
+      <w:lvlJc w:val="left"/>
+      <w:pPr>
+        <w:tabs>
+          <w:tab w:val="num" w:pos="720"/>
+        </w:tabs>
+        <w:ind w:left="720" w:hanging="360"/>
+      </w:pPr>
+      <w:rPr>
+        <w:rFonts w:ascii="Symbol" w:hAnsi="Symbol" w:hint="default"/>
+        <w:sz w:val="20"/>
+      </w:rPr>
+    </w:lvl>
+    <w:lvl w:ilvl="1" w:tentative="1">
+      <w:start w:val="1"/>
+      <w:numFmt w:val="bullet"/>
+      <w:lvlText w:val="o"/>
+      <w:lvlJc w:val="left"/>
+      <w:pPr>
+        <w:tabs>
+          <w:tab w:val="num" w:pos="1440"/>
+        </w:tabs>
+        <w:ind w:left="1440" w:hanging="360"/>
+      </w:pPr>
+      <w:rPr>
+        <w:rFonts w:ascii="Courier New" w:hAnsi="Courier New" w:hint="default"/>
+        <w:sz w:val="20"/>
+      </w:rPr>
+    </w:lvl>
+    <w:lvl w:ilvl="2" w:tentative="1">
+      <w:start w:val="1"/>
+      <w:numFmt w:val="bullet"/>
+      <w:lvlText w:val=""/>
+      <w:lvlJc w:val="left"/>
+      <w:pPr>
+        <w:tabs>
+          <w:tab w:val="num" w:pos="2160"/>
+        </w:tabs>
+        <w:ind w:left="2160" w:hanging="360"/>
+      </w:pPr>
+      <w:rPr>
+        <w:rFonts w:ascii="Wingdings" w:hAnsi="Wingdings" w:hint="default"/>
+        <w:sz w:val="20"/>
+      </w:rPr>
+    </w:lvl>
+    <w:lvl w:ilvl="3" w:tentative="1">
+      <w:start w:val="1"/>
+      <w:numFmt w:val="bullet"/>
+      <w:lvlText w:val=""/>
+      <w:lvlJc w:val="left"/>
+      <w:pPr>
+        <w:tabs>
+          <w:tab w:val="num" w:pos="2880"/>
+        </w:tabs>
+        <w:ind w:left="2880" w:hanging="360"/>
+      </w:pPr>
+      <w:rPr>
+        <w:rFonts w:ascii="Wingdings" w:hAnsi="Wingdings" w:hint="default"/>
+        <w:sz w:val="20"/>
+      </w:rPr>
+    </w:lvl>
+    <w:lvl w:ilvl="4" w:tentative="1">
+      <w:start w:val="1"/>
+      <w:numFmt w:val="bullet"/>
+      <w:lvlText w:val=""/>
+      <w:lvlJc w:val="left"/>
+      <w:pPr>
+        <w:tabs>
+          <w:tab w:val="num" w:pos="3600"/>
+        </w:tabs>
+        <w:ind w:left="3600" w:hanging="360"/>
+      </w:pPr>
+      <w:rPr>
+        <w:rFonts w:ascii="Wingdings" w:hAnsi="Wingdings" w:hint="default"/>
+        <w:sz w:val="20"/>
+      </w:rPr>
+    </w:lvl>
+    <w:lvl w:ilvl="5" w:tentative="1">
+      <w:start w:val="1"/>
+      <w:numFmt w:val="bullet"/>
+      <w:lvlText w:val=""/>
+      <w:lvlJc w:val="left"/>
+      <w:pPr>
+        <w:tabs>
+          <w:tab w:val="num" w:pos="4320"/>
+        </w:tabs>
+        <w:ind w:left="4320" w:hanging="360"/>
+      </w:pPr>
+      <w:rPr>
+        <w:rFonts w:ascii="Wingdings" w:hAnsi="Wingdings" w:hint="default"/>
+        <w:sz w:val="20"/>
+      </w:rPr>
+    </w:lvl>
+    <w:lvl w:ilvl="6" w:tentative="1">
+      <w:start w:val="1"/>
+      <w:numFmt w:val="bullet"/>
+      <w:lvlText w:val=""/>
+      <w:lvlJc w:val="left"/>
+      <w:pPr>
+        <w:tabs>
+          <w:tab w:val="num" w:pos="5040"/>
+        </w:tabs>
+        <w:ind w:left="5040" w:hanging="360"/>
+      </w:pPr>
+      <w:rPr>
+        <w:rFonts w:ascii="Wingdings" w:hAnsi="Wingdings" w:hint="default"/>
+        <w:sz w:val="20"/>
+      </w:rPr>
+    </w:lvl>
+    <w:lvl w:ilvl="7" w:tentative="1">
+      <w:start w:val="1"/>
+      <w:numFmt w:val="bullet"/>
+      <w:lvlText w:val=""/>
+      <w:lvlJc w:val="left"/>
+      <w:pPr>
+        <w:tabs>
+          <w:tab w:val="num" w:pos="5760"/>
+        </w:tabs>
+        <w:ind w:left="5760" w:hanging="360"/>
+      </w:pPr>
+      <w:rPr>
+        <w:rFonts w:ascii="Wingdings" w:hAnsi="Wingdings" w:hint="default"/>
+        <w:sz w:val="20"/>
+      </w:rPr>
+    </w:lvl>
+    <w:lvl w:ilvl="8" w:tentative="1">
+      <w:start w:val="1"/>
+      <w:numFmt w:val="bullet"/>
+      <w:lvlText w:val=""/>
+      <w:lvlJc w:val="left"/>
+      <w:pPr>
+        <w:tabs>
+          <w:tab w:val="num" w:pos="6480"/>
+        </w:tabs>
+        <w:ind w:left="6480" w:hanging="360"/>
+      </w:pPr>
+      <w:rPr>
+        <w:rFonts w:ascii="Wingdings" w:hAnsi="Wingdings" w:hint="default"/>
+        <w:sz w:val="20"/>
+      </w:rPr>
+    </w:lvl>
+  </w:abstractNum>
+  <w:abstractNum w:abstractNumId="9" w15:restartNumberingAfterBreak="0">
     <w:nsid w:val="35E678A1"/>
     <w:multiLevelType w:val="multilevel"/>
     <w:tmpl w:val="2004ABAC"/>
@@ -25852,7 +27014,7 @@
       </w:pPr>
     </w:lvl>
   </w:abstractNum>
-  <w:abstractNum w:abstractNumId="9">
+  <w:abstractNum w:abstractNumId="10" w15:restartNumberingAfterBreak="0">
     <w:nsid w:val="3BBD0FBD"/>
     <w:multiLevelType w:val="hybridMultilevel"/>
     <w:tmpl w:val="FF782E16"/>
@@ -25965,7 +27127,7 @@
       </w:rPr>
     </w:lvl>
   </w:abstractNum>
-  <w:abstractNum w:abstractNumId="10">
+  <w:abstractNum w:abstractNumId="11" w15:restartNumberingAfterBreak="0">
     <w:nsid w:val="45A165E9"/>
     <w:multiLevelType w:val="hybridMultilevel"/>
     <w:tmpl w:val="C0BA40F6"/>
@@ -26078,7 +27240,7 @@
       </w:rPr>
     </w:lvl>
   </w:abstractNum>
-  <w:abstractNum w:abstractNumId="11">
+  <w:abstractNum w:abstractNumId="12" w15:restartNumberingAfterBreak="0">
     <w:nsid w:val="46590EA7"/>
     <w:multiLevelType w:val="multilevel"/>
     <w:tmpl w:val="AD5C47CC"/>
@@ -26227,7 +27389,7 @@
       </w:rPr>
     </w:lvl>
   </w:abstractNum>
-  <w:abstractNum w:abstractNumId="12">
+  <w:abstractNum w:abstractNumId="13" w15:restartNumberingAfterBreak="0">
     <w:nsid w:val="549D5AD6"/>
     <w:multiLevelType w:val="hybridMultilevel"/>
     <w:tmpl w:val="32FA075A"/>
@@ -26340,7 +27502,7 @@
       </w:rPr>
     </w:lvl>
   </w:abstractNum>
-  <w:abstractNum w:abstractNumId="13">
+  <w:abstractNum w:abstractNumId="14" w15:restartNumberingAfterBreak="0">
     <w:nsid w:val="5E355BCA"/>
     <w:multiLevelType w:val="multilevel"/>
     <w:tmpl w:val="2110E022"/>
@@ -26489,7 +27651,7 @@
       </w:rPr>
     </w:lvl>
   </w:abstractNum>
-  <w:abstractNum w:abstractNumId="14">
+  <w:abstractNum w:abstractNumId="15" w15:restartNumberingAfterBreak="0">
     <w:nsid w:val="623D0484"/>
     <w:multiLevelType w:val="hybridMultilevel"/>
     <w:tmpl w:val="DA4AD3F2"/>
@@ -26575,7 +27737,7 @@
       </w:pPr>
     </w:lvl>
   </w:abstractNum>
-  <w:abstractNum w:abstractNumId="15">
+  <w:abstractNum w:abstractNumId="16" w15:restartNumberingAfterBreak="0">
     <w:nsid w:val="63092CCC"/>
     <w:multiLevelType w:val="multilevel"/>
     <w:tmpl w:val="7DDA7A40"/>
@@ -26688,7 +27850,7 @@
       </w:pPr>
     </w:lvl>
   </w:abstractNum>
-  <w:abstractNum w:abstractNumId="16">
+  <w:abstractNum w:abstractNumId="17" w15:restartNumberingAfterBreak="0">
     <w:nsid w:val="6E9C1C06"/>
     <w:multiLevelType w:val="multilevel"/>
     <w:tmpl w:val="70468F30"/>
@@ -26837,7 +27999,7 @@
       </w:rPr>
     </w:lvl>
   </w:abstractNum>
-  <w:abstractNum w:abstractNumId="17">
+  <w:abstractNum w:abstractNumId="18" w15:restartNumberingAfterBreak="0">
     <w:nsid w:val="7155234C"/>
     <w:multiLevelType w:val="multilevel"/>
     <w:tmpl w:val="9FD40FDA"/>
@@ -26986,7 +28148,7 @@
       </w:rPr>
     </w:lvl>
   </w:abstractNum>
-  <w:abstractNum w:abstractNumId="18">
+  <w:abstractNum w:abstractNumId="19" w15:restartNumberingAfterBreak="0">
     <w:nsid w:val="73E315D2"/>
     <w:multiLevelType w:val="multilevel"/>
     <w:tmpl w:val="91145776"/>
@@ -27099,7 +28261,7 @@
       </w:pPr>
     </w:lvl>
   </w:abstractNum>
-  <w:abstractNum w:abstractNumId="19">
+  <w:abstractNum w:abstractNumId="20" w15:restartNumberingAfterBreak="0">
     <w:nsid w:val="73FB3594"/>
     <w:multiLevelType w:val="multilevel"/>
     <w:tmpl w:val="10CA591E"/>
@@ -27240,7 +28402,7 @@
       </w:rPr>
     </w:lvl>
   </w:abstractNum>
-  <w:abstractNum w:abstractNumId="20">
+  <w:abstractNum w:abstractNumId="21" w15:restartNumberingAfterBreak="0">
     <w:nsid w:val="75AF17CC"/>
     <w:multiLevelType w:val="hybridMultilevel"/>
     <w:tmpl w:val="6B08AE96"/>
@@ -27357,22 +28519,22 @@
     <w:abstractNumId w:val="1"/>
   </w:num>
   <w:num w:numId="2">
-    <w:abstractNumId w:val="13"/>
+    <w:abstractNumId w:val="14"/>
   </w:num>
   <w:num w:numId="3">
-    <w:abstractNumId w:val="5"/>
+    <w:abstractNumId w:val="6"/>
   </w:num>
   <w:num w:numId="4">
-    <w:abstractNumId w:val="8"/>
+    <w:abstractNumId w:val="9"/>
   </w:num>
   <w:num w:numId="5">
-    <w:abstractNumId w:val="6"/>
+    <w:abstractNumId w:val="7"/>
   </w:num>
   <w:num w:numId="6">
-    <w:abstractNumId w:val="11"/>
+    <w:abstractNumId w:val="12"/>
   </w:num>
   <w:num w:numId="7">
-    <w:abstractNumId w:val="11"/>
+    <w:abstractNumId w:val="12"/>
     <w:lvlOverride w:ilvl="1">
       <w:lvl w:ilvl="1">
         <w:numFmt w:val="lowerRoman"/>
@@ -27382,16 +28544,16 @@
     </w:lvlOverride>
   </w:num>
   <w:num w:numId="8">
-    <w:abstractNumId w:val="3"/>
+    <w:abstractNumId w:val="4"/>
   </w:num>
   <w:num w:numId="9">
-    <w:abstractNumId w:val="4"/>
+    <w:abstractNumId w:val="5"/>
   </w:num>
   <w:num w:numId="10">
-    <w:abstractNumId w:val="19"/>
+    <w:abstractNumId w:val="20"/>
   </w:num>
   <w:num w:numId="11">
-    <w:abstractNumId w:val="7"/>
+    <w:abstractNumId w:val="8"/>
   </w:num>
   <w:num w:numId="12">
     <w:abstractNumId w:val="2"/>
@@ -27400,37 +28562,40 @@
     <w:abstractNumId w:val="0"/>
   </w:num>
   <w:num w:numId="14">
+    <w:abstractNumId w:val="17"/>
+  </w:num>
+  <w:num w:numId="15">
     <w:abstractNumId w:val="16"/>
   </w:num>
-  <w:num w:numId="15">
+  <w:num w:numId="16">
+    <w:abstractNumId w:val="21"/>
+  </w:num>
+  <w:num w:numId="17">
+    <w:abstractNumId w:val="11"/>
+  </w:num>
+  <w:num w:numId="18">
+    <w:abstractNumId w:val="13"/>
+  </w:num>
+  <w:num w:numId="19">
+    <w:abstractNumId w:val="18"/>
+  </w:num>
+  <w:num w:numId="20">
+    <w:abstractNumId w:val="19"/>
+  </w:num>
+  <w:num w:numId="21">
     <w:abstractNumId w:val="15"/>
   </w:num>
-  <w:num w:numId="16">
-    <w:abstractNumId w:val="20"/>
-  </w:num>
-  <w:num w:numId="17">
+  <w:num w:numId="22">
     <w:abstractNumId w:val="10"/>
   </w:num>
-  <w:num w:numId="18">
-    <w:abstractNumId w:val="12"/>
-  </w:num>
-  <w:num w:numId="19">
-    <w:abstractNumId w:val="17"/>
-  </w:num>
-  <w:num w:numId="20">
-    <w:abstractNumId w:val="18"/>
-  </w:num>
-  <w:num w:numId="21">
-    <w:abstractNumId w:val="14"/>
-  </w:num>
-  <w:num w:numId="22">
-    <w:abstractNumId w:val="9"/>
+  <w:num w:numId="23">
+    <w:abstractNumId w:val="3"/>
   </w:num>
 </w:numbering>
 </file>
 
 <file path=word/styles.xml><?xml version="1.0" encoding="utf-8"?>
-<w:styles xmlns:mc="http://schemas.openxmlformats.org/markup-compatibility/2006" xmlns:r="http://schemas.openxmlformats.org/officeDocument/2006/relationships" xmlns:w="http://schemas.openxmlformats.org/wordprocessingml/2006/main" xmlns:w14="http://schemas.microsoft.com/office/word/2010/wordml" mc:Ignorable="w14">
+<w:styles xmlns:mc="http://schemas.openxmlformats.org/markup-compatibility/2006" xmlns:r="http://schemas.openxmlformats.org/officeDocument/2006/relationships" xmlns:w="http://schemas.openxmlformats.org/wordprocessingml/2006/main" xmlns:w14="http://schemas.microsoft.com/office/word/2010/wordml" xmlns:w15="http://schemas.microsoft.com/office/word/2012/wordml" xmlns:w16se="http://schemas.microsoft.com/office/word/2015/wordml/symex" mc:Ignorable="w14 w15 w16se">
   <w:docDefaults>
     <w:rPrDefault>
       <w:rPr>
@@ -27446,153 +28611,387 @@
       </w:pPr>
     </w:pPrDefault>
   </w:docDefaults>
-  <w:latentStyles w:defLockedState="0" w:defUIPriority="99" w:defSemiHidden="1" w:defUnhideWhenUsed="1" w:defQFormat="0" w:count="267">
-    <w:lsdException w:name="Normal" w:semiHidden="0" w:uiPriority="0" w:unhideWhenUsed="0" w:qFormat="1"/>
-    <w:lsdException w:name="heading 1" w:semiHidden="0" w:uiPriority="9" w:unhideWhenUsed="0" w:qFormat="1"/>
-    <w:lsdException w:name="heading 2" w:uiPriority="9" w:qFormat="1"/>
-    <w:lsdException w:name="heading 3" w:uiPriority="9" w:qFormat="1"/>
-    <w:lsdException w:name="heading 4" w:uiPriority="9" w:qFormat="1"/>
-    <w:lsdException w:name="heading 5" w:uiPriority="9" w:qFormat="1"/>
-    <w:lsdException w:name="heading 6" w:uiPriority="9" w:qFormat="1"/>
-    <w:lsdException w:name="heading 7" w:uiPriority="9" w:qFormat="1"/>
-    <w:lsdException w:name="heading 8" w:uiPriority="9" w:qFormat="1"/>
-    <w:lsdException w:name="heading 9" w:uiPriority="9" w:qFormat="1"/>
-    <w:lsdException w:name="toc 1" w:uiPriority="39"/>
-    <w:lsdException w:name="toc 2" w:uiPriority="39"/>
-    <w:lsdException w:name="toc 3" w:uiPriority="39"/>
-    <w:lsdException w:name="toc 4" w:uiPriority="39"/>
-    <w:lsdException w:name="toc 5" w:uiPriority="39"/>
-    <w:lsdException w:name="toc 6" w:uiPriority="39"/>
-    <w:lsdException w:name="toc 7" w:uiPriority="39"/>
-    <w:lsdException w:name="toc 8" w:uiPriority="39"/>
-    <w:lsdException w:name="toc 9" w:uiPriority="39"/>
-    <w:lsdException w:name="caption" w:uiPriority="35" w:qFormat="1"/>
-    <w:lsdException w:name="Title" w:semiHidden="0" w:uiPriority="10" w:unhideWhenUsed="0" w:qFormat="1"/>
-    <w:lsdException w:name="Default Paragraph Font" w:uiPriority="1"/>
-    <w:lsdException w:name="Subtitle" w:semiHidden="0" w:uiPriority="11" w:unhideWhenUsed="0" w:qFormat="1"/>
-    <w:lsdException w:name="Strong" w:semiHidden="0" w:uiPriority="22" w:unhideWhenUsed="0" w:qFormat="1"/>
-    <w:lsdException w:name="Emphasis" w:semiHidden="0" w:uiPriority="20" w:unhideWhenUsed="0" w:qFormat="1"/>
-    <w:lsdException w:name="Table Grid" w:semiHidden="0" w:uiPriority="39" w:unhideWhenUsed="0"/>
-    <w:lsdException w:name="Placeholder Text" w:unhideWhenUsed="0"/>
-    <w:lsdException w:name="No Spacing" w:semiHidden="0" w:uiPriority="1" w:unhideWhenUsed="0" w:qFormat="1"/>
-    <w:lsdException w:name="Light Shading" w:semiHidden="0" w:uiPriority="60" w:unhideWhenUsed="0"/>
-    <w:lsdException w:name="Light List" w:semiHidden="0" w:uiPriority="61" w:unhideWhenUsed="0"/>
-    <w:lsdException w:name="Light Grid" w:semiHidden="0" w:uiPriority="62" w:unhideWhenUsed="0"/>
-    <w:lsdException w:name="Medium Shading 1" w:semiHidden="0" w:uiPriority="63" w:unhideWhenUsed="0"/>
-    <w:lsdException w:name="Medium Shading 2" w:semiHidden="0" w:uiPriority="64" w:unhideWhenUsed="0"/>
-    <w:lsdException w:name="Medium List 1" w:semiHidden="0" w:uiPriority="65" w:unhideWhenUsed="0"/>
-    <w:lsdException w:name="Medium List 2" w:semiHidden="0" w:uiPriority="66" w:unhideWhenUsed="0"/>
-    <w:lsdException w:name="Medium Grid 1" w:semiHidden="0" w:uiPriority="67" w:unhideWhenUsed="0"/>
-    <w:lsdException w:name="Medium Grid 2" w:semiHidden="0" w:uiPriority="68" w:unhideWhenUsed="0"/>
-    <w:lsdException w:name="Medium Grid 3" w:semiHidden="0" w:uiPriority="69" w:unhideWhenUsed="0"/>
-    <w:lsdException w:name="Dark List" w:semiHidden="0" w:uiPriority="70" w:unhideWhenUsed="0"/>
-    <w:lsdException w:name="Colorful Shading" w:semiHidden="0" w:uiPriority="71" w:unhideWhenUsed="0"/>
-    <w:lsdException w:name="Colorful List" w:semiHidden="0" w:uiPriority="72" w:unhideWhenUsed="0"/>
-    <w:lsdException w:name="Colorful Grid" w:semiHidden="0" w:uiPriority="73" w:unhideWhenUsed="0"/>
-    <w:lsdException w:name="Light Shading Accent 1" w:semiHidden="0" w:uiPriority="60" w:unhideWhenUsed="0"/>
-    <w:lsdException w:name="Light List Accent 1" w:semiHidden="0" w:uiPriority="61" w:unhideWhenUsed="0"/>
-    <w:lsdException w:name="Light Grid Accent 1" w:semiHidden="0" w:uiPriority="62" w:unhideWhenUsed="0"/>
-    <w:lsdException w:name="Medium Shading 1 Accent 1" w:semiHidden="0" w:uiPriority="63" w:unhideWhenUsed="0"/>
-    <w:lsdException w:name="Medium Shading 2 Accent 1" w:semiHidden="0" w:uiPriority="64" w:unhideWhenUsed="0"/>
-    <w:lsdException w:name="Medium List 1 Accent 1" w:semiHidden="0" w:uiPriority="65" w:unhideWhenUsed="0"/>
-    <w:lsdException w:name="Revision" w:unhideWhenUsed="0"/>
-    <w:lsdException w:name="List Paragraph" w:semiHidden="0" w:uiPriority="34" w:unhideWhenUsed="0" w:qFormat="1"/>
-    <w:lsdException w:name="Quote" w:semiHidden="0" w:uiPriority="29" w:unhideWhenUsed="0" w:qFormat="1"/>
-    <w:lsdException w:name="Intense Quote" w:semiHidden="0" w:uiPriority="30" w:unhideWhenUsed="0" w:qFormat="1"/>
-    <w:lsdException w:name="Medium List 2 Accent 1" w:semiHidden="0" w:uiPriority="66" w:unhideWhenUsed="0"/>
-    <w:lsdException w:name="Medium Grid 1 Accent 1" w:semiHidden="0" w:uiPriority="67" w:unhideWhenUsed="0"/>
-    <w:lsdException w:name="Medium Grid 2 Accent 1" w:semiHidden="0" w:uiPriority="68" w:unhideWhenUsed="0"/>
-    <w:lsdException w:name="Medium Grid 3 Accent 1" w:semiHidden="0" w:uiPriority="69" w:unhideWhenUsed="0"/>
-    <w:lsdException w:name="Dark List Accent 1" w:semiHidden="0" w:uiPriority="70" w:unhideWhenUsed="0"/>
-    <w:lsdException w:name="Colorful Shading Accent 1" w:semiHidden="0" w:uiPriority="71" w:unhideWhenUsed="0"/>
-    <w:lsdException w:name="Colorful List Accent 1" w:semiHidden="0" w:uiPriority="72" w:unhideWhenUsed="0"/>
-    <w:lsdException w:name="Colorful Grid Accent 1" w:semiHidden="0" w:uiPriority="73" w:unhideWhenUsed="0"/>
-    <w:lsdException w:name="Light Shading Accent 2" w:semiHidden="0" w:uiPriority="60" w:unhideWhenUsed="0"/>
-    <w:lsdException w:name="Light List Accent 2" w:semiHidden="0" w:uiPriority="61" w:unhideWhenUsed="0"/>
-    <w:lsdException w:name="Light Grid Accent 2" w:semiHidden="0" w:uiPriority="62" w:unhideWhenUsed="0"/>
-    <w:lsdException w:name="Medium Shading 1 Accent 2" w:semiHidden="0" w:uiPriority="63" w:unhideWhenUsed="0"/>
-    <w:lsdException w:name="Medium Shading 2 Accent 2" w:semiHidden="0" w:uiPriority="64" w:unhideWhenUsed="0"/>
-    <w:lsdException w:name="Medium List 1 Accent 2" w:semiHidden="0" w:uiPriority="65" w:unhideWhenUsed="0"/>
-    <w:lsdException w:name="Medium List 2 Accent 2" w:semiHidden="0" w:uiPriority="66" w:unhideWhenUsed="0"/>
-    <w:lsdException w:name="Medium Grid 1 Accent 2" w:semiHidden="0" w:uiPriority="67" w:unhideWhenUsed="0"/>
-    <w:lsdException w:name="Medium Grid 2 Accent 2" w:semiHidden="0" w:uiPriority="68" w:unhideWhenUsed="0"/>
-    <w:lsdException w:name="Medium Grid 3 Accent 2" w:semiHidden="0" w:uiPriority="69" w:unhideWhenUsed="0"/>
-    <w:lsdException w:name="Dark List Accent 2" w:semiHidden="0" w:uiPriority="70" w:unhideWhenUsed="0"/>
-    <w:lsdException w:name="Colorful Shading Accent 2" w:semiHidden="0" w:uiPriority="71" w:unhideWhenUsed="0"/>
-    <w:lsdException w:name="Colorful List Accent 2" w:semiHidden="0" w:uiPriority="72" w:unhideWhenUsed="0"/>
-    <w:lsdException w:name="Colorful Grid Accent 2" w:semiHidden="0" w:uiPriority="73" w:unhideWhenUsed="0"/>
-    <w:lsdException w:name="Light Shading Accent 3" w:semiHidden="0" w:uiPriority="60" w:unhideWhenUsed="0"/>
-    <w:lsdException w:name="Light List Accent 3" w:semiHidden="0" w:uiPriority="61" w:unhideWhenUsed="0"/>
-    <w:lsdException w:name="Light Grid Accent 3" w:semiHidden="0" w:uiPriority="62" w:unhideWhenUsed="0"/>
-    <w:lsdException w:name="Medium Shading 1 Accent 3" w:semiHidden="0" w:uiPriority="63" w:unhideWhenUsed="0"/>
-    <w:lsdException w:name="Medium Shading 2 Accent 3" w:semiHidden="0" w:uiPriority="64" w:unhideWhenUsed="0"/>
-    <w:lsdException w:name="Medium List 1 Accent 3" w:semiHidden="0" w:uiPriority="65" w:unhideWhenUsed="0"/>
-    <w:lsdException w:name="Medium List 2 Accent 3" w:semiHidden="0" w:uiPriority="66" w:unhideWhenUsed="0"/>
-    <w:lsdException w:name="Medium Grid 1 Accent 3" w:semiHidden="0" w:uiPriority="67" w:unhideWhenUsed="0"/>
-    <w:lsdException w:name="Medium Grid 2 Accent 3" w:semiHidden="0" w:uiPriority="68" w:unhideWhenUsed="0"/>
-    <w:lsdException w:name="Medium Grid 3 Accent 3" w:semiHidden="0" w:uiPriority="69" w:unhideWhenUsed="0"/>
-    <w:lsdException w:name="Dark List Accent 3" w:semiHidden="0" w:uiPriority="70" w:unhideWhenUsed="0"/>
-    <w:lsdException w:name="Colorful Shading Accent 3" w:semiHidden="0" w:uiPriority="71" w:unhideWhenUsed="0"/>
-    <w:lsdException w:name="Colorful List Accent 3" w:semiHidden="0" w:uiPriority="72" w:unhideWhenUsed="0"/>
-    <w:lsdException w:name="Colorful Grid Accent 3" w:semiHidden="0" w:uiPriority="73" w:unhideWhenUsed="0"/>
-    <w:lsdException w:name="Light Shading Accent 4" w:semiHidden="0" w:uiPriority="60" w:unhideWhenUsed="0"/>
-    <w:lsdException w:name="Light List Accent 4" w:semiHidden="0" w:uiPriority="61" w:unhideWhenUsed="0"/>
-    <w:lsdException w:name="Light Grid Accent 4" w:semiHidden="0" w:uiPriority="62" w:unhideWhenUsed="0"/>
-    <w:lsdException w:name="Medium Shading 1 Accent 4" w:semiHidden="0" w:uiPriority="63" w:unhideWhenUsed="0"/>
-    <w:lsdException w:name="Medium Shading 2 Accent 4" w:semiHidden="0" w:uiPriority="64" w:unhideWhenUsed="0"/>
-    <w:lsdException w:name="Medium List 1 Accent 4" w:semiHidden="0" w:uiPriority="65" w:unhideWhenUsed="0"/>
-    <w:lsdException w:name="Medium List 2 Accent 4" w:semiHidden="0" w:uiPriority="66" w:unhideWhenUsed="0"/>
-    <w:lsdException w:name="Medium Grid 1 Accent 4" w:semiHidden="0" w:uiPriority="67" w:unhideWhenUsed="0"/>
-    <w:lsdException w:name="Medium Grid 2 Accent 4" w:semiHidden="0" w:uiPriority="68" w:unhideWhenUsed="0"/>
-    <w:lsdException w:name="Medium Grid 3 Accent 4" w:semiHidden="0" w:uiPriority="69" w:unhideWhenUsed="0"/>
-    <w:lsdException w:name="Dark List Accent 4" w:semiHidden="0" w:uiPriority="70" w:unhideWhenUsed="0"/>
-    <w:lsdException w:name="Colorful Shading Accent 4" w:semiHidden="0" w:uiPriority="71" w:unhideWhenUsed="0"/>
-    <w:lsdException w:name="Colorful List Accent 4" w:semiHidden="0" w:uiPriority="72" w:unhideWhenUsed="0"/>
-    <w:lsdException w:name="Colorful Grid Accent 4" w:semiHidden="0" w:uiPriority="73" w:unhideWhenUsed="0"/>
-    <w:lsdException w:name="Light Shading Accent 5" w:semiHidden="0" w:uiPriority="60" w:unhideWhenUsed="0"/>
-    <w:lsdException w:name="Light List Accent 5" w:semiHidden="0" w:uiPriority="61" w:unhideWhenUsed="0"/>
-    <w:lsdException w:name="Light Grid Accent 5" w:semiHidden="0" w:uiPriority="62" w:unhideWhenUsed="0"/>
-    <w:lsdException w:name="Medium Shading 1 Accent 5" w:semiHidden="0" w:uiPriority="63" w:unhideWhenUsed="0"/>
-    <w:lsdException w:name="Medium Shading 2 Accent 5" w:semiHidden="0" w:uiPriority="64" w:unhideWhenUsed="0"/>
-    <w:lsdException w:name="Medium List 1 Accent 5" w:semiHidden="0" w:uiPriority="65" w:unhideWhenUsed="0"/>
-    <w:lsdException w:name="Medium List 2 Accent 5" w:semiHidden="0" w:uiPriority="66" w:unhideWhenUsed="0"/>
-    <w:lsdException w:name="Medium Grid 1 Accent 5" w:semiHidden="0" w:uiPriority="67" w:unhideWhenUsed="0"/>
-    <w:lsdException w:name="Medium Grid 2 Accent 5" w:semiHidden="0" w:uiPriority="68" w:unhideWhenUsed="0"/>
-    <w:lsdException w:name="Medium Grid 3 Accent 5" w:semiHidden="0" w:uiPriority="69" w:unhideWhenUsed="0"/>
-    <w:lsdException w:name="Dark List Accent 5" w:semiHidden="0" w:uiPriority="70" w:unhideWhenUsed="0"/>
-    <w:lsdException w:name="Colorful Shading Accent 5" w:semiHidden="0" w:uiPriority="71" w:unhideWhenUsed="0"/>
-    <w:lsdException w:name="Colorful List Accent 5" w:semiHidden="0" w:uiPriority="72" w:unhideWhenUsed="0"/>
-    <w:lsdException w:name="Colorful Grid Accent 5" w:semiHidden="0" w:uiPriority="73" w:unhideWhenUsed="0"/>
-    <w:lsdException w:name="Light Shading Accent 6" w:semiHidden="0" w:uiPriority="60" w:unhideWhenUsed="0"/>
-    <w:lsdException w:name="Light List Accent 6" w:semiHidden="0" w:uiPriority="61" w:unhideWhenUsed="0"/>
-    <w:lsdException w:name="Light Grid Accent 6" w:semiHidden="0" w:uiPriority="62" w:unhideWhenUsed="0"/>
-    <w:lsdException w:name="Medium Shading 1 Accent 6" w:semiHidden="0" w:uiPriority="63" w:unhideWhenUsed="0"/>
-    <w:lsdException w:name="Medium Shading 2 Accent 6" w:semiHidden="0" w:uiPriority="64" w:unhideWhenUsed="0"/>
-    <w:lsdException w:name="Medium List 1 Accent 6" w:semiHidden="0" w:uiPriority="65" w:unhideWhenUsed="0"/>
-    <w:lsdException w:name="Medium List 2 Accent 6" w:semiHidden="0" w:uiPriority="66" w:unhideWhenUsed="0"/>
-    <w:lsdException w:name="Medium Grid 1 Accent 6" w:semiHidden="0" w:uiPriority="67" w:unhideWhenUsed="0"/>
-    <w:lsdException w:name="Medium Grid 2 Accent 6" w:semiHidden="0" w:uiPriority="68" w:unhideWhenUsed="0"/>
-    <w:lsdException w:name="Medium Grid 3 Accent 6" w:semiHidden="0" w:uiPriority="69" w:unhideWhenUsed="0"/>
-    <w:lsdException w:name="Dark List Accent 6" w:semiHidden="0" w:uiPriority="70" w:unhideWhenUsed="0"/>
-    <w:lsdException w:name="Colorful Shading Accent 6" w:semiHidden="0" w:uiPriority="71" w:unhideWhenUsed="0"/>
-    <w:lsdException w:name="Colorful List Accent 6" w:semiHidden="0" w:uiPriority="72" w:unhideWhenUsed="0"/>
-    <w:lsdException w:name="Colorful Grid Accent 6" w:semiHidden="0" w:uiPriority="73" w:unhideWhenUsed="0"/>
-    <w:lsdException w:name="Subtle Emphasis" w:semiHidden="0" w:uiPriority="19" w:unhideWhenUsed="0" w:qFormat="1"/>
-    <w:lsdException w:name="Intense Emphasis" w:semiHidden="0" w:uiPriority="21" w:unhideWhenUsed="0" w:qFormat="1"/>
-    <w:lsdException w:name="Subtle Reference" w:semiHidden="0" w:uiPriority="31" w:unhideWhenUsed="0" w:qFormat="1"/>
-    <w:lsdException w:name="Intense Reference" w:semiHidden="0" w:uiPriority="32" w:unhideWhenUsed="0" w:qFormat="1"/>
-    <w:lsdException w:name="Book Title" w:semiHidden="0" w:uiPriority="33" w:unhideWhenUsed="0" w:qFormat="1"/>
-    <w:lsdException w:name="Bibliography" w:uiPriority="37"/>
-    <w:lsdException w:name="TOC Heading" w:uiPriority="39" w:qFormat="1"/>
+  <w:latentStyles w:defLockedState="0" w:defUIPriority="99" w:defSemiHidden="0" w:defUnhideWhenUsed="0" w:defQFormat="0" w:count="371">
+    <w:lsdException w:name="Normal" w:uiPriority="0" w:qFormat="1"/>
+    <w:lsdException w:name="heading 1" w:uiPriority="9" w:qFormat="1"/>
+    <w:lsdException w:name="heading 2" w:semiHidden="1" w:uiPriority="9" w:unhideWhenUsed="1" w:qFormat="1"/>
+    <w:lsdException w:name="heading 3" w:semiHidden="1" w:uiPriority="9" w:unhideWhenUsed="1" w:qFormat="1"/>
+    <w:lsdException w:name="heading 4" w:semiHidden="1" w:uiPriority="9" w:unhideWhenUsed="1" w:qFormat="1"/>
+    <w:lsdException w:name="heading 5" w:semiHidden="1" w:uiPriority="9" w:unhideWhenUsed="1" w:qFormat="1"/>
+    <w:lsdException w:name="heading 6" w:semiHidden="1" w:uiPriority="9" w:unhideWhenUsed="1" w:qFormat="1"/>
+    <w:lsdException w:name="heading 7" w:semiHidden="1" w:uiPriority="9" w:unhideWhenUsed="1" w:qFormat="1"/>
+    <w:lsdException w:name="heading 8" w:semiHidden="1" w:uiPriority="9" w:unhideWhenUsed="1" w:qFormat="1"/>
+    <w:lsdException w:name="heading 9" w:semiHidden="1" w:uiPriority="9" w:unhideWhenUsed="1" w:qFormat="1"/>
+    <w:lsdException w:name="index 1" w:semiHidden="1" w:unhideWhenUsed="1"/>
+    <w:lsdException w:name="index 2" w:semiHidden="1" w:unhideWhenUsed="1"/>
+    <w:lsdException w:name="index 3" w:semiHidden="1" w:unhideWhenUsed="1"/>
+    <w:lsdException w:name="index 4" w:semiHidden="1" w:unhideWhenUsed="1"/>
+    <w:lsdException w:name="index 5" w:semiHidden="1" w:unhideWhenUsed="1"/>
+    <w:lsdException w:name="index 6" w:semiHidden="1" w:unhideWhenUsed="1"/>
+    <w:lsdException w:name="index 7" w:semiHidden="1" w:unhideWhenUsed="1"/>
+    <w:lsdException w:name="index 8" w:semiHidden="1" w:unhideWhenUsed="1"/>
+    <w:lsdException w:name="index 9" w:semiHidden="1" w:unhideWhenUsed="1"/>
+    <w:lsdException w:name="toc 1" w:semiHidden="1" w:uiPriority="39" w:unhideWhenUsed="1"/>
+    <w:lsdException w:name="toc 2" w:semiHidden="1" w:uiPriority="39" w:unhideWhenUsed="1"/>
+    <w:lsdException w:name="toc 3" w:semiHidden="1" w:uiPriority="39" w:unhideWhenUsed="1"/>
+    <w:lsdException w:name="toc 4" w:semiHidden="1" w:uiPriority="39" w:unhideWhenUsed="1"/>
+    <w:lsdException w:name="toc 5" w:semiHidden="1" w:uiPriority="39" w:unhideWhenUsed="1"/>
+    <w:lsdException w:name="toc 6" w:semiHidden="1" w:uiPriority="39" w:unhideWhenUsed="1"/>
+    <w:lsdException w:name="toc 7" w:semiHidden="1" w:uiPriority="39" w:unhideWhenUsed="1"/>
+    <w:lsdException w:name="toc 8" w:semiHidden="1" w:uiPriority="39" w:unhideWhenUsed="1"/>
+    <w:lsdException w:name="toc 9" w:semiHidden="1" w:uiPriority="39" w:unhideWhenUsed="1"/>
+    <w:lsdException w:name="Normal Indent" w:semiHidden="1" w:unhideWhenUsed="1"/>
+    <w:lsdException w:name="footnote text" w:semiHidden="1" w:unhideWhenUsed="1"/>
+    <w:lsdException w:name="annotation text" w:semiHidden="1" w:unhideWhenUsed="1"/>
+    <w:lsdException w:name="header" w:semiHidden="1" w:unhideWhenUsed="1"/>
+    <w:lsdException w:name="footer" w:semiHidden="1" w:unhideWhenUsed="1"/>
+    <w:lsdException w:name="index heading" w:semiHidden="1" w:unhideWhenUsed="1"/>
+    <w:lsdException w:name="caption" w:semiHidden="1" w:uiPriority="35" w:unhideWhenUsed="1" w:qFormat="1"/>
+    <w:lsdException w:name="table of figures" w:semiHidden="1" w:unhideWhenUsed="1"/>
+    <w:lsdException w:name="envelope address" w:semiHidden="1" w:unhideWhenUsed="1"/>
+    <w:lsdException w:name="envelope return" w:semiHidden="1" w:unhideWhenUsed="1"/>
+    <w:lsdException w:name="footnote reference" w:semiHidden="1" w:unhideWhenUsed="1"/>
+    <w:lsdException w:name="annotation reference" w:semiHidden="1" w:unhideWhenUsed="1"/>
+    <w:lsdException w:name="line number" w:semiHidden="1" w:unhideWhenUsed="1"/>
+    <w:lsdException w:name="page number" w:semiHidden="1" w:unhideWhenUsed="1"/>
+    <w:lsdException w:name="endnote reference" w:semiHidden="1" w:unhideWhenUsed="1"/>
+    <w:lsdException w:name="endnote text" w:semiHidden="1" w:unhideWhenUsed="1"/>
+    <w:lsdException w:name="table of authorities" w:semiHidden="1" w:unhideWhenUsed="1"/>
+    <w:lsdException w:name="macro" w:semiHidden="1" w:unhideWhenUsed="1"/>
+    <w:lsdException w:name="toa heading" w:semiHidden="1" w:unhideWhenUsed="1"/>
+    <w:lsdException w:name="List" w:semiHidden="1" w:unhideWhenUsed="1"/>
+    <w:lsdException w:name="List Bullet" w:semiHidden="1" w:unhideWhenUsed="1"/>
+    <w:lsdException w:name="List Number" w:semiHidden="1" w:unhideWhenUsed="1"/>
+    <w:lsdException w:name="List 2" w:semiHidden="1" w:unhideWhenUsed="1"/>
+    <w:lsdException w:name="List 3" w:semiHidden="1" w:unhideWhenUsed="1"/>
+    <w:lsdException w:name="List 4" w:semiHidden="1" w:unhideWhenUsed="1"/>
+    <w:lsdException w:name="List 5" w:semiHidden="1" w:unhideWhenUsed="1"/>
+    <w:lsdException w:name="List Bullet 2" w:semiHidden="1" w:unhideWhenUsed="1"/>
+    <w:lsdException w:name="List Bullet 3" w:semiHidden="1" w:unhideWhenUsed="1"/>
+    <w:lsdException w:name="List Bullet 4" w:semiHidden="1" w:unhideWhenUsed="1"/>
+    <w:lsdException w:name="List Bullet 5" w:semiHidden="1" w:unhideWhenUsed="1"/>
+    <w:lsdException w:name="List Number 2" w:semiHidden="1" w:unhideWhenUsed="1"/>
+    <w:lsdException w:name="List Number 3" w:semiHidden="1" w:unhideWhenUsed="1"/>
+    <w:lsdException w:name="List Number 4" w:semiHidden="1" w:unhideWhenUsed="1"/>
+    <w:lsdException w:name="List Number 5" w:semiHidden="1" w:unhideWhenUsed="1"/>
+    <w:lsdException w:name="Title" w:uiPriority="10" w:qFormat="1"/>
+    <w:lsdException w:name="Closing" w:semiHidden="1" w:unhideWhenUsed="1"/>
+    <w:lsdException w:name="Signature" w:semiHidden="1" w:unhideWhenUsed="1"/>
+    <w:lsdException w:name="Default Paragraph Font" w:semiHidden="1" w:uiPriority="1" w:unhideWhenUsed="1"/>
+    <w:lsdException w:name="Body Text" w:semiHidden="1" w:unhideWhenUsed="1"/>
+    <w:lsdException w:name="Body Text Indent" w:semiHidden="1" w:unhideWhenUsed="1"/>
+    <w:lsdException w:name="List Continue" w:semiHidden="1" w:unhideWhenUsed="1"/>
+    <w:lsdException w:name="List Continue 2" w:semiHidden="1" w:unhideWhenUsed="1"/>
+    <w:lsdException w:name="List Continue 3" w:semiHidden="1" w:unhideWhenUsed="1"/>
+    <w:lsdException w:name="List Continue 4" w:semiHidden="1" w:unhideWhenUsed="1"/>
+    <w:lsdException w:name="List Continue 5" w:semiHidden="1" w:unhideWhenUsed="1"/>
+    <w:lsdException w:name="Message Header" w:semiHidden="1" w:unhideWhenUsed="1"/>
+    <w:lsdException w:name="Subtitle" w:uiPriority="11" w:qFormat="1"/>
+    <w:lsdException w:name="Salutation" w:semiHidden="1" w:unhideWhenUsed="1"/>
+    <w:lsdException w:name="Date" w:semiHidden="1" w:unhideWhenUsed="1"/>
+    <w:lsdException w:name="Body Text First Indent" w:semiHidden="1" w:unhideWhenUsed="1"/>
+    <w:lsdException w:name="Body Text First Indent 2" w:semiHidden="1" w:unhideWhenUsed="1"/>
+    <w:lsdException w:name="Note Heading" w:semiHidden="1" w:unhideWhenUsed="1"/>
+    <w:lsdException w:name="Body Text 2" w:semiHidden="1" w:unhideWhenUsed="1"/>
+    <w:lsdException w:name="Body Text 3" w:semiHidden="1" w:unhideWhenUsed="1"/>
+    <w:lsdException w:name="Body Text Indent 2" w:semiHidden="1" w:unhideWhenUsed="1"/>
+    <w:lsdException w:name="Body Text Indent 3" w:semiHidden="1" w:unhideWhenUsed="1"/>
+    <w:lsdException w:name="Block Text" w:semiHidden="1" w:unhideWhenUsed="1"/>
+    <w:lsdException w:name="Hyperlink" w:semiHidden="1" w:unhideWhenUsed="1"/>
+    <w:lsdException w:name="FollowedHyperlink" w:semiHidden="1" w:unhideWhenUsed="1"/>
+    <w:lsdException w:name="Strong" w:uiPriority="22" w:qFormat="1"/>
+    <w:lsdException w:name="Emphasis" w:uiPriority="20" w:qFormat="1"/>
+    <w:lsdException w:name="Document Map" w:semiHidden="1" w:unhideWhenUsed="1"/>
+    <w:lsdException w:name="Plain Text" w:semiHidden="1" w:unhideWhenUsed="1"/>
+    <w:lsdException w:name="E-mail Signature" w:semiHidden="1" w:unhideWhenUsed="1"/>
+    <w:lsdException w:name="HTML Top of Form" w:semiHidden="1" w:unhideWhenUsed="1"/>
+    <w:lsdException w:name="HTML Bottom of Form" w:semiHidden="1" w:unhideWhenUsed="1"/>
+    <w:lsdException w:name="Normal (Web)" w:semiHidden="1" w:unhideWhenUsed="1"/>
+    <w:lsdException w:name="HTML Acronym" w:semiHidden="1" w:unhideWhenUsed="1"/>
+    <w:lsdException w:name="HTML Address" w:semiHidden="1" w:unhideWhenUsed="1"/>
+    <w:lsdException w:name="HTML Cite" w:semiHidden="1" w:unhideWhenUsed="1"/>
+    <w:lsdException w:name="HTML Code" w:semiHidden="1" w:unhideWhenUsed="1"/>
+    <w:lsdException w:name="HTML Definition" w:semiHidden="1" w:unhideWhenUsed="1"/>
+    <w:lsdException w:name="HTML Keyboard" w:semiHidden="1" w:unhideWhenUsed="1"/>
+    <w:lsdException w:name="HTML Preformatted" w:semiHidden="1" w:unhideWhenUsed="1"/>
+    <w:lsdException w:name="HTML Sample" w:semiHidden="1" w:unhideWhenUsed="1"/>
+    <w:lsdException w:name="HTML Typewriter" w:semiHidden="1" w:unhideWhenUsed="1"/>
+    <w:lsdException w:name="HTML Variable" w:semiHidden="1" w:unhideWhenUsed="1"/>
+    <w:lsdException w:name="Normal Table" w:semiHidden="1" w:unhideWhenUsed="1"/>
+    <w:lsdException w:name="annotation subject" w:semiHidden="1" w:unhideWhenUsed="1"/>
+    <w:lsdException w:name="No List" w:semiHidden="1" w:unhideWhenUsed="1"/>
+    <w:lsdException w:name="Outline List 1" w:semiHidden="1" w:unhideWhenUsed="1"/>
+    <w:lsdException w:name="Outline List 2" w:semiHidden="1" w:unhideWhenUsed="1"/>
+    <w:lsdException w:name="Outline List 3" w:semiHidden="1" w:unhideWhenUsed="1"/>
+    <w:lsdException w:name="Table Simple 1" w:semiHidden="1" w:unhideWhenUsed="1"/>
+    <w:lsdException w:name="Table Simple 2" w:semiHidden="1" w:unhideWhenUsed="1"/>
+    <w:lsdException w:name="Table Simple 3" w:semiHidden="1" w:unhideWhenUsed="1"/>
+    <w:lsdException w:name="Table Classic 1" w:semiHidden="1" w:unhideWhenUsed="1"/>
+    <w:lsdException w:name="Table Classic 2" w:semiHidden="1" w:unhideWhenUsed="1"/>
+    <w:lsdException w:name="Table Classic 3" w:semiHidden="1" w:unhideWhenUsed="1"/>
+    <w:lsdException w:name="Table Classic 4" w:semiHidden="1" w:unhideWhenUsed="1"/>
+    <w:lsdException w:name="Table Colorful 1" w:semiHidden="1" w:unhideWhenUsed="1"/>
+    <w:lsdException w:name="Table Colorful 2" w:semiHidden="1" w:unhideWhenUsed="1"/>
+    <w:lsdException w:name="Table Colorful 3" w:semiHidden="1" w:unhideWhenUsed="1"/>
+    <w:lsdException w:name="Table Columns 1" w:semiHidden="1" w:unhideWhenUsed="1"/>
+    <w:lsdException w:name="Table Columns 2" w:semiHidden="1" w:unhideWhenUsed="1"/>
+    <w:lsdException w:name="Table Columns 3" w:semiHidden="1" w:unhideWhenUsed="1"/>
+    <w:lsdException w:name="Table Columns 4" w:semiHidden="1" w:unhideWhenUsed="1"/>
+    <w:lsdException w:name="Table Columns 5" w:semiHidden="1" w:unhideWhenUsed="1"/>
+    <w:lsdException w:name="Table Grid 1" w:semiHidden="1" w:unhideWhenUsed="1"/>
+    <w:lsdException w:name="Table Grid 2" w:semiHidden="1" w:unhideWhenUsed="1"/>
+    <w:lsdException w:name="Table Grid 3" w:semiHidden="1" w:unhideWhenUsed="1"/>
+    <w:lsdException w:name="Table Grid 4" w:semiHidden="1" w:unhideWhenUsed="1"/>
+    <w:lsdException w:name="Table Grid 5" w:semiHidden="1" w:unhideWhenUsed="1"/>
+    <w:lsdException w:name="Table Grid 6" w:semiHidden="1" w:unhideWhenUsed="1"/>
+    <w:lsdException w:name="Table Grid 7" w:semiHidden="1" w:unhideWhenUsed="1"/>
+    <w:lsdException w:name="Table Grid 8" w:semiHidden="1" w:unhideWhenUsed="1"/>
+    <w:lsdException w:name="Table List 1" w:semiHidden="1" w:unhideWhenUsed="1"/>
+    <w:lsdException w:name="Table List 2" w:semiHidden="1" w:unhideWhenUsed="1"/>
+    <w:lsdException w:name="Table List 3" w:semiHidden="1" w:unhideWhenUsed="1"/>
+    <w:lsdException w:name="Table List 4" w:semiHidden="1" w:unhideWhenUsed="1"/>
+    <w:lsdException w:name="Table List 5" w:semiHidden="1" w:unhideWhenUsed="1"/>
+    <w:lsdException w:name="Table List 6" w:semiHidden="1" w:unhideWhenUsed="1"/>
+    <w:lsdException w:name="Table List 7" w:semiHidden="1" w:unhideWhenUsed="1"/>
+    <w:lsdException w:name="Table List 8" w:semiHidden="1" w:unhideWhenUsed="1"/>
+    <w:lsdException w:name="Table 3D effects 1" w:semiHidden="1" w:unhideWhenUsed="1"/>
+    <w:lsdException w:name="Table 3D effects 2" w:semiHidden="1" w:unhideWhenUsed="1"/>
+    <w:lsdException w:name="Table 3D effects 3" w:semiHidden="1" w:unhideWhenUsed="1"/>
+    <w:lsdException w:name="Table Contemporary" w:semiHidden="1" w:unhideWhenUsed="1"/>
+    <w:lsdException w:name="Table Elegant" w:semiHidden="1" w:unhideWhenUsed="1"/>
+    <w:lsdException w:name="Table Professional" w:semiHidden="1" w:unhideWhenUsed="1"/>
+    <w:lsdException w:name="Table Subtle 1" w:semiHidden="1" w:unhideWhenUsed="1"/>
+    <w:lsdException w:name="Table Subtle 2" w:semiHidden="1" w:unhideWhenUsed="1"/>
+    <w:lsdException w:name="Table Web 1" w:semiHidden="1" w:unhideWhenUsed="1"/>
+    <w:lsdException w:name="Table Web 2" w:semiHidden="1" w:unhideWhenUsed="1"/>
+    <w:lsdException w:name="Table Web 3" w:semiHidden="1" w:unhideWhenUsed="1"/>
+    <w:lsdException w:name="Balloon Text" w:semiHidden="1" w:unhideWhenUsed="1"/>
+    <w:lsdException w:name="Table Grid" w:uiPriority="39"/>
+    <w:lsdException w:name="Table Theme" w:semiHidden="1" w:unhideWhenUsed="1"/>
+    <w:lsdException w:name="Placeholder Text" w:semiHidden="1"/>
+    <w:lsdException w:name="No Spacing" w:uiPriority="1" w:qFormat="1"/>
+    <w:lsdException w:name="Light Shading" w:uiPriority="60"/>
+    <w:lsdException w:name="Light List" w:uiPriority="61"/>
+    <w:lsdException w:name="Light Grid" w:uiPriority="62"/>
+    <w:lsdException w:name="Medium Shading 1" w:uiPriority="63"/>
+    <w:lsdException w:name="Medium Shading 2" w:uiPriority="64"/>
+    <w:lsdException w:name="Medium List 1" w:uiPriority="65"/>
+    <w:lsdException w:name="Medium List 2" w:uiPriority="66"/>
+    <w:lsdException w:name="Medium Grid 1" w:uiPriority="67"/>
+    <w:lsdException w:name="Medium Grid 2" w:uiPriority="68"/>
+    <w:lsdException w:name="Medium Grid 3" w:uiPriority="69"/>
+    <w:lsdException w:name="Dark List" w:uiPriority="70"/>
+    <w:lsdException w:name="Colorful Shading" w:uiPriority="71"/>
+    <w:lsdException w:name="Colorful List" w:uiPriority="72"/>
+    <w:lsdException w:name="Colorful Grid" w:uiPriority="73"/>
+    <w:lsdException w:name="Light Shading Accent 1" w:uiPriority="60"/>
+    <w:lsdException w:name="Light List Accent 1" w:uiPriority="61"/>
+    <w:lsdException w:name="Light Grid Accent 1" w:uiPriority="62"/>
+    <w:lsdException w:name="Medium Shading 1 Accent 1" w:uiPriority="63"/>
+    <w:lsdException w:name="Medium Shading 2 Accent 1" w:uiPriority="64"/>
+    <w:lsdException w:name="Medium List 1 Accent 1" w:uiPriority="65"/>
+    <w:lsdException w:name="Revision" w:semiHidden="1"/>
+    <w:lsdException w:name="List Paragraph" w:uiPriority="34" w:qFormat="1"/>
+    <w:lsdException w:name="Quote" w:uiPriority="29" w:qFormat="1"/>
+    <w:lsdException w:name="Intense Quote" w:uiPriority="30" w:qFormat="1"/>
+    <w:lsdException w:name="Medium List 2 Accent 1" w:uiPriority="66"/>
+    <w:lsdException w:name="Medium Grid 1 Accent 1" w:uiPriority="67"/>
+    <w:lsdException w:name="Medium Grid 2 Accent 1" w:uiPriority="68"/>
+    <w:lsdException w:name="Medium Grid 3 Accent 1" w:uiPriority="69"/>
+    <w:lsdException w:name="Dark List Accent 1" w:uiPriority="70"/>
+    <w:lsdException w:name="Colorful Shading Accent 1" w:uiPriority="71"/>
+    <w:lsdException w:name="Colorful List Accent 1" w:uiPriority="72"/>
+    <w:lsdException w:name="Colorful Grid Accent 1" w:uiPriority="73"/>
+    <w:lsdException w:name="Light Shading Accent 2" w:uiPriority="60"/>
+    <w:lsdException w:name="Light List Accent 2" w:uiPriority="61"/>
+    <w:lsdException w:name="Light Grid Accent 2" w:uiPriority="62"/>
+    <w:lsdException w:name="Medium Shading 1 Accent 2" w:uiPriority="63"/>
+    <w:lsdException w:name="Medium Shading 2 Accent 2" w:uiPriority="64"/>
+    <w:lsdException w:name="Medium List 1 Accent 2" w:uiPriority="65"/>
+    <w:lsdException w:name="Medium List 2 Accent 2" w:uiPriority="66"/>
+    <w:lsdException w:name="Medium Grid 1 Accent 2" w:uiPriority="67"/>
+    <w:lsdException w:name="Medium Grid 2 Accent 2" w:uiPriority="68"/>
+    <w:lsdException w:name="Medium Grid 3 Accent 2" w:uiPriority="69"/>
+    <w:lsdException w:name="Dark List Accent 2" w:uiPriority="70"/>
+    <w:lsdException w:name="Colorful Shading Accent 2" w:uiPriority="71"/>
+    <w:lsdException w:name="Colorful List Accent 2" w:uiPriority="72"/>
+    <w:lsdException w:name="Colorful Grid Accent 2" w:uiPriority="73"/>
+    <w:lsdException w:name="Light Shading Accent 3" w:uiPriority="60"/>
+    <w:lsdException w:name="Light List Accent 3" w:uiPriority="61"/>
+    <w:lsdException w:name="Light Grid Accent 3" w:uiPriority="62"/>
+    <w:lsdException w:name="Medium Shading 1 Accent 3" w:uiPriority="63"/>
+    <w:lsdException w:name="Medium Shading 2 Accent 3" w:uiPriority="64"/>
+    <w:lsdException w:name="Medium List 1 Accent 3" w:uiPriority="65"/>
+    <w:lsdException w:name="Medium List 2 Accent 3" w:uiPriority="66"/>
+    <w:lsdException w:name="Medium Grid 1 Accent 3" w:uiPriority="67"/>
+    <w:lsdException w:name="Medium Grid 2 Accent 3" w:uiPriority="68"/>
+    <w:lsdException w:name="Medium Grid 3 Accent 3" w:uiPriority="69"/>
+    <w:lsdException w:name="Dark List Accent 3" w:uiPriority="70"/>
+    <w:lsdException w:name="Colorful Shading Accent 3" w:uiPriority="71"/>
+    <w:lsdException w:name="Colorful List Accent 3" w:uiPriority="72"/>
+    <w:lsdException w:name="Colorful Grid Accent 3" w:uiPriority="73"/>
+    <w:lsdException w:name="Light Shading Accent 4" w:uiPriority="60"/>
+    <w:lsdException w:name="Light List Accent 4" w:uiPriority="61"/>
+    <w:lsdException w:name="Light Grid Accent 4" w:uiPriority="62"/>
+    <w:lsdException w:name="Medium Shading 1 Accent 4" w:uiPriority="63"/>
+    <w:lsdException w:name="Medium Shading 2 Accent 4" w:uiPriority="64"/>
+    <w:lsdException w:name="Medium List 1 Accent 4" w:uiPriority="65"/>
+    <w:lsdException w:name="Medium List 2 Accent 4" w:uiPriority="66"/>
+    <w:lsdException w:name="Medium Grid 1 Accent 4" w:uiPriority="67"/>
+    <w:lsdException w:name="Medium Grid 2 Accent 4" w:uiPriority="68"/>
+    <w:lsdException w:name="Medium Grid 3 Accent 4" w:uiPriority="69"/>
+    <w:lsdException w:name="Dark List Accent 4" w:uiPriority="70"/>
+    <w:lsdException w:name="Colorful Shading Accent 4" w:uiPriority="71"/>
+    <w:lsdException w:name="Colorful List Accent 4" w:uiPriority="72"/>
+    <w:lsdException w:name="Colorful Grid Accent 4" w:uiPriority="73"/>
+    <w:lsdException w:name="Light Shading Accent 5" w:uiPriority="60"/>
+    <w:lsdException w:name="Light List Accent 5" w:uiPriority="61"/>
+    <w:lsdException w:name="Light Grid Accent 5" w:uiPriority="62"/>
+    <w:lsdException w:name="Medium Shading 1 Accent 5" w:uiPriority="63"/>
+    <w:lsdException w:name="Medium Shading 2 Accent 5" w:uiPriority="64"/>
+    <w:lsdException w:name="Medium List 1 Accent 5" w:uiPriority="65"/>
+    <w:lsdException w:name="Medium List 2 Accent 5" w:uiPriority="66"/>
+    <w:lsdException w:name="Medium Grid 1 Accent 5" w:uiPriority="67"/>
+    <w:lsdException w:name="Medium Grid 2 Accent 5" w:uiPriority="68"/>
+    <w:lsdException w:name="Medium Grid 3 Accent 5" w:uiPriority="69"/>
+    <w:lsdException w:name="Dark List Accent 5" w:uiPriority="70"/>
+    <w:lsdException w:name="Colorful Shading Accent 5" w:uiPriority="71"/>
+    <w:lsdException w:name="Colorful List Accent 5" w:uiPriority="72"/>
+    <w:lsdException w:name="Colorful Grid Accent 5" w:uiPriority="73"/>
+    <w:lsdException w:name="Light Shading Accent 6" w:uiPriority="60"/>
+    <w:lsdException w:name="Light List Accent 6" w:uiPriority="61"/>
+    <w:lsdException w:name="Light Grid Accent 6" w:uiPriority="62"/>
+    <w:lsdException w:name="Medium Shading 1 Accent 6" w:uiPriority="63"/>
+    <w:lsdException w:name="Medium Shading 2 Accent 6" w:uiPriority="64"/>
+    <w:lsdException w:name="Medium List 1 Accent 6" w:uiPriority="65"/>
+    <w:lsdException w:name="Medium List 2 Accent 6" w:uiPriority="66"/>
+    <w:lsdException w:name="Medium Grid 1 Accent 6" w:uiPriority="67"/>
+    <w:lsdException w:name="Medium Grid 2 Accent 6" w:uiPriority="68"/>
+    <w:lsdException w:name="Medium Grid 3 Accent 6" w:uiPriority="69"/>
+    <w:lsdException w:name="Dark List Accent 6" w:uiPriority="70"/>
+    <w:lsdException w:name="Colorful Shading Accent 6" w:uiPriority="71"/>
+    <w:lsdException w:name="Colorful List Accent 6" w:uiPriority="72"/>
+    <w:lsdException w:name="Colorful Grid Accent 6" w:uiPriority="73"/>
+    <w:lsdException w:name="Subtle Emphasis" w:uiPriority="19" w:qFormat="1"/>
+    <w:lsdException w:name="Intense Emphasis" w:uiPriority="21" w:qFormat="1"/>
+    <w:lsdException w:name="Subtle Reference" w:uiPriority="31" w:qFormat="1"/>
+    <w:lsdException w:name="Intense Reference" w:uiPriority="32" w:qFormat="1"/>
+    <w:lsdException w:name="Book Title" w:uiPriority="33" w:qFormat="1"/>
+    <w:lsdException w:name="Bibliography" w:semiHidden="1" w:uiPriority="37" w:unhideWhenUsed="1"/>
+    <w:lsdException w:name="TOC Heading" w:semiHidden="1" w:uiPriority="39" w:unhideWhenUsed="1" w:qFormat="1"/>
+    <w:lsdException w:name="Plain Table 1" w:uiPriority="41"/>
+    <w:lsdException w:name="Plain Table 2" w:uiPriority="42"/>
+    <w:lsdException w:name="Plain Table 3" w:uiPriority="43"/>
+    <w:lsdException w:name="Plain Table 4" w:uiPriority="44"/>
+    <w:lsdException w:name="Plain Table 5" w:uiPriority="45"/>
+    <w:lsdException w:name="Grid Table Light" w:uiPriority="40"/>
+    <w:lsdException w:name="Grid Table 1 Light" w:uiPriority="46"/>
+    <w:lsdException w:name="Grid Table 2" w:uiPriority="47"/>
+    <w:lsdException w:name="Grid Table 3" w:uiPriority="48"/>
+    <w:lsdException w:name="Grid Table 4" w:uiPriority="49"/>
+    <w:lsdException w:name="Grid Table 5 Dark" w:uiPriority="50"/>
+    <w:lsdException w:name="Grid Table 6 Colorful" w:uiPriority="51"/>
+    <w:lsdException w:name="Grid Table 7 Colorful" w:uiPriority="52"/>
+    <w:lsdException w:name="Grid Table 1 Light Accent 1" w:uiPriority="46"/>
+    <w:lsdException w:name="Grid Table 2 Accent 1" w:uiPriority="47"/>
+    <w:lsdException w:name="Grid Table 3 Accent 1" w:uiPriority="48"/>
+    <w:lsdException w:name="Grid Table 4 Accent 1" w:uiPriority="49"/>
+    <w:lsdException w:name="Grid Table 5 Dark Accent 1" w:uiPriority="50"/>
+    <w:lsdException w:name="Grid Table 6 Colorful Accent 1" w:uiPriority="51"/>
+    <w:lsdException w:name="Grid Table 7 Colorful Accent 1" w:uiPriority="52"/>
+    <w:lsdException w:name="Grid Table 1 Light Accent 2" w:uiPriority="46"/>
+    <w:lsdException w:name="Grid Table 2 Accent 2" w:uiPriority="47"/>
+    <w:lsdException w:name="Grid Table 3 Accent 2" w:uiPriority="48"/>
+    <w:lsdException w:name="Grid Table 4 Accent 2" w:uiPriority="49"/>
+    <w:lsdException w:name="Grid Table 5 Dark Accent 2" w:uiPriority="50"/>
+    <w:lsdException w:name="Grid Table 6 Colorful Accent 2" w:uiPriority="51"/>
+    <w:lsdException w:name="Grid Table 7 Colorful Accent 2" w:uiPriority="52"/>
+    <w:lsdException w:name="Grid Table 1 Light Accent 3" w:uiPriority="46"/>
+    <w:lsdException w:name="Grid Table 2 Accent 3" w:uiPriority="47"/>
+    <w:lsdException w:name="Grid Table 3 Accent 3" w:uiPriority="48"/>
+    <w:lsdException w:name="Grid Table 4 Accent 3" w:uiPriority="49"/>
+    <w:lsdException w:name="Grid Table 5 Dark Accent 3" w:uiPriority="50"/>
+    <w:lsdException w:name="Grid Table 6 Colorful Accent 3" w:uiPriority="51"/>
+    <w:lsdException w:name="Grid Table 7 Colorful Accent 3" w:uiPriority="52"/>
+    <w:lsdException w:name="Grid Table 1 Light Accent 4" w:uiPriority="46"/>
+    <w:lsdException w:name="Grid Table 2 Accent 4" w:uiPriority="47"/>
+    <w:lsdException w:name="Grid Table 3 Accent 4" w:uiPriority="48"/>
+    <w:lsdException w:name="Grid Table 4 Accent 4" w:uiPriority="49"/>
+    <w:lsdException w:name="Grid Table 5 Dark Accent 4" w:uiPriority="50"/>
+    <w:lsdException w:name="Grid Table 6 Colorful Accent 4" w:uiPriority="51"/>
+    <w:lsdException w:name="Grid Table 7 Colorful Accent 4" w:uiPriority="52"/>
+    <w:lsdException w:name="Grid Table 1 Light Accent 5" w:uiPriority="46"/>
+    <w:lsdException w:name="Grid Table 2 Accent 5" w:uiPriority="47"/>
+    <w:lsdException w:name="Grid Table 3 Accent 5" w:uiPriority="48"/>
+    <w:lsdException w:name="Grid Table 4 Accent 5" w:uiPriority="49"/>
+    <w:lsdException w:name="Grid Table 5 Dark Accent 5" w:uiPriority="50"/>
+    <w:lsdException w:name="Grid Table 6 Colorful Accent 5" w:uiPriority="51"/>
+    <w:lsdException w:name="Grid Table 7 Colorful Accent 5" w:uiPriority="52"/>
+    <w:lsdException w:name="Grid Table 1 Light Accent 6" w:uiPriority="46"/>
+    <w:lsdException w:name="Grid Table 2 Accent 6" w:uiPriority="47"/>
+    <w:lsdException w:name="Grid Table 3 Accent 6" w:uiPriority="48"/>
+    <w:lsdException w:name="Grid Table 4 Accent 6" w:uiPriority="49"/>
+    <w:lsdException w:name="Grid Table 5 Dark Accent 6" w:uiPriority="50"/>
+    <w:lsdException w:name="Grid Table 6 Colorful Accent 6" w:uiPriority="51"/>
+    <w:lsdException w:name="Grid Table 7 Colorful Accent 6" w:uiPriority="52"/>
+    <w:lsdException w:name="List Table 1 Light" w:uiPriority="46"/>
+    <w:lsdException w:name="List Table 2" w:uiPriority="47"/>
+    <w:lsdException w:name="List Table 3" w:uiPriority="48"/>
+    <w:lsdException w:name="List Table 4" w:uiPriority="49"/>
+    <w:lsdException w:name="List Table 5 Dark" w:uiPriority="50"/>
+    <w:lsdException w:name="List Table 6 Colorful" w:uiPriority="51"/>
+    <w:lsdException w:name="List Table 7 Colorful" w:uiPriority="52"/>
+    <w:lsdException w:name="List Table 1 Light Accent 1" w:uiPriority="46"/>
+    <w:lsdException w:name="List Table 2 Accent 1" w:uiPriority="47"/>
+    <w:lsdException w:name="List Table 3 Accent 1" w:uiPriority="48"/>
+    <w:lsdException w:name="List Table 4 Accent 1" w:uiPriority="49"/>
+    <w:lsdException w:name="List Table 5 Dark Accent 1" w:uiPriority="50"/>
+    <w:lsdException w:name="List Table 6 Colorful Accent 1" w:uiPriority="51"/>
+    <w:lsdException w:name="List Table 7 Colorful Accent 1" w:uiPriority="52"/>
+    <w:lsdException w:name="List Table 1 Light Accent 2" w:uiPriority="46"/>
+    <w:lsdException w:name="List Table 2 Accent 2" w:uiPriority="47"/>
+    <w:lsdException w:name="List Table 3 Accent 2" w:uiPriority="48"/>
+    <w:lsdException w:name="List Table 4 Accent 2" w:uiPriority="49"/>
+    <w:lsdException w:name="List Table 5 Dark Accent 2" w:uiPriority="50"/>
+    <w:lsdException w:name="List Table 6 Colorful Accent 2" w:uiPriority="51"/>
+    <w:lsdException w:name="List Table 7 Colorful Accent 2" w:uiPriority="52"/>
+    <w:lsdException w:name="List Table 1 Light Accent 3" w:uiPriority="46"/>
+    <w:lsdException w:name="List Table 2 Accent 3" w:uiPriority="47"/>
+    <w:lsdException w:name="List Table 3 Accent 3" w:uiPriority="48"/>
+    <w:lsdException w:name="List Table 4 Accent 3" w:uiPriority="49"/>
+    <w:lsdException w:name="List Table 5 Dark Accent 3" w:uiPriority="50"/>
+    <w:lsdException w:name="List Table 6 Colorful Accent 3" w:uiPriority="51"/>
+    <w:lsdException w:name="List Table 7 Colorful Accent 3" w:uiPriority="52"/>
+    <w:lsdException w:name="List Table 1 Light Accent 4" w:uiPriority="46"/>
+    <w:lsdException w:name="List Table 2 Accent 4" w:uiPriority="47"/>
+    <w:lsdException w:name="List Table 3 Accent 4" w:uiPriority="48"/>
+    <w:lsdException w:name="List Table 4 Accent 4" w:uiPriority="49"/>
+    <w:lsdException w:name="List Table 5 Dark Accent 4" w:uiPriority="50"/>
+    <w:lsdException w:name="List Table 6 Colorful Accent 4" w:uiPriority="51"/>
+    <w:lsdException w:name="List Table 7 Colorful Accent 4" w:uiPriority="52"/>
+    <w:lsdException w:name="List Table 1 Light Accent 5" w:uiPriority="46"/>
+    <w:lsdException w:name="List Table 2 Accent 5" w:uiPriority="47"/>
+    <w:lsdException w:name="List Table 3 Accent 5" w:uiPriority="48"/>
+    <w:lsdException w:name="List Table 4 Accent 5" w:uiPriority="49"/>
+    <w:lsdException w:name="List Table 5 Dark Accent 5" w:uiPriority="50"/>
+    <w:lsdException w:name="List Table 6 Colorful Accent 5" w:uiPriority="51"/>
+    <w:lsdException w:name="List Table 7 Colorful Accent 5" w:uiPriority="52"/>
+    <w:lsdException w:name="List Table 1 Light Accent 6" w:uiPriority="46"/>
+    <w:lsdException w:name="List Table 2 Accent 6" w:uiPriority="47"/>
+    <w:lsdException w:name="List Table 3 Accent 6" w:uiPriority="48"/>
+    <w:lsdException w:name="List Table 4 Accent 6" w:uiPriority="49"/>
+    <w:lsdException w:name="List Table 5 Dark Accent 6" w:uiPriority="50"/>
+    <w:lsdException w:name="List Table 6 Colorful Accent 6" w:uiPriority="51"/>
+    <w:lsdException w:name="List Table 7 Colorful Accent 6" w:uiPriority="52"/>
   </w:latentStyles>
-  <w:style w:type="paragraph" w:default="1" w:styleId="a">
+  <w:style w:type="paragraph" w:default="1" w:styleId="Normal">
     <w:name w:val="Normal"/>
     <w:qFormat/>
   </w:style>
-  <w:style w:type="paragraph" w:styleId="1">
+  <w:style w:type="paragraph" w:styleId="Heading1">
     <w:name w:val="heading 1"/>
-    <w:basedOn w:val="a"/>
-    <w:link w:val="10"/>
+    <w:basedOn w:val="Normal"/>
+    <w:link w:val="Heading1Char"/>
     <w:uiPriority w:val="9"/>
     <w:qFormat/>
     <w:rsid w:val="00D97D1E"/>
@@ -27609,10 +29008,10 @@
       <w:szCs w:val="48"/>
     </w:rPr>
   </w:style>
-  <w:style w:type="paragraph" w:styleId="2">
+  <w:style w:type="paragraph" w:styleId="Heading2">
     <w:name w:val="heading 2"/>
-    <w:basedOn w:val="a"/>
-    <w:link w:val="20"/>
+    <w:basedOn w:val="Normal"/>
+    <w:link w:val="Heading2Char"/>
     <w:uiPriority w:val="9"/>
     <w:qFormat/>
     <w:rsid w:val="00D97D1E"/>
@@ -27628,10 +29027,10 @@
       <w:szCs w:val="36"/>
     </w:rPr>
   </w:style>
-  <w:style w:type="paragraph" w:styleId="3">
+  <w:style w:type="paragraph" w:styleId="Heading3">
     <w:name w:val="heading 3"/>
-    <w:basedOn w:val="a"/>
-    <w:link w:val="30"/>
+    <w:basedOn w:val="Normal"/>
+    <w:link w:val="Heading3Char"/>
     <w:uiPriority w:val="9"/>
     <w:qFormat/>
     <w:rsid w:val="00D97D1E"/>
@@ -27647,13 +29046,13 @@
       <w:szCs w:val="27"/>
     </w:rPr>
   </w:style>
-  <w:style w:type="character" w:default="1" w:styleId="a0">
+  <w:style w:type="character" w:default="1" w:styleId="DefaultParagraphFont">
     <w:name w:val="Default Paragraph Font"/>
     <w:uiPriority w:val="1"/>
     <w:semiHidden/>
     <w:unhideWhenUsed/>
   </w:style>
-  <w:style w:type="table" w:default="1" w:styleId="a1">
+  <w:style w:type="table" w:default="1" w:styleId="TableNormal">
     <w:name w:val="Normal Table"/>
     <w:uiPriority w:val="99"/>
     <w:semiHidden/>
@@ -27668,16 +29067,16 @@
       </w:tblCellMar>
     </w:tblPr>
   </w:style>
-  <w:style w:type="numbering" w:default="1" w:styleId="a2">
+  <w:style w:type="numbering" w:default="1" w:styleId="NoList">
     <w:name w:val="No List"/>
     <w:uiPriority w:val="99"/>
     <w:semiHidden/>
     <w:unhideWhenUsed/>
   </w:style>
-  <w:style w:type="character" w:customStyle="1" w:styleId="10">
-    <w:name w:val="Заголовок 1 Знак"/>
-    <w:basedOn w:val="a0"/>
-    <w:link w:val="1"/>
+  <w:style w:type="character" w:customStyle="1" w:styleId="Heading1Char">
+    <w:name w:val="Heading 1 Char"/>
+    <w:basedOn w:val="DefaultParagraphFont"/>
+    <w:link w:val="Heading1"/>
     <w:uiPriority w:val="9"/>
     <w:rsid w:val="00D97D1E"/>
     <w:rPr>
@@ -27689,10 +29088,10 @@
       <w:szCs w:val="48"/>
     </w:rPr>
   </w:style>
-  <w:style w:type="character" w:customStyle="1" w:styleId="20">
-    <w:name w:val="Заголовок 2 Знак"/>
-    <w:basedOn w:val="a0"/>
-    <w:link w:val="2"/>
+  <w:style w:type="character" w:customStyle="1" w:styleId="Heading2Char">
+    <w:name w:val="Heading 2 Char"/>
+    <w:basedOn w:val="DefaultParagraphFont"/>
+    <w:link w:val="Heading2"/>
     <w:uiPriority w:val="9"/>
     <w:rsid w:val="00D97D1E"/>
     <w:rPr>
@@ -27703,10 +29102,10 @@
       <w:szCs w:val="36"/>
     </w:rPr>
   </w:style>
-  <w:style w:type="character" w:customStyle="1" w:styleId="30">
-    <w:name w:val="Заголовок 3 Знак"/>
-    <w:basedOn w:val="a0"/>
-    <w:link w:val="3"/>
+  <w:style w:type="character" w:customStyle="1" w:styleId="Heading3Char">
+    <w:name w:val="Heading 3 Char"/>
+    <w:basedOn w:val="DefaultParagraphFont"/>
+    <w:link w:val="Heading3"/>
     <w:uiPriority w:val="9"/>
     <w:rsid w:val="00D97D1E"/>
     <w:rPr>
@@ -27717,9 +29116,9 @@
       <w:szCs w:val="27"/>
     </w:rPr>
   </w:style>
-  <w:style w:type="character" w:styleId="a3">
+  <w:style w:type="character" w:styleId="Hyperlink">
     <w:name w:val="Hyperlink"/>
-    <w:basedOn w:val="a0"/>
+    <w:basedOn w:val="DefaultParagraphFont"/>
     <w:uiPriority w:val="99"/>
     <w:semiHidden/>
     <w:unhideWhenUsed/>
@@ -27729,9 +29128,9 @@
       <w:u w:val="single"/>
     </w:rPr>
   </w:style>
-  <w:style w:type="character" w:styleId="HTML">
+  <w:style w:type="character" w:styleId="HTMLCode">
     <w:name w:val="HTML Code"/>
-    <w:basedOn w:val="a0"/>
+    <w:basedOn w:val="DefaultParagraphFont"/>
     <w:uiPriority w:val="99"/>
     <w:semiHidden/>
     <w:unhideWhenUsed/>
@@ -27742,9 +29141,9 @@
       <w:szCs w:val="20"/>
     </w:rPr>
   </w:style>
-  <w:style w:type="paragraph" w:styleId="a4">
+  <w:style w:type="paragraph" w:styleId="NormalWeb">
     <w:name w:val="Normal (Web)"/>
-    <w:basedOn w:val="a"/>
+    <w:basedOn w:val="Normal"/>
     <w:uiPriority w:val="99"/>
     <w:semiHidden/>
     <w:unhideWhenUsed/>
@@ -27758,9 +29157,9 @@
       <w:szCs w:val="24"/>
     </w:rPr>
   </w:style>
-  <w:style w:type="character" w:styleId="a5">
+  <w:style w:type="character" w:styleId="Strong">
     <w:name w:val="Strong"/>
-    <w:basedOn w:val="a0"/>
+    <w:basedOn w:val="DefaultParagraphFont"/>
     <w:uiPriority w:val="22"/>
     <w:qFormat/>
     <w:rsid w:val="00D97D1E"/>
@@ -27769,9 +29168,9 @@
       <w:bCs/>
     </w:rPr>
   </w:style>
-  <w:style w:type="paragraph" w:styleId="a6">
+  <w:style w:type="paragraph" w:styleId="ListParagraph">
     <w:name w:val="List Paragraph"/>
-    <w:basedOn w:val="a"/>
+    <w:basedOn w:val="Normal"/>
     <w:uiPriority w:val="34"/>
     <w:qFormat/>
     <w:rsid w:val="00C91102"/>
@@ -27780,9 +29179,9 @@
       <w:contextualSpacing/>
     </w:pPr>
   </w:style>
-  <w:style w:type="table" w:styleId="a7">
+  <w:style w:type="table" w:styleId="TableGrid">
     <w:name w:val="Table Grid"/>
-    <w:basedOn w:val="a1"/>
+    <w:basedOn w:val="TableNormal"/>
     <w:uiPriority w:val="39"/>
     <w:rsid w:val="00437CBE"/>
     <w:pPr>
@@ -27799,10 +29198,10 @@
       </w:tblBorders>
     </w:tblPr>
   </w:style>
-  <w:style w:type="paragraph" w:styleId="a8">
+  <w:style w:type="paragraph" w:styleId="BalloonText">
     <w:name w:val="Balloon Text"/>
-    <w:basedOn w:val="a"/>
-    <w:link w:val="a9"/>
+    <w:basedOn w:val="Normal"/>
+    <w:link w:val="BalloonTextChar"/>
     <w:uiPriority w:val="99"/>
     <w:semiHidden/>
     <w:unhideWhenUsed/>
@@ -27816,10 +29215,10 @@
       <w:szCs w:val="16"/>
     </w:rPr>
   </w:style>
-  <w:style w:type="character" w:customStyle="1" w:styleId="a9">
-    <w:name w:val="Текст выноски Знак"/>
-    <w:basedOn w:val="a0"/>
-    <w:link w:val="a8"/>
+  <w:style w:type="character" w:customStyle="1" w:styleId="BalloonTextChar">
+    <w:name w:val="Balloon Text Char"/>
+    <w:basedOn w:val="DefaultParagraphFont"/>
+    <w:link w:val="BalloonText"/>
     <w:uiPriority w:val="99"/>
     <w:semiHidden/>
     <w:rsid w:val="002F078B"/>
@@ -27831,13 +29230,13 @@
   </w:style>
   <w:style w:type="character" w:customStyle="1" w:styleId="ng-tns-c4265753410-42">
     <w:name w:val="ng-tns-c4265753410-42"/>
-    <w:basedOn w:val="a0"/>
+    <w:basedOn w:val="DefaultParagraphFont"/>
     <w:rsid w:val="005071E5"/>
   </w:style>
-  <w:style w:type="paragraph" w:styleId="HTML0">
+  <w:style w:type="paragraph" w:styleId="HTMLPreformatted">
     <w:name w:val="HTML Preformatted"/>
-    <w:basedOn w:val="a"/>
-    <w:link w:val="HTML1"/>
+    <w:basedOn w:val="Normal"/>
+    <w:link w:val="HTMLPreformattedChar"/>
     <w:uiPriority w:val="99"/>
     <w:semiHidden/>
     <w:unhideWhenUsed/>
@@ -27869,10 +29268,10 @@
       <w:szCs w:val="20"/>
     </w:rPr>
   </w:style>
-  <w:style w:type="character" w:customStyle="1" w:styleId="HTML1">
-    <w:name w:val="Стандартный HTML Знак"/>
-    <w:basedOn w:val="a0"/>
-    <w:link w:val="HTML0"/>
+  <w:style w:type="character" w:customStyle="1" w:styleId="HTMLPreformattedChar">
+    <w:name w:val="HTML Preformatted Char"/>
+    <w:basedOn w:val="DefaultParagraphFont"/>
+    <w:link w:val="HTMLPreformatted"/>
     <w:uiPriority w:val="99"/>
     <w:semiHidden/>
     <w:rsid w:val="005071E5"/>
@@ -27884,518 +29283,32 @@
   </w:style>
   <w:style w:type="character" w:customStyle="1" w:styleId="hljs-keyword">
     <w:name w:val="hljs-keyword"/>
-    <w:basedOn w:val="a0"/>
+    <w:basedOn w:val="DefaultParagraphFont"/>
     <w:rsid w:val="005071E5"/>
   </w:style>
   <w:style w:type="character" w:customStyle="1" w:styleId="hljs-operator">
     <w:name w:val="hljs-operator"/>
-    <w:basedOn w:val="a0"/>
+    <w:basedOn w:val="DefaultParagraphFont"/>
     <w:rsid w:val="005071E5"/>
   </w:style>
   <w:style w:type="character" w:customStyle="1" w:styleId="hljs-string">
     <w:name w:val="hljs-string"/>
-    <w:basedOn w:val="a0"/>
+    <w:basedOn w:val="DefaultParagraphFont"/>
     <w:rsid w:val="005071E5"/>
   </w:style>
   <w:style w:type="character" w:customStyle="1" w:styleId="hljs-number">
     <w:name w:val="hljs-number"/>
-    <w:basedOn w:val="a0"/>
+    <w:basedOn w:val="DefaultParagraphFont"/>
     <w:rsid w:val="005071E5"/>
   </w:style>
   <w:style w:type="character" w:customStyle="1" w:styleId="ng-tns-c4265753410-92">
     <w:name w:val="ng-tns-c4265753410-92"/>
-    <w:basedOn w:val="a0"/>
+    <w:basedOn w:val="DefaultParagraphFont"/>
     <w:rsid w:val="00B81229"/>
   </w:style>
   <w:style w:type="character" w:customStyle="1" w:styleId="hljs-comment">
     <w:name w:val="hljs-comment"/>
-    <w:basedOn w:val="a0"/>
-    <w:rsid w:val="00B81229"/>
-  </w:style>
-</w:styles>
-</file>
-
-<file path=word/stylesWithEffects.xml><?xml version="1.0" encoding="utf-8"?>
-<w:styles xmlns:wpc="http://schemas.microsoft.com/office/word/2010/wordprocessingCanvas" xmlns:mc="http://schemas.openxmlformats.org/markup-compatibility/2006" xmlns:o="urn:schemas-microsoft-com:office:office" xmlns:r="http://schemas.openxmlformats.org/officeDocument/2006/relationships" xmlns:m="http://schemas.openxmlformats.org/officeDocument/2006/math" xmlns:v="urn:schemas-microsoft-com:vml" xmlns:wp14="http://schemas.microsoft.com/office/word/2010/wordprocessingDrawing" xmlns:wp="http://schemas.openxmlformats.org/drawingml/2006/wordprocessingDrawing" xmlns:w10="urn:schemas-microsoft-com:office:word" xmlns:w="http://schemas.openxmlformats.org/wordprocessingml/2006/main" xmlns:w14="http://schemas.microsoft.com/office/word/2010/wordml" xmlns:wpg="http://schemas.microsoft.com/office/word/2010/wordprocessingGroup" xmlns:wpi="http://schemas.microsoft.com/office/word/2010/wordprocessingInk" xmlns:wne="http://schemas.microsoft.com/office/word/2006/wordml" xmlns:wps="http://schemas.microsoft.com/office/word/2010/wordprocessingShape" mc:Ignorable="w14 wp14">
-  <w:docDefaults>
-    <w:rPrDefault>
-      <w:rPr>
-        <w:rFonts w:asciiTheme="minorHAnsi" w:eastAsiaTheme="minorHAnsi" w:hAnsiTheme="minorHAnsi" w:cstheme="minorBidi"/>
-        <w:sz w:val="22"/>
-        <w:szCs w:val="22"/>
-        <w:lang w:val="en-US" w:eastAsia="en-US" w:bidi="ar-SA"/>
-      </w:rPr>
-    </w:rPrDefault>
-    <w:pPrDefault>
-      <w:pPr>
-        <w:spacing w:after="160" w:line="259" w:lineRule="auto"/>
-      </w:pPr>
-    </w:pPrDefault>
-  </w:docDefaults>
-  <w:latentStyles w:defLockedState="0" w:defUIPriority="99" w:defSemiHidden="1" w:defUnhideWhenUsed="1" w:defQFormat="0" w:count="267">
-    <w:lsdException w:name="Normal" w:semiHidden="0" w:uiPriority="0" w:unhideWhenUsed="0" w:qFormat="1"/>
-    <w:lsdException w:name="heading 1" w:semiHidden="0" w:uiPriority="9" w:unhideWhenUsed="0" w:qFormat="1"/>
-    <w:lsdException w:name="heading 2" w:uiPriority="9" w:qFormat="1"/>
-    <w:lsdException w:name="heading 3" w:uiPriority="9" w:qFormat="1"/>
-    <w:lsdException w:name="heading 4" w:uiPriority="9" w:qFormat="1"/>
-    <w:lsdException w:name="heading 5" w:uiPriority="9" w:qFormat="1"/>
-    <w:lsdException w:name="heading 6" w:uiPriority="9" w:qFormat="1"/>
-    <w:lsdException w:name="heading 7" w:uiPriority="9" w:qFormat="1"/>
-    <w:lsdException w:name="heading 8" w:uiPriority="9" w:qFormat="1"/>
-    <w:lsdException w:name="heading 9" w:uiPriority="9" w:qFormat="1"/>
-    <w:lsdException w:name="toc 1" w:uiPriority="39"/>
-    <w:lsdException w:name="toc 2" w:uiPriority="39"/>
-    <w:lsdException w:name="toc 3" w:uiPriority="39"/>
-    <w:lsdException w:name="toc 4" w:uiPriority="39"/>
-    <w:lsdException w:name="toc 5" w:uiPriority="39"/>
-    <w:lsdException w:name="toc 6" w:uiPriority="39"/>
-    <w:lsdException w:name="toc 7" w:uiPriority="39"/>
-    <w:lsdException w:name="toc 8" w:uiPriority="39"/>
-    <w:lsdException w:name="toc 9" w:uiPriority="39"/>
-    <w:lsdException w:name="caption" w:uiPriority="35" w:qFormat="1"/>
-    <w:lsdException w:name="Title" w:semiHidden="0" w:uiPriority="10" w:unhideWhenUsed="0" w:qFormat="1"/>
-    <w:lsdException w:name="Default Paragraph Font" w:uiPriority="1"/>
-    <w:lsdException w:name="Subtitle" w:semiHidden="0" w:uiPriority="11" w:unhideWhenUsed="0" w:qFormat="1"/>
-    <w:lsdException w:name="Strong" w:semiHidden="0" w:uiPriority="22" w:unhideWhenUsed="0" w:qFormat="1"/>
-    <w:lsdException w:name="Emphasis" w:semiHidden="0" w:uiPriority="20" w:unhideWhenUsed="0" w:qFormat="1"/>
-    <w:lsdException w:name="Table Grid" w:semiHidden="0" w:uiPriority="39" w:unhideWhenUsed="0"/>
-    <w:lsdException w:name="Placeholder Text" w:unhideWhenUsed="0"/>
-    <w:lsdException w:name="No Spacing" w:semiHidden="0" w:uiPriority="1" w:unhideWhenUsed="0" w:qFormat="1"/>
-    <w:lsdException w:name="Light Shading" w:semiHidden="0" w:uiPriority="60" w:unhideWhenUsed="0"/>
-    <w:lsdException w:name="Light List" w:semiHidden="0" w:uiPriority="61" w:unhideWhenUsed="0"/>
-    <w:lsdException w:name="Light Grid" w:semiHidden="0" w:uiPriority="62" w:unhideWhenUsed="0"/>
-    <w:lsdException w:name="Medium Shading 1" w:semiHidden="0" w:uiPriority="63" w:unhideWhenUsed="0"/>
-    <w:lsdException w:name="Medium Shading 2" w:semiHidden="0" w:uiPriority="64" w:unhideWhenUsed="0"/>
-    <w:lsdException w:name="Medium List 1" w:semiHidden="0" w:uiPriority="65" w:unhideWhenUsed="0"/>
-    <w:lsdException w:name="Medium List 2" w:semiHidden="0" w:uiPriority="66" w:unhideWhenUsed="0"/>
-    <w:lsdException w:name="Medium Grid 1" w:semiHidden="0" w:uiPriority="67" w:unhideWhenUsed="0"/>
-    <w:lsdException w:name="Medium Grid 2" w:semiHidden="0" w:uiPriority="68" w:unhideWhenUsed="0"/>
-    <w:lsdException w:name="Medium Grid 3" w:semiHidden="0" w:uiPriority="69" w:unhideWhenUsed="0"/>
-    <w:lsdException w:name="Dark List" w:semiHidden="0" w:uiPriority="70" w:unhideWhenUsed="0"/>
-    <w:lsdException w:name="Colorful Shading" w:semiHidden="0" w:uiPriority="71" w:unhideWhenUsed="0"/>
-    <w:lsdException w:name="Colorful List" w:semiHidden="0" w:uiPriority="72" w:unhideWhenUsed="0"/>
-    <w:lsdException w:name="Colorful Grid" w:semiHidden="0" w:uiPriority="73" w:unhideWhenUsed="0"/>
-    <w:lsdException w:name="Light Shading Accent 1" w:semiHidden="0" w:uiPriority="60" w:unhideWhenUsed="0"/>
-    <w:lsdException w:name="Light List Accent 1" w:semiHidden="0" w:uiPriority="61" w:unhideWhenUsed="0"/>
-    <w:lsdException w:name="Light Grid Accent 1" w:semiHidden="0" w:uiPriority="62" w:unhideWhenUsed="0"/>
-    <w:lsdException w:name="Medium Shading 1 Accent 1" w:semiHidden="0" w:uiPriority="63" w:unhideWhenUsed="0"/>
-    <w:lsdException w:name="Medium Shading 2 Accent 1" w:semiHidden="0" w:uiPriority="64" w:unhideWhenUsed="0"/>
-    <w:lsdException w:name="Medium List 1 Accent 1" w:semiHidden="0" w:uiPriority="65" w:unhideWhenUsed="0"/>
-    <w:lsdException w:name="Revision" w:unhideWhenUsed="0"/>
-    <w:lsdException w:name="List Paragraph" w:semiHidden="0" w:uiPriority="34" w:unhideWhenUsed="0" w:qFormat="1"/>
-    <w:lsdException w:name="Quote" w:semiHidden="0" w:uiPriority="29" w:unhideWhenUsed="0" w:qFormat="1"/>
-    <w:lsdException w:name="Intense Quote" w:semiHidden="0" w:uiPriority="30" w:unhideWhenUsed="0" w:qFormat="1"/>
-    <w:lsdException w:name="Medium List 2 Accent 1" w:semiHidden="0" w:uiPriority="66" w:unhideWhenUsed="0"/>
-    <w:lsdException w:name="Medium Grid 1 Accent 1" w:semiHidden="0" w:uiPriority="67" w:unhideWhenUsed="0"/>
-    <w:lsdException w:name="Medium Grid 2 Accent 1" w:semiHidden="0" w:uiPriority="68" w:unhideWhenUsed="0"/>
-    <w:lsdException w:name="Medium Grid 3 Accent 1" w:semiHidden="0" w:uiPriority="69" w:unhideWhenUsed="0"/>
-    <w:lsdException w:name="Dark List Accent 1" w:semiHidden="0" w:uiPriority="70" w:unhideWhenUsed="0"/>
-    <w:lsdException w:name="Colorful Shading Accent 1" w:semiHidden="0" w:uiPriority="71" w:unhideWhenUsed="0"/>
-    <w:lsdException w:name="Colorful List Accent 1" w:semiHidden="0" w:uiPriority="72" w:unhideWhenUsed="0"/>
-    <w:lsdException w:name="Colorful Grid Accent 1" w:semiHidden="0" w:uiPriority="73" w:unhideWhenUsed="0"/>
-    <w:lsdException w:name="Light Shading Accent 2" w:semiHidden="0" w:uiPriority="60" w:unhideWhenUsed="0"/>
-    <w:lsdException w:name="Light List Accent 2" w:semiHidden="0" w:uiPriority="61" w:unhideWhenUsed="0"/>
-    <w:lsdException w:name="Light Grid Accent 2" w:semiHidden="0" w:uiPriority="62" w:unhideWhenUsed="0"/>
-    <w:lsdException w:name="Medium Shading 1 Accent 2" w:semiHidden="0" w:uiPriority="63" w:unhideWhenUsed="0"/>
-    <w:lsdException w:name="Medium Shading 2 Accent 2" w:semiHidden="0" w:uiPriority="64" w:unhideWhenUsed="0"/>
-    <w:lsdException w:name="Medium List 1 Accent 2" w:semiHidden="0" w:uiPriority="65" w:unhideWhenUsed="0"/>
-    <w:lsdException w:name="Medium List 2 Accent 2" w:semiHidden="0" w:uiPriority="66" w:unhideWhenUsed="0"/>
-    <w:lsdException w:name="Medium Grid 1 Accent 2" w:semiHidden="0" w:uiPriority="67" w:unhideWhenUsed="0"/>
-    <w:lsdException w:name="Medium Grid 2 Accent 2" w:semiHidden="0" w:uiPriority="68" w:unhideWhenUsed="0"/>
-    <w:lsdException w:name="Medium Grid 3 Accent 2" w:semiHidden="0" w:uiPriority="69" w:unhideWhenUsed="0"/>
-    <w:lsdException w:name="Dark List Accent 2" w:semiHidden="0" w:uiPriority="70" w:unhideWhenUsed="0"/>
-    <w:lsdException w:name="Colorful Shading Accent 2" w:semiHidden="0" w:uiPriority="71" w:unhideWhenUsed="0"/>
-    <w:lsdException w:name="Colorful List Accent 2" w:semiHidden="0" w:uiPriority="72" w:unhideWhenUsed="0"/>
-    <w:lsdException w:name="Colorful Grid Accent 2" w:semiHidden="0" w:uiPriority="73" w:unhideWhenUsed="0"/>
-    <w:lsdException w:name="Light Shading Accent 3" w:semiHidden="0" w:uiPriority="60" w:unhideWhenUsed="0"/>
-    <w:lsdException w:name="Light List Accent 3" w:semiHidden="0" w:uiPriority="61" w:unhideWhenUsed="0"/>
-    <w:lsdException w:name="Light Grid Accent 3" w:semiHidden="0" w:uiPriority="62" w:unhideWhenUsed="0"/>
-    <w:lsdException w:name="Medium Shading 1 Accent 3" w:semiHidden="0" w:uiPriority="63" w:unhideWhenUsed="0"/>
-    <w:lsdException w:name="Medium Shading 2 Accent 3" w:semiHidden="0" w:uiPriority="64" w:unhideWhenUsed="0"/>
-    <w:lsdException w:name="Medium List 1 Accent 3" w:semiHidden="0" w:uiPriority="65" w:unhideWhenUsed="0"/>
-    <w:lsdException w:name="Medium List 2 Accent 3" w:semiHidden="0" w:uiPriority="66" w:unhideWhenUsed="0"/>
-    <w:lsdException w:name="Medium Grid 1 Accent 3" w:semiHidden="0" w:uiPriority="67" w:unhideWhenUsed="0"/>
-    <w:lsdException w:name="Medium Grid 2 Accent 3" w:semiHidden="0" w:uiPriority="68" w:unhideWhenUsed="0"/>
-    <w:lsdException w:name="Medium Grid 3 Accent 3" w:semiHidden="0" w:uiPriority="69" w:unhideWhenUsed="0"/>
-    <w:lsdException w:name="Dark List Accent 3" w:semiHidden="0" w:uiPriority="70" w:unhideWhenUsed="0"/>
-    <w:lsdException w:name="Colorful Shading Accent 3" w:semiHidden="0" w:uiPriority="71" w:unhideWhenUsed="0"/>
-    <w:lsdException w:name="Colorful List Accent 3" w:semiHidden="0" w:uiPriority="72" w:unhideWhenUsed="0"/>
-    <w:lsdException w:name="Colorful Grid Accent 3" w:semiHidden="0" w:uiPriority="73" w:unhideWhenUsed="0"/>
-    <w:lsdException w:name="Light Shading Accent 4" w:semiHidden="0" w:uiPriority="60" w:unhideWhenUsed="0"/>
-    <w:lsdException w:name="Light List Accent 4" w:semiHidden="0" w:uiPriority="61" w:unhideWhenUsed="0"/>
-    <w:lsdException w:name="Light Grid Accent 4" w:semiHidden="0" w:uiPriority="62" w:unhideWhenUsed="0"/>
-    <w:lsdException w:name="Medium Shading 1 Accent 4" w:semiHidden="0" w:uiPriority="63" w:unhideWhenUsed="0"/>
-    <w:lsdException w:name="Medium Shading 2 Accent 4" w:semiHidden="0" w:uiPriority="64" w:unhideWhenUsed="0"/>
-    <w:lsdException w:name="Medium List 1 Accent 4" w:semiHidden="0" w:uiPriority="65" w:unhideWhenUsed="0"/>
-    <w:lsdException w:name="Medium List 2 Accent 4" w:semiHidden="0" w:uiPriority="66" w:unhideWhenUsed="0"/>
-    <w:lsdException w:name="Medium Grid 1 Accent 4" w:semiHidden="0" w:uiPriority="67" w:unhideWhenUsed="0"/>
-    <w:lsdException w:name="Medium Grid 2 Accent 4" w:semiHidden="0" w:uiPriority="68" w:unhideWhenUsed="0"/>
-    <w:lsdException w:name="Medium Grid 3 Accent 4" w:semiHidden="0" w:uiPriority="69" w:unhideWhenUsed="0"/>
-    <w:lsdException w:name="Dark List Accent 4" w:semiHidden="0" w:uiPriority="70" w:unhideWhenUsed="0"/>
-    <w:lsdException w:name="Colorful Shading Accent 4" w:semiHidden="0" w:uiPriority="71" w:unhideWhenUsed="0"/>
-    <w:lsdException w:name="Colorful List Accent 4" w:semiHidden="0" w:uiPriority="72" w:unhideWhenUsed="0"/>
-    <w:lsdException w:name="Colorful Grid Accent 4" w:semiHidden="0" w:uiPriority="73" w:unhideWhenUsed="0"/>
-    <w:lsdException w:name="Light Shading Accent 5" w:semiHidden="0" w:uiPriority="60" w:unhideWhenUsed="0"/>
-    <w:lsdException w:name="Light List Accent 5" w:semiHidden="0" w:uiPriority="61" w:unhideWhenUsed="0"/>
-    <w:lsdException w:name="Light Grid Accent 5" w:semiHidden="0" w:uiPriority="62" w:unhideWhenUsed="0"/>
-    <w:lsdException w:name="Medium Shading 1 Accent 5" w:semiHidden="0" w:uiPriority="63" w:unhideWhenUsed="0"/>
-    <w:lsdException w:name="Medium Shading 2 Accent 5" w:semiHidden="0" w:uiPriority="64" w:unhideWhenUsed="0"/>
-    <w:lsdException w:name="Medium List 1 Accent 5" w:semiHidden="0" w:uiPriority="65" w:unhideWhenUsed="0"/>
-    <w:lsdException w:name="Medium List 2 Accent 5" w:semiHidden="0" w:uiPriority="66" w:unhideWhenUsed="0"/>
-    <w:lsdException w:name="Medium Grid 1 Accent 5" w:semiHidden="0" w:uiPriority="67" w:unhideWhenUsed="0"/>
-    <w:lsdException w:name="Medium Grid 2 Accent 5" w:semiHidden="0" w:uiPriority="68" w:unhideWhenUsed="0"/>
-    <w:lsdException w:name="Medium Grid 3 Accent 5" w:semiHidden="0" w:uiPriority="69" w:unhideWhenUsed="0"/>
-    <w:lsdException w:name="Dark List Accent 5" w:semiHidden="0" w:uiPriority="70" w:unhideWhenUsed="0"/>
-    <w:lsdException w:name="Colorful Shading Accent 5" w:semiHidden="0" w:uiPriority="71" w:unhideWhenUsed="0"/>
-    <w:lsdException w:name="Colorful List Accent 5" w:semiHidden="0" w:uiPriority="72" w:unhideWhenUsed="0"/>
-    <w:lsdException w:name="Colorful Grid Accent 5" w:semiHidden="0" w:uiPriority="73" w:unhideWhenUsed="0"/>
-    <w:lsdException w:name="Light Shading Accent 6" w:semiHidden="0" w:uiPriority="60" w:unhideWhenUsed="0"/>
-    <w:lsdException w:name="Light List Accent 6" w:semiHidden="0" w:uiPriority="61" w:unhideWhenUsed="0"/>
-    <w:lsdException w:name="Light Grid Accent 6" w:semiHidden="0" w:uiPriority="62" w:unhideWhenUsed="0"/>
-    <w:lsdException w:name="Medium Shading 1 Accent 6" w:semiHidden="0" w:uiPriority="63" w:unhideWhenUsed="0"/>
-    <w:lsdException w:name="Medium Shading 2 Accent 6" w:semiHidden="0" w:uiPriority="64" w:unhideWhenUsed="0"/>
-    <w:lsdException w:name="Medium List 1 Accent 6" w:semiHidden="0" w:uiPriority="65" w:unhideWhenUsed="0"/>
-    <w:lsdException w:name="Medium List 2 Accent 6" w:semiHidden="0" w:uiPriority="66" w:unhideWhenUsed="0"/>
-    <w:lsdException w:name="Medium Grid 1 Accent 6" w:semiHidden="0" w:uiPriority="67" w:unhideWhenUsed="0"/>
-    <w:lsdException w:name="Medium Grid 2 Accent 6" w:semiHidden="0" w:uiPriority="68" w:unhideWhenUsed="0"/>
-    <w:lsdException w:name="Medium Grid 3 Accent 6" w:semiHidden="0" w:uiPriority="69" w:unhideWhenUsed="0"/>
-    <w:lsdException w:name="Dark List Accent 6" w:semiHidden="0" w:uiPriority="70" w:unhideWhenUsed="0"/>
-    <w:lsdException w:name="Colorful Shading Accent 6" w:semiHidden="0" w:uiPriority="71" w:unhideWhenUsed="0"/>
-    <w:lsdException w:name="Colorful List Accent 6" w:semiHidden="0" w:uiPriority="72" w:unhideWhenUsed="0"/>
-    <w:lsdException w:name="Colorful Grid Accent 6" w:semiHidden="0" w:uiPriority="73" w:unhideWhenUsed="0"/>
-    <w:lsdException w:name="Subtle Emphasis" w:semiHidden="0" w:uiPriority="19" w:unhideWhenUsed="0" w:qFormat="1"/>
-    <w:lsdException w:name="Intense Emphasis" w:semiHidden="0" w:uiPriority="21" w:unhideWhenUsed="0" w:qFormat="1"/>
-    <w:lsdException w:name="Subtle Reference" w:semiHidden="0" w:uiPriority="31" w:unhideWhenUsed="0" w:qFormat="1"/>
-    <w:lsdException w:name="Intense Reference" w:semiHidden="0" w:uiPriority="32" w:unhideWhenUsed="0" w:qFormat="1"/>
-    <w:lsdException w:name="Book Title" w:semiHidden="0" w:uiPriority="33" w:unhideWhenUsed="0" w:qFormat="1"/>
-    <w:lsdException w:name="Bibliography" w:uiPriority="37"/>
-    <w:lsdException w:name="TOC Heading" w:uiPriority="39" w:qFormat="1"/>
-  </w:latentStyles>
-  <w:style w:type="paragraph" w:default="1" w:styleId="a">
-    <w:name w:val="Normal"/>
-    <w:qFormat/>
-  </w:style>
-  <w:style w:type="paragraph" w:styleId="1">
-    <w:name w:val="heading 1"/>
-    <w:basedOn w:val="a"/>
-    <w:link w:val="10"/>
-    <w:uiPriority w:val="9"/>
-    <w:qFormat/>
-    <w:rsid w:val="00D97D1E"/>
-    <w:pPr>
-      <w:spacing w:before="100" w:beforeAutospacing="1" w:after="100" w:afterAutospacing="1" w:line="240" w:lineRule="auto"/>
-      <w:outlineLvl w:val="0"/>
-    </w:pPr>
-    <w:rPr>
-      <w:rFonts w:ascii="Times New Roman" w:eastAsia="Times New Roman" w:hAnsi="Times New Roman" w:cs="Times New Roman"/>
-      <w:b/>
-      <w:bCs/>
-      <w:kern w:val="36"/>
-      <w:sz w:val="48"/>
-      <w:szCs w:val="48"/>
-    </w:rPr>
-  </w:style>
-  <w:style w:type="paragraph" w:styleId="2">
-    <w:name w:val="heading 2"/>
-    <w:basedOn w:val="a"/>
-    <w:link w:val="20"/>
-    <w:uiPriority w:val="9"/>
-    <w:qFormat/>
-    <w:rsid w:val="00D97D1E"/>
-    <w:pPr>
-      <w:spacing w:before="100" w:beforeAutospacing="1" w:after="100" w:afterAutospacing="1" w:line="240" w:lineRule="auto"/>
-      <w:outlineLvl w:val="1"/>
-    </w:pPr>
-    <w:rPr>
-      <w:rFonts w:ascii="Times New Roman" w:eastAsia="Times New Roman" w:hAnsi="Times New Roman" w:cs="Times New Roman"/>
-      <w:b/>
-      <w:bCs/>
-      <w:sz w:val="36"/>
-      <w:szCs w:val="36"/>
-    </w:rPr>
-  </w:style>
-  <w:style w:type="paragraph" w:styleId="3">
-    <w:name w:val="heading 3"/>
-    <w:basedOn w:val="a"/>
-    <w:link w:val="30"/>
-    <w:uiPriority w:val="9"/>
-    <w:qFormat/>
-    <w:rsid w:val="00D97D1E"/>
-    <w:pPr>
-      <w:spacing w:before="100" w:beforeAutospacing="1" w:after="100" w:afterAutospacing="1" w:line="240" w:lineRule="auto"/>
-      <w:outlineLvl w:val="2"/>
-    </w:pPr>
-    <w:rPr>
-      <w:rFonts w:ascii="Times New Roman" w:eastAsia="Times New Roman" w:hAnsi="Times New Roman" w:cs="Times New Roman"/>
-      <w:b/>
-      <w:bCs/>
-      <w:sz w:val="27"/>
-      <w:szCs w:val="27"/>
-    </w:rPr>
-  </w:style>
-  <w:style w:type="character" w:default="1" w:styleId="a0">
-    <w:name w:val="Default Paragraph Font"/>
-    <w:uiPriority w:val="1"/>
-    <w:semiHidden/>
-    <w:unhideWhenUsed/>
-  </w:style>
-  <w:style w:type="table" w:default="1" w:styleId="a1">
-    <w:name w:val="Normal Table"/>
-    <w:uiPriority w:val="99"/>
-    <w:semiHidden/>
-    <w:unhideWhenUsed/>
-    <w:tblPr>
-      <w:tblInd w:w="0" w:type="dxa"/>
-      <w:tblCellMar>
-        <w:top w:w="0" w:type="dxa"/>
-        <w:left w:w="108" w:type="dxa"/>
-        <w:bottom w:w="0" w:type="dxa"/>
-        <w:right w:w="108" w:type="dxa"/>
-      </w:tblCellMar>
-    </w:tblPr>
-  </w:style>
-  <w:style w:type="numbering" w:default="1" w:styleId="a2">
-    <w:name w:val="No List"/>
-    <w:uiPriority w:val="99"/>
-    <w:semiHidden/>
-    <w:unhideWhenUsed/>
-  </w:style>
-  <w:style w:type="character" w:customStyle="1" w:styleId="10">
-    <w:name w:val="Заголовок 1 Знак"/>
-    <w:basedOn w:val="a0"/>
-    <w:link w:val="1"/>
-    <w:uiPriority w:val="9"/>
-    <w:rsid w:val="00D97D1E"/>
-    <w:rPr>
-      <w:rFonts w:ascii="Times New Roman" w:eastAsia="Times New Roman" w:hAnsi="Times New Roman" w:cs="Times New Roman"/>
-      <w:b/>
-      <w:bCs/>
-      <w:kern w:val="36"/>
-      <w:sz w:val="48"/>
-      <w:szCs w:val="48"/>
-    </w:rPr>
-  </w:style>
-  <w:style w:type="character" w:customStyle="1" w:styleId="20">
-    <w:name w:val="Заголовок 2 Знак"/>
-    <w:basedOn w:val="a0"/>
-    <w:link w:val="2"/>
-    <w:uiPriority w:val="9"/>
-    <w:rsid w:val="00D97D1E"/>
-    <w:rPr>
-      <w:rFonts w:ascii="Times New Roman" w:eastAsia="Times New Roman" w:hAnsi="Times New Roman" w:cs="Times New Roman"/>
-      <w:b/>
-      <w:bCs/>
-      <w:sz w:val="36"/>
-      <w:szCs w:val="36"/>
-    </w:rPr>
-  </w:style>
-  <w:style w:type="character" w:customStyle="1" w:styleId="30">
-    <w:name w:val="Заголовок 3 Знак"/>
-    <w:basedOn w:val="a0"/>
-    <w:link w:val="3"/>
-    <w:uiPriority w:val="9"/>
-    <w:rsid w:val="00D97D1E"/>
-    <w:rPr>
-      <w:rFonts w:ascii="Times New Roman" w:eastAsia="Times New Roman" w:hAnsi="Times New Roman" w:cs="Times New Roman"/>
-      <w:b/>
-      <w:bCs/>
-      <w:sz w:val="27"/>
-      <w:szCs w:val="27"/>
-    </w:rPr>
-  </w:style>
-  <w:style w:type="character" w:styleId="a3">
-    <w:name w:val="Hyperlink"/>
-    <w:basedOn w:val="a0"/>
-    <w:uiPriority w:val="99"/>
-    <w:semiHidden/>
-    <w:unhideWhenUsed/>
-    <w:rsid w:val="00D97D1E"/>
-    <w:rPr>
-      <w:color w:val="0000FF"/>
-      <w:u w:val="single"/>
-    </w:rPr>
-  </w:style>
-  <w:style w:type="character" w:styleId="HTML">
-    <w:name w:val="HTML Code"/>
-    <w:basedOn w:val="a0"/>
-    <w:uiPriority w:val="99"/>
-    <w:semiHidden/>
-    <w:unhideWhenUsed/>
-    <w:rsid w:val="00D97D1E"/>
-    <w:rPr>
-      <w:rFonts w:ascii="Courier New" w:eastAsia="Times New Roman" w:hAnsi="Courier New" w:cs="Courier New"/>
-      <w:sz w:val="20"/>
-      <w:szCs w:val="20"/>
-    </w:rPr>
-  </w:style>
-  <w:style w:type="paragraph" w:styleId="a4">
-    <w:name w:val="Normal (Web)"/>
-    <w:basedOn w:val="a"/>
-    <w:uiPriority w:val="99"/>
-    <w:semiHidden/>
-    <w:unhideWhenUsed/>
-    <w:rsid w:val="00D97D1E"/>
-    <w:pPr>
-      <w:spacing w:before="100" w:beforeAutospacing="1" w:after="100" w:afterAutospacing="1" w:line="240" w:lineRule="auto"/>
-    </w:pPr>
-    <w:rPr>
-      <w:rFonts w:ascii="Times New Roman" w:eastAsia="Times New Roman" w:hAnsi="Times New Roman" w:cs="Times New Roman"/>
-      <w:sz w:val="24"/>
-      <w:szCs w:val="24"/>
-    </w:rPr>
-  </w:style>
-  <w:style w:type="character" w:styleId="a5">
-    <w:name w:val="Strong"/>
-    <w:basedOn w:val="a0"/>
-    <w:uiPriority w:val="22"/>
-    <w:qFormat/>
-    <w:rsid w:val="00D97D1E"/>
-    <w:rPr>
-      <w:b/>
-      <w:bCs/>
-    </w:rPr>
-  </w:style>
-  <w:style w:type="paragraph" w:styleId="a6">
-    <w:name w:val="List Paragraph"/>
-    <w:basedOn w:val="a"/>
-    <w:uiPriority w:val="34"/>
-    <w:qFormat/>
-    <w:rsid w:val="00C91102"/>
-    <w:pPr>
-      <w:ind w:left="720"/>
-      <w:contextualSpacing/>
-    </w:pPr>
-  </w:style>
-  <w:style w:type="table" w:styleId="a7">
-    <w:name w:val="Table Grid"/>
-    <w:basedOn w:val="a1"/>
-    <w:uiPriority w:val="39"/>
-    <w:rsid w:val="00437CBE"/>
-    <w:pPr>
-      <w:spacing w:after="0" w:line="240" w:lineRule="auto"/>
-    </w:pPr>
-    <w:tblPr>
-      <w:tblBorders>
-        <w:top w:val="single" w:sz="4" w:space="0" w:color="auto"/>
-        <w:left w:val="single" w:sz="4" w:space="0" w:color="auto"/>
-        <w:bottom w:val="single" w:sz="4" w:space="0" w:color="auto"/>
-        <w:right w:val="single" w:sz="4" w:space="0" w:color="auto"/>
-        <w:insideH w:val="single" w:sz="4" w:space="0" w:color="auto"/>
-        <w:insideV w:val="single" w:sz="4" w:space="0" w:color="auto"/>
-      </w:tblBorders>
-    </w:tblPr>
-  </w:style>
-  <w:style w:type="paragraph" w:styleId="a8">
-    <w:name w:val="Balloon Text"/>
-    <w:basedOn w:val="a"/>
-    <w:link w:val="a9"/>
-    <w:uiPriority w:val="99"/>
-    <w:semiHidden/>
-    <w:unhideWhenUsed/>
-    <w:rsid w:val="002F078B"/>
-    <w:pPr>
-      <w:spacing w:after="0" w:line="240" w:lineRule="auto"/>
-    </w:pPr>
-    <w:rPr>
-      <w:rFonts w:ascii="Tahoma" w:hAnsi="Tahoma" w:cs="Tahoma"/>
-      <w:sz w:val="16"/>
-      <w:szCs w:val="16"/>
-    </w:rPr>
-  </w:style>
-  <w:style w:type="character" w:customStyle="1" w:styleId="a9">
-    <w:name w:val="Текст выноски Знак"/>
-    <w:basedOn w:val="a0"/>
-    <w:link w:val="a8"/>
-    <w:uiPriority w:val="99"/>
-    <w:semiHidden/>
-    <w:rsid w:val="002F078B"/>
-    <w:rPr>
-      <w:rFonts w:ascii="Tahoma" w:hAnsi="Tahoma" w:cs="Tahoma"/>
-      <w:sz w:val="16"/>
-      <w:szCs w:val="16"/>
-    </w:rPr>
-  </w:style>
-  <w:style w:type="character" w:customStyle="1" w:styleId="ng-tns-c4265753410-42">
-    <w:name w:val="ng-tns-c4265753410-42"/>
-    <w:basedOn w:val="a0"/>
-    <w:rsid w:val="005071E5"/>
-  </w:style>
-  <w:style w:type="paragraph" w:styleId="HTML0">
-    <w:name w:val="HTML Preformatted"/>
-    <w:basedOn w:val="a"/>
-    <w:link w:val="HTML1"/>
-    <w:uiPriority w:val="99"/>
-    <w:semiHidden/>
-    <w:unhideWhenUsed/>
-    <w:rsid w:val="005071E5"/>
-    <w:pPr>
-      <w:tabs>
-        <w:tab w:val="left" w:pos="916"/>
-        <w:tab w:val="left" w:pos="1832"/>
-        <w:tab w:val="left" w:pos="2748"/>
-        <w:tab w:val="left" w:pos="3664"/>
-        <w:tab w:val="left" w:pos="4580"/>
-        <w:tab w:val="left" w:pos="5496"/>
-        <w:tab w:val="left" w:pos="6412"/>
-        <w:tab w:val="left" w:pos="7328"/>
-        <w:tab w:val="left" w:pos="8244"/>
-        <w:tab w:val="left" w:pos="9160"/>
-        <w:tab w:val="left" w:pos="10076"/>
-        <w:tab w:val="left" w:pos="10992"/>
-        <w:tab w:val="left" w:pos="11908"/>
-        <w:tab w:val="left" w:pos="12824"/>
-        <w:tab w:val="left" w:pos="13740"/>
-        <w:tab w:val="left" w:pos="14656"/>
-      </w:tabs>
-      <w:spacing w:after="0" w:line="240" w:lineRule="auto"/>
-    </w:pPr>
-    <w:rPr>
-      <w:rFonts w:ascii="Courier New" w:eastAsia="Times New Roman" w:hAnsi="Courier New" w:cs="Courier New"/>
-      <w:sz w:val="20"/>
-      <w:szCs w:val="20"/>
-    </w:rPr>
-  </w:style>
-  <w:style w:type="character" w:customStyle="1" w:styleId="HTML1">
-    <w:name w:val="Стандартный HTML Знак"/>
-    <w:basedOn w:val="a0"/>
-    <w:link w:val="HTML0"/>
-    <w:uiPriority w:val="99"/>
-    <w:semiHidden/>
-    <w:rsid w:val="005071E5"/>
-    <w:rPr>
-      <w:rFonts w:ascii="Courier New" w:eastAsia="Times New Roman" w:hAnsi="Courier New" w:cs="Courier New"/>
-      <w:sz w:val="20"/>
-      <w:szCs w:val="20"/>
-    </w:rPr>
-  </w:style>
-  <w:style w:type="character" w:customStyle="1" w:styleId="hljs-keyword">
-    <w:name w:val="hljs-keyword"/>
-    <w:basedOn w:val="a0"/>
-    <w:rsid w:val="005071E5"/>
-  </w:style>
-  <w:style w:type="character" w:customStyle="1" w:styleId="hljs-operator">
-    <w:name w:val="hljs-operator"/>
-    <w:basedOn w:val="a0"/>
-    <w:rsid w:val="005071E5"/>
-  </w:style>
-  <w:style w:type="character" w:customStyle="1" w:styleId="hljs-string">
-    <w:name w:val="hljs-string"/>
-    <w:basedOn w:val="a0"/>
-    <w:rsid w:val="005071E5"/>
-  </w:style>
-  <w:style w:type="character" w:customStyle="1" w:styleId="hljs-number">
-    <w:name w:val="hljs-number"/>
-    <w:basedOn w:val="a0"/>
-    <w:rsid w:val="005071E5"/>
-  </w:style>
-  <w:style w:type="character" w:customStyle="1" w:styleId="ng-tns-c4265753410-92">
-    <w:name w:val="ng-tns-c4265753410-92"/>
-    <w:basedOn w:val="a0"/>
-    <w:rsid w:val="00B81229"/>
-  </w:style>
-  <w:style w:type="character" w:customStyle="1" w:styleId="hljs-comment">
-    <w:name w:val="hljs-comment"/>
-    <w:basedOn w:val="a0"/>
+    <w:basedOn w:val="DefaultParagraphFont"/>
     <w:rsid w:val="00B81229"/>
   </w:style>
 </w:styles>
@@ -28656,7 +29569,7 @@
   <a:extraClrSchemeLst/>
   <a:extLst>
     <a:ext uri="{05A4C25C-085E-4340-85A3-A5531E510DB2}">
-      <thm15:themeFamily xmlns="" xmlns:thm15="http://schemas.microsoft.com/office/thememl/2012/main" name="Office Theme" id="{62F939B6-93AF-4DB8-9C6B-D6C7DFDC589F}" vid="{4A3C46E8-61CC-4603-A589-7422A47A8E4A}"/>
+      <thm15:themeFamily xmlns:thm15="http://schemas.microsoft.com/office/thememl/2012/main" name="Office Theme" id="{62F939B6-93AF-4DB8-9C6B-D6C7DFDC589F}" vid="{4A3C46E8-61CC-4603-A589-7422A47A8E4A}"/>
     </a:ext>
   </a:extLst>
 </a:theme>
